--- a/downloads/student/ai-1-week-32.docx
+++ b/downloads/student/ai-1-week-32.docx
@@ -1867,6 +1867,16 @@
     <w:p>
       <w:r>
         <w:t>One repaired paper case does not establish usability, correctness on every input or performance of a later software implementation.</w:t>
+      </w:r>
+    </w:p>
+    <w:p>
+      <w:r>
+        <w:t>Read the labelled picture: What should appear in the test log before and after the repair?</w:t>
+      </w:r>
+    </w:p>
+    <w:p>
+      <w:r>
+        <w:t>Change one thing: Insert “if capacity is below count, continue” before accepting a bin. Predict the result before checking the explanation. What remains the same?</w:t>
       </w:r>
     </w:p>
     <w:p>
@@ -3623,6 +3633,187 @@
     <w:p>
       <w:r>
         <w:t>Attempt the independent case before hints. Record whether you worked alone, used a hint or followed a model. After feedback, fix the first unsupported step and explain why it changed. A later check uses a changed case, not a copied answer.</w:t>
+      </w:r>
+    </w:p>
+    <w:p>
+      <w:pPr>
+        <w:pStyle w:val="Heading1"/>
+      </w:pPr>
+      <w:r>
+        <w:t>15. Your lesson route</w:t>
+      </w:r>
+    </w:p>
+    <w:p>
+      <w:r>
+        <w:t>Start with this question: A fictional team turns a storage-bin specification into movable instruction cards.</w:t>
+      </w:r>
+    </w:p>
+    <w:tbl>
+      <w:tblPr>
+        <w:tblStyle w:val="LightShading-Accent1"/>
+        <w:tblW w:type="auto" w:w="0"/>
+        <w:tblLook w:firstColumn="1" w:firstRow="1" w:lastColumn="0" w:lastRow="0" w:noHBand="0" w:noVBand="1" w:val="04A0"/>
+      </w:tblPr>
+      <w:tblGrid>
+        <w:gridCol w:w="5112"/>
+        <w:gridCol w:w="5112"/>
+      </w:tblGrid>
+      <w:tr>
+        <w:trPr>
+          <w:tblHeader/>
+        </w:trPr>
+        <w:tc>
+          <w:tcPr>
+            <w:tcW w:type="dxa" w:w="5112"/>
+          </w:tcPr>
+          <w:p>
+            <w:r>
+              <w:t>By the end, I can</w:t>
+            </w:r>
+          </w:p>
+        </w:tc>
+        <w:tc>
+          <w:tcPr>
+            <w:tcW w:type="dxa" w:w="5112"/>
+          </w:tcPr>
+          <w:p>
+            <w:r>
+              <w:t>How I will show it</w:t>
+            </w:r>
+          </w:p>
+        </w:tc>
+      </w:tr>
+      <w:tr>
+        <w:tc>
+          <w:tcPr>
+            <w:tcW w:type="dxa" w:w="5112"/>
+          </w:tcPr>
+          <w:p>
+            <w:r>
+              <w:t>Build a runnable paper prototype with explicit instructions and visible state</w:t>
+            </w:r>
+          </w:p>
+        </w:tc>
+        <w:tc>
+          <w:tcPr>
+            <w:tcW w:type="dxa" w:w="5112"/>
+          </w:tcPr>
+          <w:p>
+            <w:r>
+              <w:t>Explain the deciding step, show a trace or test, and state one limit.</w:t>
+            </w:r>
+          </w:p>
+        </w:tc>
+      </w:tr>
+      <w:tr>
+        <w:tc>
+          <w:tcPr>
+            <w:tcW w:type="dxa" w:w="5112"/>
+          </w:tcPr>
+          <w:p>
+            <w:r>
+              <w:t>Record what actually happens without silently repairing the instructions</w:t>
+            </w:r>
+          </w:p>
+        </w:tc>
+        <w:tc>
+          <w:tcPr>
+            <w:tcW w:type="dxa" w:w="5112"/>
+          </w:tcPr>
+          <w:p>
+            <w:r>
+              <w:t>Explain the deciding step, show a trace or test, and state one limit.</w:t>
+            </w:r>
+          </w:p>
+        </w:tc>
+      </w:tr>
+      <w:tr>
+        <w:tc>
+          <w:tcPr>
+            <w:tcW w:type="dxa" w:w="5112"/>
+          </w:tcPr>
+          <w:p>
+            <w:r>
+              <w:t>Use a trace to distinguish an instruction defect from an execution mistake</w:t>
+            </w:r>
+          </w:p>
+        </w:tc>
+        <w:tc>
+          <w:tcPr>
+            <w:tcW w:type="dxa" w:w="5112"/>
+          </w:tcPr>
+          <w:p>
+            <w:r>
+              <w:t>Explain the deciding step, show a trace or test, and state one limit.</w:t>
+            </w:r>
+          </w:p>
+        </w:tc>
+      </w:tr>
+    </w:tbl>
+    <w:p>
+      <w:r>
+        <w:t>Remember → watch and explain → try with help → investigate → try independently → keep project evidence. Your teacher may spread this lesson across several classes.</w:t>
+      </w:r>
+    </w:p>
+    <w:p>
+      <w:r>
+        <w:t>Keep your first prediction. Compare it with what the evidence shows and explain any change.</w:t>
+      </w:r>
+    </w:p>
+    <w:p>
+      <w:pPr>
+        <w:pStyle w:val="Heading1"/>
+      </w:pPr>
+      <w:r>
+        <w:t>16. Finish and return</w:t>
+      </w:r>
+    </w:p>
+    <w:p>
+      <w:r>
+        <w:t>Close your notes. Explain this goal in your own words: Build a runnable paper prototype with explicit instructions and visible state</w:t>
+      </w:r>
+    </w:p>
+    <w:p>
+      <w:pPr>
+        <w:pStyle w:val="Heading3"/>
+      </w:pPr>
+      <w:r>
+        <w:t>My deciding step, evidence and one remaining question</w:t>
+      </w:r>
+    </w:p>
+    <w:p>
+      <w:r>
+        <w:t>________________________________________________________________</w:t>
+      </w:r>
+    </w:p>
+    <w:p>
+      <w:r>
+        <w:t>________________________________________________________________</w:t>
+      </w:r>
+    </w:p>
+    <w:p>
+      <w:r>
+        <w:t>________________________________________________________________</w:t>
+      </w:r>
+    </w:p>
+    <w:p>
+      <w:r>
+        <w:t>________________________________________________________________</w:t>
+      </w:r>
+    </w:p>
+    <w:p>
+      <w:r>
+        <w:t>________________________________________________________________</w:t>
+      </w:r>
+    </w:p>
+    <w:p>
+      <w:r>
+        <w:t>If you are unsure, return to the worked picture and explain one arrow. If you are ready, change an input or assumption and justify your prediction.</w:t>
+      </w:r>
+    </w:p>
+    <w:p>
+      <w:r>
+        <w:t>Save your workbook evidence. At the next review, try a different case before opening your old answer.</w:t>
       </w:r>
     </w:p>
     <w:sectPr>

--- a/downloads/student/ai-1-week-32.docx
+++ b/downloads/student/ai-1-week-32.docx
@@ -3814,6 +3814,207 @@
     <w:p>
       <w:r>
         <w:t>Save your workbook evidence. At the next review, try a different case before opening your old answer.</w:t>
+      </w:r>
+    </w:p>
+    <w:p>
+      <w:pPr>
+        <w:pStyle w:val="Heading1"/>
+      </w:pPr>
+      <w:r>
+        <w:t>17. Supported practice, repair and portfolio</w:t>
+      </w:r>
+    </w:p>
+    <w:p>
+      <w:r>
+        <w:t>Use this supported practice once, in the browser or on paper. Keep the reserved independent assessment for a separate first attempt before teacher feedback.</w:t>
+      </w:r>
+    </w:p>
+    <w:p>
+      <w:r>
+        <w:t>A fictional team turns a storage-bin specification into movable instruction cards.</w:t>
+      </w:r>
+    </w:p>
+    <w:p>
+      <w:pPr>
+        <w:pStyle w:val="Heading3"/>
+      </w:pPr>
+      <w:r>
+        <w:t>Practice 1: explain the deciding evidence</w:t>
+      </w:r>
+    </w:p>
+    <w:p>
+      <w:r>
+        <w:t>Which labelled step matches this detail? Expected Y, actual X: locate the missing check.</w:t>
+      </w:r>
+    </w:p>
+    <w:p>
+      <w:r>
+        <w:t>1. Actual trace</w:t>
+      </w:r>
+    </w:p>
+    <w:p>
+      <w:r>
+        <w:t>2. Record mismatch</w:t>
+      </w:r>
+    </w:p>
+    <w:p>
+      <w:r>
+        <w:t>3. Operate literally</w:t>
+      </w:r>
+    </w:p>
+    <w:p>
+      <w:r>
+        <w:t>4. Expected result</w:t>
+      </w:r>
+    </w:p>
+    <w:p>
+      <w:pPr>
+        <w:pStyle w:val="Heading3"/>
+      </w:pPr>
+      <w:r>
+        <w:t>My selected conclusion, deciding fact and explanation</w:t>
+      </w:r>
+    </w:p>
+    <w:p>
+      <w:r>
+        <w:t>________________________________________________________________</w:t>
+      </w:r>
+    </w:p>
+    <w:p>
+      <w:r>
+        <w:t>________________________________________________________________</w:t>
+      </w:r>
+    </w:p>
+    <w:p>
+      <w:r>
+        <w:t>________________________________________________________________</w:t>
+      </w:r>
+    </w:p>
+    <w:p>
+      <w:r>
+        <w:t>________________________________________________________________</w:t>
+      </w:r>
+    </w:p>
+    <w:p>
+      <w:r>
+        <w:t>________________________________________________________________</w:t>
+      </w:r>
+    </w:p>
+    <w:p>
+      <w:r>
+        <w:t>Hint if needed: Read the steps in the pictorial case. Match the supplied detail to the stage that performs or records it.</w:t>
+      </w:r>
+    </w:p>
+    <w:p>
+      <w:r>
+        <w:t>After your attempt, compare with the supported explanation: Record mismatch Expected Y, actual X: locate the missing check. A paper prototype is executable when another person can follow its instructions without guessing your intention. Record the actual wrong result separately from the expected one. Discovering a missing comparison is useful evidence for repair; pretending the operator followed the intended rule would hide the defect.</w:t>
+      </w:r>
+    </w:p>
+    <w:p>
+      <w:pPr>
+        <w:pStyle w:val="Heading3"/>
+      </w:pPr>
+      <w:r>
+        <w:t>Practice 2: explain the deciding evidence</w:t>
+      </w:r>
+    </w:p>
+    <w:p>
+      <w:r>
+        <w:t>Changed-case practice: Insert “if capacity is below count, continue” before accepting a bin. Which conclusion is supported by the supplied facts?</w:t>
+      </w:r>
+    </w:p>
+    <w:p>
+      <w:r>
+        <w:t>1. This one example guarantees correct results for every future input.</w:t>
+      </w:r>
+    </w:p>
+    <w:p>
+      <w:r>
+        <w:t>2. The revised trace rejects X and accepts Y for 4.</w:t>
+      </w:r>
+    </w:p>
+    <w:p>
+      <w:r>
+        <w:t>3. We can decide the result without examining the changed input or the procedure.</w:t>
+      </w:r>
+    </w:p>
+    <w:p>
+      <w:pPr>
+        <w:pStyle w:val="Heading3"/>
+      </w:pPr>
+      <w:r>
+        <w:t>My selected conclusion, deciding fact and explanation</w:t>
+      </w:r>
+    </w:p>
+    <w:p>
+      <w:r>
+        <w:t>________________________________________________________________</w:t>
+      </w:r>
+    </w:p>
+    <w:p>
+      <w:r>
+        <w:t>________________________________________________________________</w:t>
+      </w:r>
+    </w:p>
+    <w:p>
+      <w:r>
+        <w:t>________________________________________________________________</w:t>
+      </w:r>
+    </w:p>
+    <w:p>
+      <w:r>
+        <w:t>________________________________________________________________</w:t>
+      </w:r>
+    </w:p>
+    <w:p>
+      <w:r>
+        <w:t>________________________________________________________________</w:t>
+      </w:r>
+    </w:p>
+    <w:p>
+      <w:r>
+        <w:t>Hint if needed: Use the changed condition and the deciding step in the pictorial trace. The answer must say what follows from those facts.</w:t>
+      </w:r>
+    </w:p>
+    <w:p>
+      <w:r>
+        <w:t>After your attempt, compare with the supported explanation: The revised trace rejects X and accepts Y for 4. 3&lt;4 is true; 7&lt;4 is false, so Y fits.</w:t>
+      </w:r>
+    </w:p>
+    <w:p>
+      <w:pPr>
+        <w:pStyle w:val="Heading3"/>
+      </w:pPr>
+      <w:r>
+        <w:t>Repair a missing building block</w:t>
+      </w:r>
+    </w:p>
+    <w:p>
+      <w:r>
+        <w:t>Review Design the Decision Process (ai-1/31). Goal: Design a decision process that covers valid, invalid and no-match requests. Short practice: Where does the first original rejection occur, and why is K3 not originally selected?. Return to this week and explain what you changed.</w:t>
+      </w:r>
+    </w:p>
+    <w:p>
+      <w:r>
+        <w:t>Review Find a Real Problem (ai-1/29). Goal: Describe a specific user difficulty using supplied evidence without inventing its cause. Short practice: Write a one-sentence project goal and say what evidence would count as a failure.. Return to this week and explain what you changed.</w:t>
+      </w:r>
+    </w:p>
+    <w:p>
+      <w:r>
+        <w:t>Review Prompts Are Design Instructions (ai-1/26). Goal: Write a prompt with a clear task, supplied evidence and checkable output requirements. Short practice: What must happen if B instead conflicts with another equally authoritative duration record?. Return to this week and explain what you changed.</w:t>
+      </w:r>
+    </w:p>
+    <w:p>
+      <w:pPr>
+        <w:pStyle w:val="Heading3"/>
+      </w:pPr>
+      <w:r>
+        <w:t>Keep your completed work</w:t>
+      </w:r>
+    </w:p>
+    <w:p>
+      <w:r>
+        <w:t>Use Download completed work in the hosted lesson to export your answers, reflections, practice feedback and code-run evidence. Open the HTML copy to read or print it. Drafts stay in this browser when storage is available; clear drafts on a shared device.</w:t>
       </w:r>
     </w:p>
     <w:sectPr>

--- a/downloads/student/ai-1-week-32.docx
+++ b/downloads/student/ai-1-week-32.docx
@@ -42,6 +42,11 @@
       </w:r>
     </w:p>
     <w:p>
+      <w:r>
+        <w:t>Start with the target: Build a runnable paper prototype with explicit instructions and visible state. Try the recall before opening notes.</w:t>
+      </w:r>
+    </w:p>
+    <w:p>
       <w:pPr>
         <w:pStyle w:val="Heading3"/>
       </w:pPr>
@@ -50,18 +55,96 @@
       </w:r>
     </w:p>
     <w:p>
-      <w:r>
-        <w:t>I can build a runnable paper prototype with explicit instructions and visible state.</w:t>
-      </w:r>
-    </w:p>
-    <w:p>
-      <w:r>
-        <w:t>I can record what actually happens without silently repairing the instructions.</w:t>
-      </w:r>
-    </w:p>
-    <w:p>
-      <w:r>
-        <w:t>I can use a trace to distinguish an instruction defect from an execution mistake.</w:t>
+      <w:pPr>
+        <w:spacing w:line="336" w:lineRule="auto" w:after="180"/>
+      </w:pPr>
+      <w:r>
+        <w:rPr>
+          <w:b w:val="0"/>
+        </w:rPr>
+        <w:t xml:space="preserve">I can build a runnable paper </w:t>
+      </w:r>
+      <w:r>
+        <w:rPr>
+          <w:b/>
+        </w:rPr>
+        <w:t>prototype</w:t>
+      </w:r>
+      <w:r>
+        <w:rPr>
+          <w:b w:val="0"/>
+        </w:rPr>
+        <w:t xml:space="preserve"> with explicit </w:t>
+      </w:r>
+      <w:r>
+        <w:rPr>
+          <w:b/>
+        </w:rPr>
+        <w:t>instruction</w:t>
+      </w:r>
+      <w:r>
+        <w:rPr>
+          <w:b w:val="0"/>
+        </w:rPr>
+        <w:t>s and visible state.</w:t>
+      </w:r>
+    </w:p>
+    <w:p>
+      <w:pPr>
+        <w:spacing w:line="336" w:lineRule="auto" w:after="180"/>
+      </w:pPr>
+      <w:r>
+        <w:rPr>
+          <w:b w:val="0"/>
+        </w:rPr>
+        <w:t xml:space="preserve">I can record what actually happens without silently repairing the </w:t>
+      </w:r>
+      <w:r>
+        <w:rPr>
+          <w:b/>
+        </w:rPr>
+        <w:t>instruction</w:t>
+      </w:r>
+      <w:r>
+        <w:rPr>
+          <w:b w:val="0"/>
+        </w:rPr>
+        <w:t>s.</w:t>
+      </w:r>
+    </w:p>
+    <w:p>
+      <w:pPr>
+        <w:spacing w:line="336" w:lineRule="auto" w:after="180"/>
+      </w:pPr>
+      <w:r>
+        <w:rPr>
+          <w:b w:val="0"/>
+        </w:rPr>
+        <w:t xml:space="preserve">I can use a </w:t>
+      </w:r>
+      <w:r>
+        <w:rPr>
+          <w:b/>
+        </w:rPr>
+        <w:t>trace</w:t>
+      </w:r>
+      <w:r>
+        <w:rPr>
+          <w:b w:val="0"/>
+        </w:rPr>
+        <w:t xml:space="preserve"> to distinguish an </w:t>
+      </w:r>
+      <w:r>
+        <w:rPr>
+          <w:b/>
+        </w:rPr>
+        <w:t>instruction</w:t>
+      </w:r>
+      <w:r>
+        <w:rPr>
+          <w:b w:val="0"/>
+        </w:rPr>
+        <w:t xml:space="preserve"> defect from an execution mistake.</w:t>
       </w:r>
     </w:p>
     <w:p>
@@ -73,33 +156,117 @@
       </w:r>
     </w:p>
     <w:p>
-      <w:r>
+      <w:pPr>
+        <w:spacing w:line="336" w:lineRule="auto" w:after="180"/>
+      </w:pPr>
+      <w:r>
+        <w:rPr>
+          <w:b w:val="0"/>
+        </w:rPr>
         <w:t>Close your notes first. A rough first answer helps us choose the right starting point; it is not a score for your ability.</w:t>
       </w:r>
     </w:p>
     <w:p>
-      <w:r>
-        <w:t>Without opening the old lesson, explain one key idea from Design the Decision Process. Give an example and a mistake that the idea helps you avoid.</w:t>
-      </w:r>
-    </w:p>
-    <w:p>
-      <w:r>
+      <w:pPr>
+        <w:spacing w:line="336" w:lineRule="auto" w:after="180"/>
+      </w:pPr>
+      <w:r>
+        <w:rPr>
+          <w:b w:val="0"/>
+        </w:rPr>
+        <w:t xml:space="preserve">Without opening the old lesson, explain one key idea from Design the Decision </w:t>
+      </w:r>
+      <w:r>
+        <w:rPr>
+          <w:b/>
+        </w:rPr>
+        <w:t>Process</w:t>
+      </w:r>
+      <w:r>
+        <w:rPr>
+          <w:b w:val="0"/>
+        </w:rPr>
+        <w:t>. Give an example and a mistake that the idea helps you avoid.</w:t>
+      </w:r>
+    </w:p>
+    <w:p>
+      <w:pPr>
+        <w:spacing w:line="336" w:lineRule="auto" w:after="180"/>
+      </w:pPr>
+      <w:r>
+        <w:rPr>
+          <w:b w:val="0"/>
+        </w:rPr>
         <w:t>Without opening the old lesson, explain one key idea from Find a Real Problem. Give an example and a mistake that the idea helps you avoid.</w:t>
       </w:r>
     </w:p>
     <w:p>
-      <w:r>
-        <w:t>Without opening the old lesson, explain one key idea from Prompts Are Design Instructions. Give an example and a mistake that the idea helps you avoid.</w:t>
-      </w:r>
-    </w:p>
-    <w:p>
-      <w:r>
-        <w:t>After trying, check the relevant lesson or ask your teacher. Change the part of your explanation that the evidence shows was wrong.</w:t>
-      </w:r>
-    </w:p>
-    <w:p>
-      <w:r>
-        <w:t>A prototype tests the idea before polish or technology.</w:t>
+      <w:pPr>
+        <w:spacing w:line="336" w:lineRule="auto" w:after="180"/>
+      </w:pPr>
+      <w:r>
+        <w:rPr>
+          <w:b w:val="0"/>
+        </w:rPr>
+        <w:t xml:space="preserve">Without opening the old lesson, explain one key idea from Prompts Are Design </w:t>
+      </w:r>
+      <w:r>
+        <w:rPr>
+          <w:b/>
+        </w:rPr>
+        <w:t>Instruction</w:t>
+      </w:r>
+      <w:r>
+        <w:rPr>
+          <w:b w:val="0"/>
+        </w:rPr>
+        <w:t>s. Give an example and a mistake that the idea helps you avoid.</w:t>
+      </w:r>
+    </w:p>
+    <w:p>
+      <w:pPr>
+        <w:spacing w:line="336" w:lineRule="auto" w:after="180"/>
+      </w:pPr>
+      <w:r>
+        <w:rPr>
+          <w:b w:val="0"/>
+        </w:rPr>
+        <w:t xml:space="preserve">After trying, check the relevant lesson or ask your teacher. Change the part of your explanation that the </w:t>
+      </w:r>
+      <w:r>
+        <w:rPr>
+          <w:b/>
+        </w:rPr>
+        <w:t>evidence</w:t>
+      </w:r>
+      <w:r>
+        <w:rPr>
+          <w:b w:val="0"/>
+        </w:rPr>
+        <w:t xml:space="preserve"> shows was wrong.</w:t>
+      </w:r>
+    </w:p>
+    <w:p>
+      <w:pPr>
+        <w:spacing w:line="336" w:lineRule="auto" w:after="180"/>
+      </w:pPr>
+      <w:r>
+        <w:rPr>
+          <w:b w:val="0"/>
+        </w:rPr>
+        <w:t xml:space="preserve">A </w:t>
+      </w:r>
+      <w:r>
+        <w:rPr>
+          <w:b/>
+        </w:rPr>
+        <w:t>prototype</w:t>
+      </w:r>
+      <w:r>
+        <w:rPr>
+          <w:b w:val="0"/>
+        </w:rPr>
+        <w:t xml:space="preserve"> tests the idea before polish or technology.</w:t>
       </w:r>
     </w:p>
     <w:p>
@@ -139,12 +306,81 @@
       </w:r>
     </w:p>
     <w:p>
-      <w:r>
-        <w:t>LEARNING TARGET  Assign three people as input reader, rule follower and output recorder. Run the repaired sorter on paper, metal and an unreadable description. Record expected and observed outcomes. What does this prototype demonstrate?</w:t>
-      </w:r>
-    </w:p>
-    <w:p>
-      <w:r>
+      <w:pPr>
+        <w:pStyle w:val="Heading3"/>
+      </w:pPr>
+      <w:r>
+        <w:t>Your target</w:t>
+      </w:r>
+    </w:p>
+    <w:p>
+      <w:pPr>
+        <w:spacing w:line="336" w:lineRule="auto" w:after="180"/>
+        <w:shd w:fill="EDF7F3"/>
+      </w:pPr>
+      <w:r>
+        <w:rPr>
+          <w:b w:val="0"/>
+        </w:rPr>
+        <w:t xml:space="preserve">LEARNING TARGET  Assign three people as </w:t>
+      </w:r>
+      <w:r>
+        <w:rPr>
+          <w:b/>
+        </w:rPr>
+        <w:t>input</w:t>
+      </w:r>
+      <w:r>
+        <w:rPr>
+          <w:b w:val="0"/>
+        </w:rPr>
+        <w:t xml:space="preserve"> reader, rule follower and </w:t>
+      </w:r>
+      <w:r>
+        <w:rPr>
+          <w:b/>
+        </w:rPr>
+        <w:t>output</w:t>
+      </w:r>
+      <w:r>
+        <w:rPr>
+          <w:b w:val="0"/>
+        </w:rPr>
+        <w:t xml:space="preserve"> recorder. Run the repaired sorter on paper, metal and an unreadable description. Record expected and observed outcomes.</w:t>
+      </w:r>
+    </w:p>
+    <w:p>
+      <w:pPr>
+        <w:spacing w:line="336" w:lineRule="auto" w:after="180"/>
+        <w:shd w:fill="EDF7F3"/>
+      </w:pPr>
+      <w:r>
+        <w:rPr>
+          <w:b w:val="0"/>
+        </w:rPr>
+        <w:t xml:space="preserve">What does this </w:t>
+      </w:r>
+      <w:r>
+        <w:rPr>
+          <w:b/>
+        </w:rPr>
+        <w:t>prototype</w:t>
+      </w:r>
+      <w:r>
+        <w:rPr>
+          <w:b w:val="0"/>
+        </w:rPr>
+        <w:t xml:space="preserve"> demonstrate?</w:t>
+      </w:r>
+    </w:p>
+    <w:p>
+      <w:pPr>
+        <w:spacing w:line="336" w:lineRule="auto" w:after="180"/>
+      </w:pPr>
+      <w:r>
+        <w:rPr>
+          <w:b w:val="0"/>
+        </w:rPr>
         <w:t>Learner name:</w:t>
       </w:r>
     </w:p>
@@ -157,7 +393,14 @@
       </w:r>
     </w:p>
     <w:p>
-      <w:r>
+      <w:pPr>
+        <w:spacing w:line="336" w:lineRule="auto" w:after="180"/>
+        <w:shd w:fill="F5F1FB"/>
+      </w:pPr>
+      <w:r>
+        <w:rPr>
+          <w:b w:val="0"/>
+        </w:rPr>
         <w:t>When one candidate fails, what must happen next, and when is no match justified?</w:t>
       </w:r>
     </w:p>
@@ -170,8 +413,38 @@
       </w:r>
     </w:p>
     <w:p>
-      <w:r>
-        <w:t>By the end, I can build and operate a paper prototype while recording actual traces.</w:t>
+      <w:pPr>
+        <w:spacing w:line="336" w:lineRule="auto" w:after="180"/>
+      </w:pPr>
+      <w:r>
+        <w:rPr>
+          <w:b w:val="0"/>
+        </w:rPr>
+        <w:t xml:space="preserve">By the end, I can build and operate a paper </w:t>
+      </w:r>
+      <w:r>
+        <w:rPr>
+          <w:b/>
+        </w:rPr>
+        <w:t>prototype</w:t>
+      </w:r>
+      <w:r>
+        <w:rPr>
+          <w:b w:val="0"/>
+        </w:rPr>
+        <w:t xml:space="preserve"> while recording actual </w:t>
+      </w:r>
+      <w:r>
+        <w:rPr>
+          <w:b/>
+        </w:rPr>
+        <w:t>trace</w:t>
+      </w:r>
+      <w:r>
+        <w:rPr>
+          <w:b w:val="0"/>
+        </w:rPr>
+        <w:t>s.</w:t>
       </w:r>
     </w:p>
     <w:p>
@@ -184,6 +457,17 @@
     </w:p>
     <w:p>
       <w:r>
+        <w:t>Investigate the supplied Build a Paper Prototype case. Separate observations, given facts and assumptions before choosing an explanation.</w:t>
+      </w:r>
+    </w:p>
+    <w:p>
+      <w:pPr>
+        <w:spacing w:line="336" w:lineRule="auto" w:after="180"/>
+      </w:pPr>
+      <w:r>
+        <w:rPr>
+          <w:b/>
+        </w:rPr>
         <w:t>PICTURE STORY</w:t>
       </w:r>
     </w:p>
@@ -196,8 +480,26 @@
       </w:r>
     </w:p>
     <w:p>
-      <w:r>
-        <w:t>Pictures give clues; evidence tells us what the clues mean.</w:t>
+      <w:pPr>
+        <w:spacing w:line="336" w:lineRule="auto" w:after="180"/>
+      </w:pPr>
+      <w:r>
+        <w:rPr>
+          <w:b w:val="0"/>
+        </w:rPr>
+        <w:t xml:space="preserve">Pictures give clues; </w:t>
+      </w:r>
+      <w:r>
+        <w:rPr>
+          <w:b/>
+        </w:rPr>
+        <w:t>evidence</w:t>
+      </w:r>
+      <w:r>
+        <w:rPr>
+          <w:b w:val="0"/>
+        </w:rPr>
+        <w:t xml:space="preserve"> tells us what the clues mean.</w:t>
       </w:r>
     </w:p>
     <w:p>
@@ -237,46 +539,158 @@
       </w:r>
     </w:p>
     <w:p>
-      <w:r>
-        <w:t>MYSTERY  One student presents an item card while another follows the written sorter process exactly and returns the documented output.</w:t>
-      </w:r>
-    </w:p>
-    <w:p>
       <w:pPr>
         <w:pStyle w:val="Heading3"/>
       </w:pPr>
       <w:r>
+        <w:t>Start with this puzzle</w:t>
+      </w:r>
+    </w:p>
+    <w:p>
+      <w:pPr>
+        <w:spacing w:line="336" w:lineRule="auto" w:after="180"/>
+        <w:shd w:fill="F1F6FC"/>
+      </w:pPr>
+      <w:r>
+        <w:rPr>
+          <w:b w:val="0"/>
+        </w:rPr>
+        <w:t xml:space="preserve">MYSTERY  One student presents an item card while another follows the written sorter </w:t>
+      </w:r>
+      <w:r>
+        <w:rPr>
+          <w:b/>
+        </w:rPr>
+        <w:t>process</w:t>
+      </w:r>
+      <w:r>
+        <w:rPr>
+          <w:b w:val="0"/>
+        </w:rPr>
+        <w:t xml:space="preserve"> exactly and returns the documented </w:t>
+      </w:r>
+      <w:r>
+        <w:rPr>
+          <w:b/>
+        </w:rPr>
+        <w:t>output</w:t>
+      </w:r>
+      <w:r>
+        <w:rPr>
+          <w:b w:val="0"/>
+        </w:rPr>
+        <w:t>.</w:t>
+      </w:r>
+    </w:p>
+    <w:p>
+      <w:pPr>
+        <w:pStyle w:val="Heading3"/>
+      </w:pPr>
+      <w:r>
         <w:t>What do you notice?</w:t>
       </w:r>
     </w:p>
     <w:p>
-      <w:r>
+      <w:pPr>
+        <w:spacing w:line="336" w:lineRule="auto" w:after="180"/>
+      </w:pPr>
+      <w:r>
+        <w:rPr>
+          <w:b w:val="0"/>
+        </w:rPr>
         <w:t>Name three visible details without explaining them yet.</w:t>
       </w:r>
     </w:p>
     <w:p>
-      <w:r>
+      <w:pPr>
+        <w:spacing w:line="336" w:lineRule="auto" w:after="180"/>
+      </w:pPr>
+      <w:r>
+        <w:rPr>
+          <w:b w:val="0"/>
+        </w:rPr>
         <w:t>Circle the detail most connected to the system's decision.</w:t>
       </w:r>
     </w:p>
     <w:p>
-      <w:r>
+      <w:pPr>
+        <w:spacing w:line="336" w:lineRule="auto" w:after="180"/>
+      </w:pPr>
+      <w:r>
+        <w:rPr>
+          <w:b w:val="0"/>
+        </w:rPr>
         <w:t>Name one detail that may be decoration or distraction.</w:t>
       </w:r>
     </w:p>
     <w:p>
-      <w:r>
-        <w:t>Make a first prediction and state the clue that supports it.</w:t>
-      </w:r>
-    </w:p>
-    <w:p>
-      <w:r>
-        <w:t>My observations, prediction, and evidence:</w:t>
-      </w:r>
-    </w:p>
-    <w:p>
-      <w:r>
-        <w:t>GOOD THINKING  A prediction can change when stronger evidence appears.</w:t>
+      <w:pPr>
+        <w:spacing w:line="336" w:lineRule="auto" w:after="180"/>
+      </w:pPr>
+      <w:r>
+        <w:rPr>
+          <w:b w:val="0"/>
+        </w:rPr>
+        <w:t xml:space="preserve">Make a first </w:t>
+      </w:r>
+      <w:r>
+        <w:rPr>
+          <w:b/>
+        </w:rPr>
+        <w:t>prediction</w:t>
+      </w:r>
+      <w:r>
+        <w:rPr>
+          <w:b w:val="0"/>
+        </w:rPr>
+        <w:t xml:space="preserve"> and state the clue that supports it.</w:t>
+      </w:r>
+    </w:p>
+    <w:p>
+      <w:pPr>
+        <w:spacing w:line="336" w:lineRule="auto" w:after="180"/>
+      </w:pPr>
+      <w:r>
+        <w:rPr>
+          <w:b w:val="0"/>
+        </w:rPr>
+        <w:t xml:space="preserve">My </w:t>
+      </w:r>
+      <w:r>
+        <w:rPr>
+          <w:b/>
+        </w:rPr>
+        <w:t>observation</w:t>
+      </w:r>
+      <w:r>
+        <w:rPr>
+          <w:b w:val="0"/>
+        </w:rPr>
+        <w:t xml:space="preserve">s, </w:t>
+      </w:r>
+      <w:r>
+        <w:rPr>
+          <w:b/>
+        </w:rPr>
+        <w:t>prediction</w:t>
+      </w:r>
+      <w:r>
+        <w:rPr>
+          <w:b w:val="0"/>
+        </w:rPr>
+        <w:t xml:space="preserve">, and </w:t>
+      </w:r>
+      <w:r>
+        <w:rPr>
+          <w:b/>
+        </w:rPr>
+        <w:t>evidence</w:t>
+      </w:r>
+      <w:r>
+        <w:rPr>
+          <w:b w:val="0"/>
+        </w:rPr>
+        <w:t>:</w:t>
       </w:r>
     </w:p>
     <w:p>
@@ -284,22 +698,224 @@
         <w:pStyle w:val="Heading3"/>
       </w:pPr>
       <w:r>
+        <w:t>Thinking habit</w:t>
+      </w:r>
+    </w:p>
+    <w:p>
+      <w:pPr>
+        <w:spacing w:line="336" w:lineRule="auto" w:after="180"/>
+        <w:shd w:fill="EDF7F3"/>
+      </w:pPr>
+      <w:r>
+        <w:rPr>
+          <w:b w:val="0"/>
+        </w:rPr>
+        <w:t xml:space="preserve">GOOD THINKING  A </w:t>
+      </w:r>
+      <w:r>
+        <w:rPr>
+          <w:b/>
+        </w:rPr>
+        <w:t>prediction</w:t>
+      </w:r>
+      <w:r>
+        <w:rPr>
+          <w:b w:val="0"/>
+        </w:rPr>
+        <w:t xml:space="preserve"> can change when stronger </w:t>
+      </w:r>
+      <w:r>
+        <w:rPr>
+          <w:b/>
+        </w:rPr>
+        <w:t>evidence</w:t>
+      </w:r>
+      <w:r>
+        <w:rPr>
+          <w:b w:val="0"/>
+        </w:rPr>
+        <w:t xml:space="preserve"> appears.</w:t>
+      </w:r>
+    </w:p>
+    <w:p>
+      <w:pPr>
+        <w:pStyle w:val="Heading3"/>
+      </w:pPr>
+      <w:r>
         <w:t>A closer explanation</w:t>
       </w:r>
     </w:p>
     <w:p>
-      <w:r>
-        <w:t>This week you will turn the decision process into a paper prototype. One partner operates the instructions and another records the steps. A working prototype needs more than a polished drawing: someone else must be able to follow it without asking its author to supply missing rules. Keep the version you ran so the trace can be checked against it.</w:t>
-      </w:r>
-    </w:p>
-    <w:p>
-      <w:r>
-        <w:t>Copy this catalogue in order onto four cards: B1 Bookmark drawing, 10 minutes, quiet Yes; B2 Story circle, 8 minutes, quiet No; B3 Pattern puzzle, 12 minutes, quiet Yes; B4 Tower challenge, 15 minutes, quiet No. These are fictional paper-model values with materials assumed available. Label the catalogue B version 1.</w:t>
-      </w:r>
-    </w:p>
-    <w:p>
-      <w:r>
-        <w:t>Keep the Week 30 contract: input is a whole number of available minutes from 0 to 30, and Quiet required Yes or No. An activity fits when its time is no more than the available minutes AND either quiet is not required or the activity is quiet. No means either kind is allowed. Suggest the first fit with a reason; otherwise report no match. Missing or invalid input needs clarification. Suggestions do not book materials or publish anything.</w:t>
+      <w:pPr>
+        <w:spacing w:line="336" w:lineRule="auto" w:after="180"/>
+      </w:pPr>
+      <w:r>
+        <w:rPr>
+          <w:b w:val="0"/>
+        </w:rPr>
+        <w:t xml:space="preserve">This week you will turn the decision </w:t>
+      </w:r>
+      <w:r>
+        <w:rPr>
+          <w:b/>
+        </w:rPr>
+        <w:t>process</w:t>
+      </w:r>
+      <w:r>
+        <w:rPr>
+          <w:b w:val="0"/>
+        </w:rPr>
+        <w:t xml:space="preserve"> into a paper </w:t>
+      </w:r>
+      <w:r>
+        <w:rPr>
+          <w:b/>
+        </w:rPr>
+        <w:t>prototype</w:t>
+      </w:r>
+      <w:r>
+        <w:rPr>
+          <w:b w:val="0"/>
+        </w:rPr>
+        <w:t xml:space="preserve">. One partner operates the </w:t>
+      </w:r>
+      <w:r>
+        <w:rPr>
+          <w:b/>
+        </w:rPr>
+        <w:t>instruction</w:t>
+      </w:r>
+      <w:r>
+        <w:rPr>
+          <w:b w:val="0"/>
+        </w:rPr>
+        <w:t>s and another records the steps.</w:t>
+      </w:r>
+    </w:p>
+    <w:p>
+      <w:pPr>
+        <w:spacing w:line="336" w:lineRule="auto" w:after="180"/>
+      </w:pPr>
+      <w:r>
+        <w:rPr>
+          <w:b w:val="0"/>
+        </w:rPr>
+        <w:t xml:space="preserve">A working </w:t>
+      </w:r>
+      <w:r>
+        <w:rPr>
+          <w:b/>
+        </w:rPr>
+        <w:t>prototype</w:t>
+      </w:r>
+      <w:r>
+        <w:rPr>
+          <w:b w:val="0"/>
+        </w:rPr>
+        <w:t xml:space="preserve"> needs more than a polished drawing: someone else must be able to follow it without asking its author to supply missing rules. Keep the version you ran so the </w:t>
+      </w:r>
+      <w:r>
+        <w:rPr>
+          <w:b/>
+        </w:rPr>
+        <w:t>trace</w:t>
+      </w:r>
+      <w:r>
+        <w:rPr>
+          <w:b w:val="0"/>
+        </w:rPr>
+        <w:t xml:space="preserve"> can be checked against it.</w:t>
+      </w:r>
+    </w:p>
+    <w:p>
+      <w:pPr>
+        <w:spacing w:line="336" w:lineRule="auto" w:after="180"/>
+      </w:pPr>
+      <w:r>
+        <w:rPr>
+          <w:b w:val="0"/>
+        </w:rPr>
+        <w:t xml:space="preserve">Copy this catalogue in order onto four cards: B1 Bookmark drawing, 10 minutes, quiet Yes; B2 Story circle, 8 minutes, quiet No; B3 Pattern puzzle, </w:t>
+      </w:r>
+      <w:r>
+        <w:rPr>
+          <w:b/>
+        </w:rPr>
+        <w:t>12 minutes</w:t>
+      </w:r>
+      <w:r>
+        <w:rPr>
+          <w:b w:val="0"/>
+        </w:rPr>
+        <w:t>, quiet Yes; B4 Tower challenge, 15 minutes, quiet No.</w:t>
+      </w:r>
+    </w:p>
+    <w:p>
+      <w:pPr>
+        <w:spacing w:line="336" w:lineRule="auto" w:after="180"/>
+      </w:pPr>
+      <w:r>
+        <w:rPr>
+          <w:b w:val="0"/>
+        </w:rPr>
+        <w:t>These are fictional paper-model values with materials assumed available. Label the catalogue B version 1.</w:t>
+      </w:r>
+    </w:p>
+    <w:p>
+      <w:pPr>
+        <w:spacing w:line="336" w:lineRule="auto" w:after="180"/>
+      </w:pPr>
+      <w:r>
+        <w:rPr>
+          <w:b w:val="0"/>
+        </w:rPr>
+        <w:t xml:space="preserve">Keep the Week 30 contract: </w:t>
+      </w:r>
+      <w:r>
+        <w:rPr>
+          <w:b/>
+        </w:rPr>
+        <w:t>input</w:t>
+      </w:r>
+      <w:r>
+        <w:rPr>
+          <w:b w:val="0"/>
+        </w:rPr>
+        <w:t xml:space="preserve"> is a whole number of available minutes from 0 to 30, and Quiet required Yes or No.</w:t>
+      </w:r>
+    </w:p>
+    <w:p>
+      <w:pPr>
+        <w:spacing w:line="336" w:lineRule="auto" w:after="180"/>
+      </w:pPr>
+      <w:r>
+        <w:rPr>
+          <w:b w:val="0"/>
+        </w:rPr>
+        <w:t>An activity fits when its time is no more than the available minutes AND either quiet is not required or the activity is quiet. No means either kind is allowed. Suggest the first fit with a reason; otherwise report no match.</w:t>
+      </w:r>
+    </w:p>
+    <w:p>
+      <w:pPr>
+        <w:spacing w:line="336" w:lineRule="auto" w:after="180"/>
+      </w:pPr>
+      <w:r>
+        <w:rPr>
+          <w:b w:val="0"/>
+        </w:rPr>
+        <w:t xml:space="preserve">Missing or invalid </w:t>
+      </w:r>
+      <w:r>
+        <w:rPr>
+          <w:b/>
+        </w:rPr>
+        <w:t>input</w:t>
+      </w:r>
+      <w:r>
+        <w:rPr>
+          <w:b w:val="0"/>
+        </w:rPr>
+        <w:t xml:space="preserve"> needs clarification. Suggestions do not book materials or publish anything.</w:t>
       </w:r>
     </w:p>
     <w:p>
@@ -312,7 +928,24 @@
     </w:p>
     <w:p>
       <w:r>
-        <w:t>VISUAL MECHANISM</w:t>
+        <w:t>Follow the mechanism for Build a Paper Prototype. Connect each labelled input, deciding step and result.</w:t>
+      </w:r>
+    </w:p>
+    <w:p>
+      <w:pPr>
+        <w:spacing w:line="336" w:lineRule="auto" w:after="180"/>
+      </w:pPr>
+      <w:r>
+        <w:rPr>
+          <w:b/>
+        </w:rPr>
+        <w:t xml:space="preserve">VISUAL </w:t>
+      </w:r>
+      <w:r>
+        <w:rPr>
+          <w:b/>
+        </w:rPr>
+        <w:t>MECHANISM</w:t>
       </w:r>
     </w:p>
     <w:p>
@@ -324,7 +957,13 @@
       </w:r>
     </w:p>
     <w:p>
-      <w:r>
+      <w:pPr>
+        <w:spacing w:line="336" w:lineRule="auto" w:after="180"/>
+      </w:pPr>
+      <w:r>
+        <w:rPr>
+          <w:b w:val="0"/>
+        </w:rPr>
         <w:t>Follow the information instead of imagining magic inside the machine.</w:t>
       </w:r>
     </w:p>
@@ -437,32 +1076,212 @@
       </w:r>
     </w:p>
     <w:p>
-      <w:r>
-        <w:t>INPUT  paper item card</w:t>
-      </w:r>
-    </w:p>
-    <w:p>
-      <w:r>
-        <w:t>PROCESS  partner executes the process without improvising</w:t>
-      </w:r>
-    </w:p>
-    <w:p>
-      <w:r>
-        <w:t>OUTPUT  paper output card and observation notes</w:t>
-      </w:r>
-    </w:p>
-    <w:p>
-      <w:r>
-        <w:t>CORE IDEA  A prototype tests the idea before polish or technology.</w:t>
-      </w:r>
-    </w:p>
-    <w:p>
-      <w:r>
-        <w:t>UNDER THE HOOD  A low-fidelity prototype externalizes assumptions cheaply. Wizard-of-Oz simulation is valid when the human operator follows the specified process and does not secretly add judgment unavailable to the proposed system.</w:t>
-      </w:r>
-    </w:p>
-    <w:p>
-      <w:r>
+      <w:pPr>
+        <w:spacing w:line="336" w:lineRule="auto" w:after="180"/>
+      </w:pPr>
+      <w:r>
+        <w:rPr>
+          <w:b/>
+        </w:rPr>
+        <w:t>INPUT</w:t>
+      </w:r>
+      <w:r>
+        <w:rPr>
+          <w:b w:val="0"/>
+        </w:rPr>
+        <w:t xml:space="preserve">  paper item card</w:t>
+      </w:r>
+    </w:p>
+    <w:p>
+      <w:pPr>
+        <w:spacing w:line="336" w:lineRule="auto" w:after="180"/>
+      </w:pPr>
+      <w:r>
+        <w:rPr>
+          <w:b/>
+        </w:rPr>
+        <w:t>PROCESS</w:t>
+      </w:r>
+      <w:r>
+        <w:rPr>
+          <w:b w:val="0"/>
+        </w:rPr>
+        <w:t xml:space="preserve">  partner executes the </w:t>
+      </w:r>
+      <w:r>
+        <w:rPr>
+          <w:b/>
+        </w:rPr>
+        <w:t>process</w:t>
+      </w:r>
+      <w:r>
+        <w:rPr>
+          <w:b w:val="0"/>
+        </w:rPr>
+        <w:t xml:space="preserve"> without improvising</w:t>
+      </w:r>
+    </w:p>
+    <w:p>
+      <w:pPr>
+        <w:spacing w:line="336" w:lineRule="auto" w:after="180"/>
+      </w:pPr>
+      <w:r>
+        <w:rPr>
+          <w:b/>
+        </w:rPr>
+        <w:t>OUTPUT</w:t>
+      </w:r>
+      <w:r>
+        <w:rPr>
+          <w:b w:val="0"/>
+        </w:rPr>
+        <w:t xml:space="preserve">  paper </w:t>
+      </w:r>
+      <w:r>
+        <w:rPr>
+          <w:b/>
+        </w:rPr>
+        <w:t>output</w:t>
+      </w:r>
+      <w:r>
+        <w:rPr>
+          <w:b w:val="0"/>
+        </w:rPr>
+        <w:t xml:space="preserve"> card and </w:t>
+      </w:r>
+      <w:r>
+        <w:rPr>
+          <w:b/>
+        </w:rPr>
+        <w:t>observation</w:t>
+      </w:r>
+      <w:r>
+        <w:rPr>
+          <w:b w:val="0"/>
+        </w:rPr>
+        <w:t xml:space="preserve"> notes</w:t>
+      </w:r>
+    </w:p>
+    <w:p>
+      <w:pPr>
+        <w:pStyle w:val="Heading3"/>
+      </w:pPr>
+      <w:r>
+        <w:t>Key idea</w:t>
+      </w:r>
+    </w:p>
+    <w:p>
+      <w:pPr>
+        <w:spacing w:line="336" w:lineRule="auto" w:after="180"/>
+        <w:shd w:fill="EDF7F3"/>
+      </w:pPr>
+      <w:r>
+        <w:rPr>
+          <w:b w:val="0"/>
+        </w:rPr>
+        <w:t xml:space="preserve">CORE IDEA  A </w:t>
+      </w:r>
+      <w:r>
+        <w:rPr>
+          <w:b/>
+        </w:rPr>
+        <w:t>prototype</w:t>
+      </w:r>
+      <w:r>
+        <w:rPr>
+          <w:b w:val="0"/>
+        </w:rPr>
+        <w:t xml:space="preserve"> tests the idea before polish or technology.</w:t>
+      </w:r>
+    </w:p>
+    <w:p>
+      <w:pPr>
+        <w:pStyle w:val="Heading3"/>
+      </w:pPr>
+      <w:r>
+        <w:t>How the mechanism works</w:t>
+      </w:r>
+    </w:p>
+    <w:p>
+      <w:pPr>
+        <w:spacing w:line="336" w:lineRule="auto" w:after="180"/>
+        <w:shd w:fill="F1F6F8"/>
+      </w:pPr>
+      <w:r>
+        <w:rPr>
+          <w:b w:val="0"/>
+        </w:rPr>
+        <w:t xml:space="preserve">UNDER THE HOOD  A low-fidelity </w:t>
+      </w:r>
+      <w:r>
+        <w:rPr>
+          <w:b/>
+        </w:rPr>
+        <w:t>prototype</w:t>
+      </w:r>
+      <w:r>
+        <w:rPr>
+          <w:b w:val="0"/>
+        </w:rPr>
+        <w:t xml:space="preserve"> externalizes assumptions cheaply.</w:t>
+      </w:r>
+    </w:p>
+    <w:p>
+      <w:pPr>
+        <w:spacing w:line="336" w:lineRule="auto" w:after="180"/>
+        <w:shd w:fill="F1F6F8"/>
+      </w:pPr>
+      <w:r>
+        <w:rPr>
+          <w:b w:val="0"/>
+        </w:rPr>
+        <w:t xml:space="preserve">Wizard-of-Oz </w:t>
+      </w:r>
+      <w:r>
+        <w:rPr>
+          <w:b/>
+        </w:rPr>
+        <w:t>simulation</w:t>
+      </w:r>
+      <w:r>
+        <w:rPr>
+          <w:b w:val="0"/>
+        </w:rPr>
+        <w:t xml:space="preserve"> is valid when the human </w:t>
+      </w:r>
+      <w:r>
+        <w:rPr>
+          <w:b/>
+        </w:rPr>
+        <w:t>operator</w:t>
+      </w:r>
+      <w:r>
+        <w:rPr>
+          <w:b w:val="0"/>
+        </w:rPr>
+        <w:t xml:space="preserve"> follows the specified </w:t>
+      </w:r>
+      <w:r>
+        <w:rPr>
+          <w:b/>
+        </w:rPr>
+        <w:t>process</w:t>
+      </w:r>
+      <w:r>
+        <w:rPr>
+          <w:b w:val="0"/>
+        </w:rPr>
+        <w:t xml:space="preserve"> and does not secretly add judgment unavailable to the proposed system.</w:t>
+      </w:r>
+    </w:p>
+    <w:p>
+      <w:pPr>
+        <w:spacing w:line="336" w:lineRule="auto" w:after="180"/>
+      </w:pPr>
+      <w:r>
+        <w:rPr>
+          <w:b w:val="0"/>
+        </w:rPr>
         <w:t>Draw a fresh example with all three stages:</w:t>
       </w:r>
     </w:p>
@@ -631,13 +1450,118 @@
       </w:r>
     </w:p>
     <w:p>
-      <w:r>
-        <w:t>Make a request card with Available minutes and Quiet required fields, a marker for the current catalogue row, and a trace sheet. Head the sheet Run ID, prototype version, catalogue version and request. Below it use columns Step, current row, time check, quiet check and next action or output. Use not checked when validation stops the search.</w:t>
-      </w:r>
-    </w:p>
-    <w:p>
-      <w:r>
-        <w:t>Write instruction cards P1 version 1. Card 1: validate both fields; if invalid, name the field needing correction and stop; otherwise put the marker at B1. Card 2: check the marked row against both compatibility conditions; record both checks. If both pass, suggest that row with the reason and stop. Card 3: if either fails and another row remains, advance exactly one row and return to Card 2; if no row remains, report no match and stop. Begin each new request at Card 1 with a cleared output.</w:t>
+      <w:pPr>
+        <w:spacing w:line="336" w:lineRule="auto" w:after="180"/>
+      </w:pPr>
+      <w:r>
+        <w:rPr>
+          <w:b w:val="0"/>
+        </w:rPr>
+        <w:t xml:space="preserve">Make a request card with Available minutes and Quiet required fields, a marker for the current catalogue row, and a </w:t>
+      </w:r>
+      <w:r>
+        <w:rPr>
+          <w:b/>
+        </w:rPr>
+        <w:t>trace</w:t>
+      </w:r>
+      <w:r>
+        <w:rPr>
+          <w:b w:val="0"/>
+        </w:rPr>
+        <w:t xml:space="preserve"> sheet. Head the sheet Run ID, </w:t>
+      </w:r>
+      <w:r>
+        <w:rPr>
+          <w:b/>
+        </w:rPr>
+        <w:t>prototype</w:t>
+      </w:r>
+      <w:r>
+        <w:rPr>
+          <w:b w:val="0"/>
+        </w:rPr>
+        <w:t xml:space="preserve"> version, catalogue version and request.</w:t>
+      </w:r>
+    </w:p>
+    <w:p>
+      <w:pPr>
+        <w:spacing w:line="336" w:lineRule="auto" w:after="180"/>
+      </w:pPr>
+      <w:r>
+        <w:rPr>
+          <w:b w:val="0"/>
+        </w:rPr>
+        <w:t xml:space="preserve">Below it use columns Step, current row, time check, quiet check and next action or </w:t>
+      </w:r>
+      <w:r>
+        <w:rPr>
+          <w:b/>
+        </w:rPr>
+        <w:t>output</w:t>
+      </w:r>
+      <w:r>
+        <w:rPr>
+          <w:b w:val="0"/>
+        </w:rPr>
+        <w:t>. Use not checked when validation stops the search.</w:t>
+      </w:r>
+    </w:p>
+    <w:p>
+      <w:pPr>
+        <w:spacing w:line="336" w:lineRule="auto" w:after="180"/>
+      </w:pPr>
+      <w:r>
+        <w:rPr>
+          <w:b w:val="0"/>
+        </w:rPr>
+        <w:t xml:space="preserve">Write </w:t>
+      </w:r>
+      <w:r>
+        <w:rPr>
+          <w:b/>
+        </w:rPr>
+        <w:t>instruction</w:t>
+      </w:r>
+      <w:r>
+        <w:rPr>
+          <w:b w:val="0"/>
+        </w:rPr>
+        <w:t xml:space="preserve"> cards P1 version 1. Card 1: validate both fields; if invalid, name the field needing correction and stop; otherwise put the marker at B1.</w:t>
+      </w:r>
+    </w:p>
+    <w:p>
+      <w:pPr>
+        <w:spacing w:line="336" w:lineRule="auto" w:after="180"/>
+      </w:pPr>
+      <w:r>
+        <w:rPr>
+          <w:b w:val="0"/>
+        </w:rPr>
+        <w:t>Card 2: check the marked row against both compatibility conditions; record both checks. If both pass, suggest that row with the reason and stop.</w:t>
+      </w:r>
+    </w:p>
+    <w:p>
+      <w:pPr>
+        <w:spacing w:line="336" w:lineRule="auto" w:after="180"/>
+      </w:pPr>
+      <w:r>
+        <w:rPr>
+          <w:b w:val="0"/>
+        </w:rPr>
+        <w:t xml:space="preserve">Card 3: if either fails and another row remains, advance exactly one row and return to Card 2; if no row remains, report no match and stop. Begin each new request at Card 1 with a cleared </w:t>
+      </w:r>
+      <w:r>
+        <w:rPr>
+          <w:b/>
+        </w:rPr>
+        <w:t>output</w:t>
+      </w:r>
+      <w:r>
+        <w:rPr>
+          <w:b w:val="0"/>
+        </w:rPr>
+        <w:t>.</w:t>
       </w:r>
     </w:p>
     <w:p>
@@ -649,8 +1573,26 @@
       </w:r>
     </w:p>
     <w:p>
-      <w:r>
-        <w:t>Point to the input, the deciding step and the result in this week’s visual. Explain the same step in ordinary words. A picture helps when you can say what each part represents.</w:t>
+      <w:pPr>
+        <w:spacing w:line="336" w:lineRule="auto" w:after="180"/>
+      </w:pPr>
+      <w:r>
+        <w:rPr>
+          <w:b w:val="0"/>
+        </w:rPr>
+        <w:t xml:space="preserve">Point to the </w:t>
+      </w:r>
+      <w:r>
+        <w:rPr>
+          <w:b/>
+        </w:rPr>
+        <w:t>input</w:t>
+      </w:r>
+      <w:r>
+        <w:rPr>
+          <w:b w:val="0"/>
+        </w:rPr>
+        <w:t>, the deciding step and the result in this week’s visual. Explain the same step in ordinary words. A picture helps when you can say what each part represents.</w:t>
       </w:r>
     </w:p>
     <w:p>
@@ -663,6 +1605,17 @@
     </w:p>
     <w:p>
       <w:r>
+        <w:t>Compare the supplied cases for Build a Paper Prototype. Identify the detail that changes the conclusion.</w:t>
+      </w:r>
+    </w:p>
+    <w:p>
+      <w:pPr>
+        <w:spacing w:line="336" w:lineRule="auto" w:after="180"/>
+      </w:pPr>
+      <w:r>
+        <w:rPr>
+          <w:b/>
+        </w:rPr>
         <w:t>PICTURE GALLERY</w:t>
       </w:r>
     </w:p>
@@ -675,8 +1628,26 @@
       </w:r>
     </w:p>
     <w:p>
-      <w:r>
-        <w:t>Use the visual cue, then read the evidence carefully.</w:t>
+      <w:pPr>
+        <w:spacing w:line="336" w:lineRule="auto" w:after="180"/>
+      </w:pPr>
+      <w:r>
+        <w:rPr>
+          <w:b w:val="0"/>
+        </w:rPr>
+        <w:t xml:space="preserve">Use the visual cue, then read the </w:t>
+      </w:r>
+      <w:r>
+        <w:rPr>
+          <w:b/>
+        </w:rPr>
+        <w:t>evidence</w:t>
+      </w:r>
+      <w:r>
+        <w:rPr>
+          <w:b w:val="0"/>
+        </w:rPr>
+        <w:t xml:space="preserve"> carefully.</w:t>
       </w:r>
     </w:p>
     <w:p>
@@ -824,55 +1795,272 @@
       </w:r>
     </w:p>
     <w:p>
-      <w:r>
+      <w:pPr>
+        <w:pStyle w:val="Heading3"/>
+      </w:pPr>
+      <w:r>
+        <w:t>The case to investigate</w:t>
+      </w:r>
+    </w:p>
+    <w:p>
+      <w:pPr>
+        <w:spacing w:line="336" w:lineRule="auto" w:after="180"/>
+        <w:shd w:fill="F1F6FC"/>
+      </w:pPr>
+      <w:r>
+        <w:rPr>
+          <w:b w:val="0"/>
+        </w:rPr>
         <w:t>CASE 1 — Paper cards  Clue: fast to revise. Meaning: good for logic test.</w:t>
       </w:r>
     </w:p>
     <w:p>
-      <w:r>
-        <w:t>CASE 2 — Polished animation  Clue: looks complete. Meaning: may hide weak process.</w:t>
-      </w:r>
-    </w:p>
-    <w:p>
-      <w:r>
-        <w:t>CASE 3 — Operator improvises  Clue: adds secret knowledge. Meaning: invalid simulation.</w:t>
-      </w:r>
-    </w:p>
-    <w:p>
-      <w:r>
-        <w:t>CASE 4 — Observer notes pause  Clue: reveals confusion. Meaning: useful evidence.</w:t>
-      </w:r>
-    </w:p>
-    <w:p>
-      <w:r>
-        <w:t>BOUNDARY  A helpful operator can accidentally make a weak design look successful by using unstated human knowledge.</w:t>
-      </w:r>
-    </w:p>
-    <w:p>
-      <w:r>
-        <w:t>Which two pictures are easiest to confuse? What evidence separates them?</w:t>
-      </w:r>
-    </w:p>
-    <w:p>
       <w:pPr>
         <w:pStyle w:val="Heading3"/>
       </w:pPr>
       <w:r>
+        <w:t>The case to investigate</w:t>
+      </w:r>
+    </w:p>
+    <w:p>
+      <w:pPr>
+        <w:spacing w:line="336" w:lineRule="auto" w:after="180"/>
+        <w:shd w:fill="F1F6FC"/>
+      </w:pPr>
+      <w:r>
+        <w:rPr>
+          <w:b w:val="0"/>
+        </w:rPr>
+        <w:t xml:space="preserve">CASE 2 — Polished animation  Clue: looks complete. Meaning: may hide weak </w:t>
+      </w:r>
+      <w:r>
+        <w:rPr>
+          <w:b/>
+        </w:rPr>
+        <w:t>process</w:t>
+      </w:r>
+      <w:r>
+        <w:rPr>
+          <w:b w:val="0"/>
+        </w:rPr>
+        <w:t>.</w:t>
+      </w:r>
+    </w:p>
+    <w:p>
+      <w:pPr>
+        <w:pStyle w:val="Heading3"/>
+      </w:pPr>
+      <w:r>
+        <w:t>The case to investigate</w:t>
+      </w:r>
+    </w:p>
+    <w:p>
+      <w:pPr>
+        <w:spacing w:line="336" w:lineRule="auto" w:after="180"/>
+        <w:shd w:fill="F1F6FC"/>
+      </w:pPr>
+      <w:r>
+        <w:rPr>
+          <w:b w:val="0"/>
+        </w:rPr>
+        <w:t xml:space="preserve">CASE 3 — </w:t>
+      </w:r>
+      <w:r>
+        <w:rPr>
+          <w:b/>
+        </w:rPr>
+        <w:t>Operator</w:t>
+      </w:r>
+      <w:r>
+        <w:rPr>
+          <w:b w:val="0"/>
+        </w:rPr>
+        <w:t xml:space="preserve"> improvises  Clue: adds secret knowledge. Meaning: invalid </w:t>
+      </w:r>
+      <w:r>
+        <w:rPr>
+          <w:b/>
+        </w:rPr>
+        <w:t>simulation</w:t>
+      </w:r>
+      <w:r>
+        <w:rPr>
+          <w:b w:val="0"/>
+        </w:rPr>
+        <w:t>.</w:t>
+      </w:r>
+    </w:p>
+    <w:p>
+      <w:pPr>
+        <w:pStyle w:val="Heading3"/>
+      </w:pPr>
+      <w:r>
+        <w:t>The case to investigate</w:t>
+      </w:r>
+    </w:p>
+    <w:p>
+      <w:pPr>
+        <w:spacing w:line="336" w:lineRule="auto" w:after="180"/>
+        <w:shd w:fill="F1F6FC"/>
+      </w:pPr>
+      <w:r>
+        <w:rPr>
+          <w:b w:val="0"/>
+        </w:rPr>
+        <w:t xml:space="preserve">CASE 4 — Observer notes pause  Clue: reveals confusion. Meaning: useful </w:t>
+      </w:r>
+      <w:r>
+        <w:rPr>
+          <w:b/>
+        </w:rPr>
+        <w:t>evidence</w:t>
+      </w:r>
+      <w:r>
+        <w:rPr>
+          <w:b w:val="0"/>
+        </w:rPr>
+        <w:t>.</w:t>
+      </w:r>
+    </w:p>
+    <w:p>
+      <w:pPr>
+        <w:pStyle w:val="Heading3"/>
+      </w:pPr>
+      <w:r>
+        <w:t>Keep this boundary clear</w:t>
+      </w:r>
+    </w:p>
+    <w:p>
+      <w:pPr>
+        <w:spacing w:line="336" w:lineRule="auto" w:after="180"/>
+        <w:shd w:fill="FFF5E6"/>
+      </w:pPr>
+      <w:r>
+        <w:rPr>
+          <w:b w:val="0"/>
+        </w:rPr>
+        <w:t xml:space="preserve">BOUNDARY  A helpful </w:t>
+      </w:r>
+      <w:r>
+        <w:rPr>
+          <w:b/>
+        </w:rPr>
+        <w:t>operator</w:t>
+      </w:r>
+      <w:r>
+        <w:rPr>
+          <w:b w:val="0"/>
+        </w:rPr>
+        <w:t xml:space="preserve"> can accidentally make a weak design look successful by using unstated human knowledge.</w:t>
+      </w:r>
+    </w:p>
+    <w:p>
+      <w:pPr>
+        <w:spacing w:line="336" w:lineRule="auto" w:after="180"/>
+        <w:shd w:fill="F5F1FB"/>
+      </w:pPr>
+      <w:r>
+        <w:rPr>
+          <w:b w:val="0"/>
+        </w:rPr>
+        <w:t xml:space="preserve">Which two pictures are easiest to confuse? What </w:t>
+      </w:r>
+      <w:r>
+        <w:rPr>
+          <w:b/>
+        </w:rPr>
+        <w:t>evidence</w:t>
+      </w:r>
+      <w:r>
+        <w:rPr>
+          <w:b w:val="0"/>
+        </w:rPr>
+        <w:t xml:space="preserve"> separates them?</w:t>
+      </w:r>
+    </w:p>
+    <w:p>
+      <w:pPr>
+        <w:pStyle w:val="Heading3"/>
+      </w:pPr>
+      <w:r>
         <w:t>Change one thing in the pictured case</w:t>
       </w:r>
     </w:p>
     <w:p>
-      <w:r>
+      <w:pPr>
+        <w:pStyle w:val="Heading3"/>
+      </w:pPr>
+      <w:r>
+        <w:t>Change one thing</w:t>
+      </w:r>
+    </w:p>
+    <w:p>
+      <w:pPr>
+        <w:spacing w:line="336" w:lineRule="auto" w:after="180"/>
+        <w:shd w:fill="F5F1FB"/>
+      </w:pPr>
+      <w:r>
+        <w:rPr>
+          <w:b w:val="0"/>
+        </w:rPr>
         <w:t>Change: Insert “if capacity is below count, continue” before accepting a bin.</w:t>
       </w:r>
     </w:p>
     <w:p>
-      <w:r>
-        <w:t>Prediction: The revised trace rejects X and accepts Y for 4.</w:t>
-      </w:r>
-    </w:p>
-    <w:p>
-      <w:r>
+      <w:pPr>
+        <w:pStyle w:val="Heading3"/>
+      </w:pPr>
+      <w:r>
+        <w:t>Predicted result</w:t>
+      </w:r>
+    </w:p>
+    <w:p>
+      <w:pPr>
+        <w:spacing w:line="336" w:lineRule="auto" w:after="180"/>
+        <w:shd w:fill="F1F6FC"/>
+      </w:pPr>
+      <w:r>
+        <w:rPr>
+          <w:b/>
+        </w:rPr>
+        <w:t>Prediction</w:t>
+      </w:r>
+      <w:r>
+        <w:rPr>
+          <w:b w:val="0"/>
+        </w:rPr>
+        <w:t xml:space="preserve">: The revised </w:t>
+      </w:r>
+      <w:r>
+        <w:rPr>
+          <w:b/>
+        </w:rPr>
+        <w:t>trace</w:t>
+      </w:r>
+      <w:r>
+        <w:rPr>
+          <w:b w:val="0"/>
+        </w:rPr>
+        <w:t xml:space="preserve"> rejects X and accepts Y for 4.</w:t>
+      </w:r>
+    </w:p>
+    <w:p>
+      <w:pPr>
+        <w:pStyle w:val="Heading3"/>
+      </w:pPr>
+      <w:r>
+        <w:t>Why the result follows</w:t>
+      </w:r>
+    </w:p>
+    <w:p>
+      <w:pPr>
+        <w:spacing w:line="336" w:lineRule="auto" w:after="180"/>
+        <w:shd w:fill="F1F6FC"/>
+      </w:pPr>
+      <w:r>
+        <w:rPr>
+          <w:b w:val="0"/>
+        </w:rPr>
         <w:t>Reason: 3&lt;4 is true; 7&lt;4 is false, so Y fits.</w:t>
       </w:r>
     </w:p>
@@ -886,6 +2074,17 @@
     </w:p>
     <w:p>
       <w:r>
+        <w:t>Use the vocabulary of Build a Paper Prototype to explain a concrete decision, rather than only memorising definitions.</w:t>
+      </w:r>
+    </w:p>
+    <w:p>
+      <w:pPr>
+        <w:spacing w:line="336" w:lineRule="auto" w:after="180"/>
+      </w:pPr>
+      <w:r>
+        <w:rPr>
+          <w:b/>
+        </w:rPr>
         <w:t>VOCABULARY</w:t>
       </w:r>
     </w:p>
@@ -898,7 +2097,13 @@
       </w:r>
     </w:p>
     <w:p>
-      <w:r>
+      <w:pPr>
+        <w:spacing w:line="336" w:lineRule="auto" w:after="180"/>
+      </w:pPr>
+      <w:r>
+        <w:rPr>
+          <w:b w:val="0"/>
+        </w:rPr>
         <w:t>The badge is a memory cue; the definition does the real thinking work.</w:t>
       </w:r>
     </w:p>
@@ -1222,17 +2427,69 @@
       </w:r>
     </w:p>
     <w:p>
-      <w:r>
-        <w:t>CLAIM TO REPAIR  A prototype must look like the final product.</w:t>
-      </w:r>
-    </w:p>
-    <w:p>
-      <w:r>
-        <w:t>Use one vocabulary word and one piece of evidence to repair it:</w:t>
-      </w:r>
-    </w:p>
-    <w:p>
-      <w:r>
+      <w:pPr>
+        <w:pStyle w:val="Heading3"/>
+      </w:pPr>
+      <w:r>
+        <w:t>Find the unsupported claim</w:t>
+      </w:r>
+    </w:p>
+    <w:p>
+      <w:pPr>
+        <w:spacing w:line="336" w:lineRule="auto" w:after="180"/>
+        <w:shd w:fill="F5F1FB"/>
+      </w:pPr>
+      <w:r>
+        <w:rPr>
+          <w:b w:val="0"/>
+        </w:rPr>
+        <w:t xml:space="preserve">CLAIM TO REPAIR  A </w:t>
+      </w:r>
+      <w:r>
+        <w:rPr>
+          <w:b/>
+        </w:rPr>
+        <w:t>prototype</w:t>
+      </w:r>
+      <w:r>
+        <w:rPr>
+          <w:b w:val="0"/>
+        </w:rPr>
+        <w:t xml:space="preserve"> must look like the final product.</w:t>
+      </w:r>
+    </w:p>
+    <w:p>
+      <w:pPr>
+        <w:spacing w:line="336" w:lineRule="auto" w:after="180"/>
+      </w:pPr>
+      <w:r>
+        <w:rPr>
+          <w:b w:val="0"/>
+        </w:rPr>
+        <w:t xml:space="preserve">Use one vocabulary word and one piece of </w:t>
+      </w:r>
+      <w:r>
+        <w:rPr>
+          <w:b/>
+        </w:rPr>
+        <w:t>evidence</w:t>
+      </w:r>
+      <w:r>
+        <w:rPr>
+          <w:b w:val="0"/>
+        </w:rPr>
+        <w:t xml:space="preserve"> to repair it:</w:t>
+      </w:r>
+    </w:p>
+    <w:p>
+      <w:pPr>
+        <w:spacing w:line="336" w:lineRule="auto" w:after="180"/>
+        <w:shd w:fill="EDF7F3"/>
+      </w:pPr>
+      <w:r>
+        <w:rPr>
+          <w:b w:val="0"/>
+        </w:rPr>
         <w:t>WORD POWER  A strong definition helps you decide something in a new case.</w:t>
       </w:r>
     </w:p>
@@ -1378,6 +2635,17 @@
     </w:p>
     <w:p>
       <w:r>
+        <w:t>Follow the worked trace for Build a Paper Prototype, predict a step, then compare with its explanation.</w:t>
+      </w:r>
+    </w:p>
+    <w:p>
+      <w:pPr>
+        <w:spacing w:line="336" w:lineRule="auto" w:after="180"/>
+      </w:pPr>
+      <w:r>
+        <w:rPr>
+          <w:b/>
+        </w:rPr>
         <w:t>WORKED EXAMPLE</w:t>
       </w:r>
     </w:p>
@@ -1390,8 +2658,26 @@
       </w:r>
     </w:p>
     <w:p>
-      <w:r>
-        <w:t>Every step connects a claim to observable evidence.</w:t>
+      <w:pPr>
+        <w:spacing w:line="336" w:lineRule="auto" w:after="180"/>
+      </w:pPr>
+      <w:r>
+        <w:rPr>
+          <w:b w:val="0"/>
+        </w:rPr>
+        <w:t xml:space="preserve">Every step connects a claim to observable </w:t>
+      </w:r>
+      <w:r>
+        <w:rPr>
+          <w:b/>
+        </w:rPr>
+        <w:t>evidence</w:t>
+      </w:r>
+      <w:r>
+        <w:rPr>
+          <w:b w:val="0"/>
+        </w:rPr>
+        <w:t>.</w:t>
       </w:r>
     </w:p>
     <w:p>
@@ -1431,51 +2717,331 @@
       </w:r>
     </w:p>
     <w:p>
-      <w:r>
-        <w:t>CASE  One student presents an item card while another follows the written sorter process exactly and returns the documented output.</w:t>
-      </w:r>
-    </w:p>
-    <w:p>
-      <w:r>
+      <w:pPr>
+        <w:pStyle w:val="Heading3"/>
+      </w:pPr>
+      <w:r>
+        <w:t>The case to investigate</w:t>
+      </w:r>
+    </w:p>
+    <w:p>
+      <w:pPr>
+        <w:spacing w:line="336" w:lineRule="auto" w:after="180"/>
+        <w:shd w:fill="F1F6FC"/>
+      </w:pPr>
+      <w:r>
+        <w:rPr>
+          <w:b w:val="0"/>
+        </w:rPr>
+        <w:t xml:space="preserve">CASE  One student presents an item card while another follows the written sorter </w:t>
+      </w:r>
+      <w:r>
+        <w:rPr>
+          <w:b/>
+        </w:rPr>
+        <w:t>process</w:t>
+      </w:r>
+      <w:r>
+        <w:rPr>
+          <w:b w:val="0"/>
+        </w:rPr>
+        <w:t xml:space="preserve"> exactly and returns the documented </w:t>
+      </w:r>
+      <w:r>
+        <w:rPr>
+          <w:b/>
+        </w:rPr>
+        <w:t>output</w:t>
+      </w:r>
+      <w:r>
+        <w:rPr>
+          <w:b w:val="0"/>
+        </w:rPr>
+        <w:t>.</w:t>
+      </w:r>
+    </w:p>
+    <w:p>
+      <w:pPr>
+        <w:pStyle w:val="Heading3"/>
+      </w:pPr>
+      <w:r>
+        <w:t>Step 1</w:t>
+      </w:r>
+    </w:p>
+    <w:p>
+      <w:pPr>
+        <w:spacing w:line="336" w:lineRule="auto" w:after="180"/>
+        <w:shd w:fill="F4F9FC"/>
+      </w:pPr>
+      <w:r>
+        <w:rPr>
+          <w:b w:val="0"/>
+        </w:rPr>
         <w:t>STEP 1 — OBSERVE  paper item card</w:t>
       </w:r>
     </w:p>
     <w:p>
-      <w:r>
-        <w:t>STEP 2 — TRACE  partner executes the process without improvising</w:t>
-      </w:r>
-    </w:p>
-    <w:p>
-      <w:r>
-        <w:t>STEP 3 — CONCLUDE  paper output card and observation notes</w:t>
-      </w:r>
-    </w:p>
-    <w:p>
-      <w:r>
-        <w:t>MODEL REASONING  The operator must use only documented inputs and steps. Any question, pause, or improvisation reveals a missing rule, unclear label, or unsupported input. Revise the paper flow before adding technology.</w:t>
-      </w:r>
-    </w:p>
-    <w:p>
-      <w:r>
-        <w:t>DO NOT OVERCLAIM  A helpful operator can accidentally make a weak design look successful by using unstated human knowledge.</w:t>
-      </w:r>
-    </w:p>
-    <w:p>
-      <w:r>
-        <w:t>What new evidence could change this answer?</w:t>
-      </w:r>
-    </w:p>
-    <w:p>
       <w:pPr>
         <w:pStyle w:val="Heading3"/>
       </w:pPr>
       <w:r>
+        <w:t>Step 2</w:t>
+      </w:r>
+    </w:p>
+    <w:p>
+      <w:pPr>
+        <w:spacing w:line="336" w:lineRule="auto" w:after="180"/>
+        <w:shd w:fill="F4F9FC"/>
+      </w:pPr>
+      <w:r>
+        <w:rPr>
+          <w:b w:val="0"/>
+        </w:rPr>
+        <w:t xml:space="preserve">STEP 2 — </w:t>
+      </w:r>
+      <w:r>
+        <w:rPr>
+          <w:b/>
+        </w:rPr>
+        <w:t>TRACE</w:t>
+      </w:r>
+      <w:r>
+        <w:rPr>
+          <w:b w:val="0"/>
+        </w:rPr>
+        <w:t xml:space="preserve">  partner executes the </w:t>
+      </w:r>
+      <w:r>
+        <w:rPr>
+          <w:b/>
+        </w:rPr>
+        <w:t>process</w:t>
+      </w:r>
+      <w:r>
+        <w:rPr>
+          <w:b w:val="0"/>
+        </w:rPr>
+        <w:t xml:space="preserve"> without improvising</w:t>
+      </w:r>
+    </w:p>
+    <w:p>
+      <w:pPr>
+        <w:pStyle w:val="Heading3"/>
+      </w:pPr>
+      <w:r>
+        <w:t>Step 3</w:t>
+      </w:r>
+    </w:p>
+    <w:p>
+      <w:pPr>
+        <w:spacing w:line="336" w:lineRule="auto" w:after="180"/>
+        <w:shd w:fill="F4F9FC"/>
+      </w:pPr>
+      <w:r>
+        <w:rPr>
+          <w:b w:val="0"/>
+        </w:rPr>
+        <w:t xml:space="preserve">STEP 3 — CONCLUDE  paper </w:t>
+      </w:r>
+      <w:r>
+        <w:rPr>
+          <w:b/>
+        </w:rPr>
+        <w:t>output</w:t>
+      </w:r>
+      <w:r>
+        <w:rPr>
+          <w:b w:val="0"/>
+        </w:rPr>
+        <w:t xml:space="preserve"> card and </w:t>
+      </w:r>
+      <w:r>
+        <w:rPr>
+          <w:b/>
+        </w:rPr>
+        <w:t>observation</w:t>
+      </w:r>
+      <w:r>
+        <w:rPr>
+          <w:b w:val="0"/>
+        </w:rPr>
+        <w:t xml:space="preserve"> notes</w:t>
+      </w:r>
+    </w:p>
+    <w:p>
+      <w:pPr>
+        <w:pStyle w:val="Heading3"/>
+      </w:pPr>
+      <w:r>
+        <w:t>Model answer</w:t>
+      </w:r>
+    </w:p>
+    <w:p>
+      <w:pPr>
+        <w:spacing w:line="336" w:lineRule="auto" w:after="180"/>
+        <w:shd w:fill="F1F6FC"/>
+      </w:pPr>
+      <w:r>
+        <w:rPr>
+          <w:b w:val="0"/>
+        </w:rPr>
+        <w:t xml:space="preserve">MODEL REASONING  The </w:t>
+      </w:r>
+      <w:r>
+        <w:rPr>
+          <w:b/>
+        </w:rPr>
+        <w:t>operator</w:t>
+      </w:r>
+      <w:r>
+        <w:rPr>
+          <w:b w:val="0"/>
+        </w:rPr>
+        <w:t xml:space="preserve"> must use only documented </w:t>
+      </w:r>
+      <w:r>
+        <w:rPr>
+          <w:b/>
+        </w:rPr>
+        <w:t>input</w:t>
+      </w:r>
+      <w:r>
+        <w:rPr>
+          <w:b w:val="0"/>
+        </w:rPr>
+        <w:t xml:space="preserve">s and steps. Any question, pause, or improvisation reveals a missing rule, unclear label, or unsupported </w:t>
+      </w:r>
+      <w:r>
+        <w:rPr>
+          <w:b/>
+        </w:rPr>
+        <w:t>input</w:t>
+      </w:r>
+      <w:r>
+        <w:rPr>
+          <w:b w:val="0"/>
+        </w:rPr>
+        <w:t>. Revise the paper flow before adding technology.</w:t>
+      </w:r>
+    </w:p>
+    <w:p>
+      <w:pPr>
+        <w:pStyle w:val="Heading3"/>
+      </w:pPr>
+      <w:r>
+        <w:t>A claim to avoid</w:t>
+      </w:r>
+    </w:p>
+    <w:p>
+      <w:pPr>
+        <w:spacing w:line="336" w:lineRule="auto" w:after="180"/>
+        <w:shd w:fill="FFF5E6"/>
+      </w:pPr>
+      <w:r>
+        <w:rPr>
+          <w:b w:val="0"/>
+        </w:rPr>
+        <w:t xml:space="preserve">DO NOT OVERCLAIM  A helpful </w:t>
+      </w:r>
+      <w:r>
+        <w:rPr>
+          <w:b/>
+        </w:rPr>
+        <w:t>operator</w:t>
+      </w:r>
+      <w:r>
+        <w:rPr>
+          <w:b w:val="0"/>
+        </w:rPr>
+        <w:t xml:space="preserve"> can accidentally make a weak design look successful by using unstated human knowledge.</w:t>
+      </w:r>
+    </w:p>
+    <w:p>
+      <w:pPr>
+        <w:spacing w:line="336" w:lineRule="auto" w:after="180"/>
+        <w:shd w:fill="F5F1FB"/>
+      </w:pPr>
+      <w:r>
+        <w:rPr>
+          <w:b w:val="0"/>
+        </w:rPr>
+        <w:t xml:space="preserve">What new </w:t>
+      </w:r>
+      <w:r>
+        <w:rPr>
+          <w:b/>
+        </w:rPr>
+        <w:t>evidence</w:t>
+      </w:r>
+      <w:r>
+        <w:rPr>
+          <w:b w:val="0"/>
+        </w:rPr>
+        <w:t xml:space="preserve"> could change this answer?</w:t>
+      </w:r>
+    </w:p>
+    <w:p>
+      <w:pPr>
+        <w:pStyle w:val="Heading3"/>
+      </w:pPr>
+      <w:r>
         <w:t>A closer explanation</w:t>
       </w:r>
     </w:p>
     <w:p>
-      <w:r>
-        <w:t>Before operating P1, use the full manual checklist to write the expected result for 9 minutes, Quiet required No. Then run the cards literally. Do not replace a surprising result with the expected one. Recording disagreement gives you something to investigate; hiding it removes useful evidence.</w:t>
+      <w:pPr>
+        <w:pStyle w:val="Heading3"/>
+      </w:pPr>
+      <w:r>
+        <w:t>Worked explanation · Build a Paper Prototype</w:t>
+      </w:r>
+    </w:p>
+    <w:p>
+      <w:pPr>
+        <w:spacing w:line="336" w:lineRule="auto" w:after="180"/>
+        <w:shd w:fill="F1F6FC"/>
+      </w:pPr>
+      <w:r>
+        <w:rPr>
+          <w:b w:val="0"/>
+        </w:rPr>
+        <w:t xml:space="preserve">Before operating P1, use the full manual checklist to write the </w:t>
+      </w:r>
+      <w:r>
+        <w:rPr>
+          <w:b/>
+        </w:rPr>
+        <w:t>expected result</w:t>
+      </w:r>
+      <w:r>
+        <w:rPr>
+          <w:b w:val="0"/>
+        </w:rPr>
+        <w:t xml:space="preserve"> for 9 minutes, Quiet required No. Then run the cards literally. Do not replace a surprising result with the expected one.</w:t>
+      </w:r>
+    </w:p>
+    <w:p>
+      <w:pPr>
+        <w:spacing w:line="336" w:lineRule="auto" w:after="180"/>
+        <w:shd w:fill="F1F6FC"/>
+      </w:pPr>
+      <w:r>
+        <w:rPr>
+          <w:b w:val="0"/>
+        </w:rPr>
+        <w:t xml:space="preserve">Recording disagreement gives you something to investigate; hiding it removes useful </w:t>
+      </w:r>
+      <w:r>
+        <w:rPr>
+          <w:b/>
+        </w:rPr>
+        <w:t>evidence</w:t>
+      </w:r>
+      <w:r>
+        <w:rPr>
+          <w:b w:val="0"/>
+        </w:rPr>
+        <w:t>.</w:t>
       </w:r>
     </w:p>
     <w:tbl>
@@ -1622,20 +3188,101 @@
       </w:tr>
     </w:tbl>
     <w:p>
-      <w:r>
-        <w:t>This trace agrees with the expected B2 result. It shows that this run followed the instructions. One matching result does not prove that every request will work or that the prototype is faster than the manual checklist. This is a system of written rules, not a model trained on examples.</w:t>
-      </w:r>
-    </w:p>
-    <w:p>
       <w:pPr>
         <w:pStyle w:val="Heading3"/>
       </w:pPr>
       <w:r>
+        <w:t>Worked explanation · Build a Paper Prototype</w:t>
+      </w:r>
+    </w:p>
+    <w:p>
+      <w:pPr>
+        <w:spacing w:line="336" w:lineRule="auto" w:after="180"/>
+        <w:shd w:fill="F1F6FC"/>
+      </w:pPr>
+      <w:r>
+        <w:rPr>
+          <w:b w:val="0"/>
+        </w:rPr>
+        <w:t xml:space="preserve">This </w:t>
+      </w:r>
+      <w:r>
+        <w:rPr>
+          <w:b/>
+        </w:rPr>
+        <w:t>trace</w:t>
+      </w:r>
+      <w:r>
+        <w:rPr>
+          <w:b w:val="0"/>
+        </w:rPr>
+        <w:t xml:space="preserve"> agrees with the expected B2 result. It shows that this run followed the </w:t>
+      </w:r>
+      <w:r>
+        <w:rPr>
+          <w:b/>
+        </w:rPr>
+        <w:t>instruction</w:t>
+      </w:r>
+      <w:r>
+        <w:rPr>
+          <w:b w:val="0"/>
+        </w:rPr>
+        <w:t xml:space="preserve">s. One matching result does not prove that every request will work or that the </w:t>
+      </w:r>
+      <w:r>
+        <w:rPr>
+          <w:b/>
+        </w:rPr>
+        <w:t>prototype</w:t>
+      </w:r>
+      <w:r>
+        <w:rPr>
+          <w:b w:val="0"/>
+        </w:rPr>
+        <w:t xml:space="preserve"> is faster than the manual checklist.</w:t>
+      </w:r>
+    </w:p>
+    <w:p>
+      <w:pPr>
+        <w:spacing w:line="336" w:lineRule="auto" w:after="180"/>
+        <w:shd w:fill="F1F6FC"/>
+      </w:pPr>
+      <w:r>
+        <w:rPr>
+          <w:b w:val="0"/>
+        </w:rPr>
+        <w:t xml:space="preserve">This is a system of </w:t>
+      </w:r>
+      <w:r>
+        <w:rPr>
+          <w:b/>
+        </w:rPr>
+        <w:t>written rule</w:t>
+      </w:r>
+      <w:r>
+        <w:rPr>
+          <w:b w:val="0"/>
+        </w:rPr>
+        <w:t>s, not a model trained on examples.</w:t>
+      </w:r>
+    </w:p>
+    <w:p>
+      <w:pPr>
+        <w:pStyle w:val="Heading3"/>
+      </w:pPr>
+      <w:r>
         <w:t>Learn from the worked case</w:t>
       </w:r>
     </w:p>
     <w:p>
-      <w:r>
+      <w:pPr>
+        <w:spacing w:line="336" w:lineRule="auto" w:after="180"/>
+      </w:pPr>
+      <w:r>
+        <w:rPr>
+          <w:b w:val="0"/>
+        </w:rPr>
         <w:t>Cover the result before checking it. Say what is given, choose the procedure, and follow one step at a time. Then uncover the result and explain your first mismatch. Ask why a step is allowed, not only what number it produces.</w:t>
       </w:r>
     </w:p>
@@ -1648,8 +3295,26 @@
       </w:r>
     </w:p>
     <w:p>
-      <w:r>
-        <w:t>A fictional team turns a storage-bin specification into movable instruction cards.</w:t>
+      <w:pPr>
+        <w:spacing w:line="336" w:lineRule="auto" w:after="180"/>
+      </w:pPr>
+      <w:r>
+        <w:rPr>
+          <w:b w:val="0"/>
+        </w:rPr>
+        <w:t xml:space="preserve">A fictional team turns a storage-bin specification into movable </w:t>
+      </w:r>
+      <w:r>
+        <w:rPr>
+          <w:b/>
+        </w:rPr>
+        <w:t>instruction</w:t>
+      </w:r>
+      <w:r>
+        <w:rPr>
+          <w:b w:val="0"/>
+        </w:rPr>
+        <w:t xml:space="preserve"> cards.</w:t>
       </w:r>
     </w:p>
     <w:p>
@@ -1661,13 +3326,55 @@
       </w:r>
     </w:p>
     <w:p>
-      <w:r>
+      <w:pPr>
+        <w:pStyle w:val="Heading3"/>
+      </w:pPr>
+      <w:r>
+        <w:t>Supplied facts</w:t>
+      </w:r>
+    </w:p>
+    <w:p>
+      <w:pPr>
+        <w:spacing w:line="336" w:lineRule="auto" w:after="180"/>
+        <w:shd w:fill="F1F6FC"/>
+      </w:pPr>
+      <w:r>
+        <w:rPr>
+          <w:b w:val="0"/>
+        </w:rPr>
         <w:t>Bins X capacity 3 then Y capacity 7; valid count 1–9. Select first capacity at least count.</w:t>
       </w:r>
     </w:p>
     <w:p>
-      <w:r>
-        <w:t>For request 4, write baseline Y before operating cards. Prototype cards mistakenly stop with X immediately.</w:t>
+      <w:pPr>
+        <w:pStyle w:val="Heading3"/>
+      </w:pPr>
+      <w:r>
+        <w:t>Supplied facts</w:t>
+      </w:r>
+    </w:p>
+    <w:p>
+      <w:pPr>
+        <w:spacing w:line="336" w:lineRule="auto" w:after="180"/>
+        <w:shd w:fill="F1F6FC"/>
+      </w:pPr>
+      <w:r>
+        <w:rPr>
+          <w:b w:val="0"/>
+        </w:rPr>
+        <w:t xml:space="preserve">For request 4, write baseline Y before operating cards. </w:t>
+      </w:r>
+      <w:r>
+        <w:rPr>
+          <w:b/>
+        </w:rPr>
+        <w:t>Prototype</w:t>
+      </w:r>
+      <w:r>
+        <w:rPr>
+          <w:b w:val="0"/>
+        </w:rPr>
+        <w:t xml:space="preserve"> cards mistakenly stop with X immediately.</w:t>
       </w:r>
     </w:p>
     <w:p>
@@ -1852,30 +3559,162 @@
       </w:r>
     </w:p>
     <w:p>
-      <w:r>
-        <w:t>A paper prototype is executable when another person can follow its instructions without guessing your intention. Record the actual wrong result separately from the expected one. Discovering a missing comparison is useful evidence for repair; pretending the operator followed the intended rule would hide the defect.</w:t>
-      </w:r>
-    </w:p>
-    <w:p>
       <w:pPr>
         <w:pStyle w:val="Heading3"/>
       </w:pPr>
       <w:r>
+        <w:t>Why the result follows</w:t>
+      </w:r>
+    </w:p>
+    <w:p>
+      <w:pPr>
+        <w:spacing w:line="336" w:lineRule="auto" w:after="180"/>
+        <w:shd w:fill="F1F6FC"/>
+      </w:pPr>
+      <w:r>
+        <w:rPr>
+          <w:b w:val="0"/>
+        </w:rPr>
+        <w:t xml:space="preserve">A paper </w:t>
+      </w:r>
+      <w:r>
+        <w:rPr>
+          <w:b/>
+        </w:rPr>
+        <w:t>prototype</w:t>
+      </w:r>
+      <w:r>
+        <w:rPr>
+          <w:b w:val="0"/>
+        </w:rPr>
+        <w:t xml:space="preserve"> is executable when another person can follow its </w:t>
+      </w:r>
+      <w:r>
+        <w:rPr>
+          <w:b/>
+        </w:rPr>
+        <w:t>instruction</w:t>
+      </w:r>
+      <w:r>
+        <w:rPr>
+          <w:b w:val="0"/>
+        </w:rPr>
+        <w:t>s without guessing your intention. Record the actual wrong result separately from the expected one.</w:t>
+      </w:r>
+    </w:p>
+    <w:p>
+      <w:pPr>
+        <w:spacing w:line="336" w:lineRule="auto" w:after="180"/>
+        <w:shd w:fill="F1F6FC"/>
+      </w:pPr>
+      <w:r>
+        <w:rPr>
+          <w:b w:val="0"/>
+        </w:rPr>
+        <w:t xml:space="preserve">Discovering a missing comparison is useful </w:t>
+      </w:r>
+      <w:r>
+        <w:rPr>
+          <w:b/>
+        </w:rPr>
+        <w:t>evidence</w:t>
+      </w:r>
+      <w:r>
+        <w:rPr>
+          <w:b w:val="0"/>
+        </w:rPr>
+        <w:t xml:space="preserve"> for repair; pretending the </w:t>
+      </w:r>
+      <w:r>
+        <w:rPr>
+          <w:b/>
+        </w:rPr>
+        <w:t>operator</w:t>
+      </w:r>
+      <w:r>
+        <w:rPr>
+          <w:b w:val="0"/>
+        </w:rPr>
+        <w:t xml:space="preserve"> followed the intended rule would hide the defect.</w:t>
+      </w:r>
+    </w:p>
+    <w:p>
+      <w:pPr>
+        <w:pStyle w:val="Heading3"/>
+      </w:pPr>
+      <w:r>
         <w:t>What this example does not establish</w:t>
       </w:r>
     </w:p>
     <w:p>
-      <w:r>
-        <w:t>One repaired paper case does not establish usability, correctness on every input or performance of a later software implementation.</w:t>
-      </w:r>
-    </w:p>
-    <w:p>
-      <w:r>
+      <w:pPr>
+        <w:pStyle w:val="Heading3"/>
+      </w:pPr>
+      <w:r>
+        <w:t>Keep the stated limit</w:t>
+      </w:r>
+    </w:p>
+    <w:p>
+      <w:pPr>
+        <w:spacing w:line="336" w:lineRule="auto" w:after="180"/>
+        <w:shd w:fill="FFF5E6"/>
+      </w:pPr>
+      <w:r>
+        <w:rPr>
+          <w:b w:val="0"/>
+        </w:rPr>
+        <w:t xml:space="preserve">One repaired paper case does not establish usability, correctness on every </w:t>
+      </w:r>
+      <w:r>
+        <w:rPr>
+          <w:b/>
+        </w:rPr>
+        <w:t>input</w:t>
+      </w:r>
+      <w:r>
+        <w:rPr>
+          <w:b w:val="0"/>
+        </w:rPr>
+        <w:t xml:space="preserve"> or performance of a later software implementation.</w:t>
+      </w:r>
+    </w:p>
+    <w:p>
+      <w:pPr>
+        <w:pStyle w:val="Heading3"/>
+      </w:pPr>
+      <w:r>
+        <w:t>Keep the stated limit</w:t>
+      </w:r>
+    </w:p>
+    <w:p>
+      <w:pPr>
+        <w:spacing w:line="336" w:lineRule="auto" w:after="180"/>
+        <w:shd w:fill="FFF5E6"/>
+      </w:pPr>
+      <w:r>
+        <w:rPr>
+          <w:b w:val="0"/>
+        </w:rPr>
         <w:t>Read the labelled picture: What should appear in the test log before and after the repair?</w:t>
       </w:r>
     </w:p>
     <w:p>
-      <w:r>
+      <w:pPr>
+        <w:pStyle w:val="Heading3"/>
+      </w:pPr>
+      <w:r>
+        <w:t>Keep the stated limit</w:t>
+      </w:r>
+    </w:p>
+    <w:p>
+      <w:pPr>
+        <w:spacing w:line="336" w:lineRule="auto" w:after="180"/>
+        <w:shd w:fill="FFF5E6"/>
+      </w:pPr>
+      <w:r>
+        <w:rPr>
+          <w:b w:val="0"/>
+        </w:rPr>
         <w:t>Change one thing: Insert “if capacity is below count, continue” before accepting a bin. Predict the result before checking the explanation. What remains the same?</w:t>
       </w:r>
     </w:p>
@@ -1889,6 +3728,17 @@
     </w:p>
     <w:p>
       <w:r>
+        <w:t>Find the unsupported step in the Build a Paper Prototype claim and explain a repair using the supplied evidence.</w:t>
+      </w:r>
+    </w:p>
+    <w:p>
+      <w:pPr>
+        <w:spacing w:line="336" w:lineRule="auto" w:after="180"/>
+      </w:pPr>
+      <w:r>
+        <w:rPr>
+          <w:b/>
+        </w:rPr>
         <w:t>COMPARE</w:t>
       </w:r>
     </w:p>
@@ -1901,7 +3751,13 @@
       </w:r>
     </w:p>
     <w:p>
-      <w:r>
+      <w:pPr>
+        <w:spacing w:line="336" w:lineRule="auto" w:after="180"/>
+      </w:pPr>
+      <w:r>
+        <w:rPr>
+          <w:b w:val="0"/>
+        </w:rPr>
         <w:t>A comparison helps reveal the true concept boundary.</w:t>
       </w:r>
     </w:p>
@@ -2089,53 +3945,272 @@
       </w:r>
     </w:p>
     <w:p>
-      <w:r>
-        <w:t>CLAIM A  A prototype must look like the final product.</w:t>
-      </w:r>
-    </w:p>
-    <w:p>
-      <w:r>
+      <w:pPr>
+        <w:pStyle w:val="Heading3"/>
+      </w:pPr>
+      <w:r>
+        <w:t>Challenge claim A</w:t>
+      </w:r>
+    </w:p>
+    <w:p>
+      <w:pPr>
+        <w:spacing w:line="336" w:lineRule="auto" w:after="180"/>
+        <w:shd w:fill="F5F1FB"/>
+      </w:pPr>
+      <w:r>
+        <w:rPr>
+          <w:b w:val="0"/>
+        </w:rPr>
+        <w:t xml:space="preserve">CLAIM A  A </w:t>
+      </w:r>
+      <w:r>
+        <w:rPr>
+          <w:b/>
+        </w:rPr>
+        <w:t>prototype</w:t>
+      </w:r>
+      <w:r>
+        <w:rPr>
+          <w:b w:val="0"/>
+        </w:rPr>
+        <w:t xml:space="preserve"> must look like the final product.</w:t>
+      </w:r>
+    </w:p>
+    <w:p>
+      <w:pPr>
+        <w:spacing w:line="336" w:lineRule="auto" w:after="180"/>
+      </w:pPr>
+      <w:r>
+        <w:rPr>
+          <w:b w:val="0"/>
+        </w:rPr>
         <w:t>Repair:</w:t>
       </w:r>
     </w:p>
     <w:p>
-      <w:r>
-        <w:t>CLAIM B  If a person can perform the task, the written process is complete.</w:t>
-      </w:r>
-    </w:p>
-    <w:p>
-      <w:r>
+      <w:pPr>
+        <w:pStyle w:val="Heading3"/>
+      </w:pPr>
+      <w:r>
+        <w:t>Challenge claim B</w:t>
+      </w:r>
+    </w:p>
+    <w:p>
+      <w:pPr>
+        <w:spacing w:line="336" w:lineRule="auto" w:after="180"/>
+        <w:shd w:fill="F5F1FB"/>
+      </w:pPr>
+      <w:r>
+        <w:rPr>
+          <w:b w:val="0"/>
+        </w:rPr>
+        <w:t xml:space="preserve">CLAIM B  If a person can perform the task, the written </w:t>
+      </w:r>
+      <w:r>
+        <w:rPr>
+          <w:b/>
+        </w:rPr>
+        <w:t>process</w:t>
+      </w:r>
+      <w:r>
+        <w:rPr>
+          <w:b w:val="0"/>
+        </w:rPr>
+        <w:t xml:space="preserve"> is complete.</w:t>
+      </w:r>
+    </w:p>
+    <w:p>
+      <w:pPr>
+        <w:spacing w:line="336" w:lineRule="auto" w:after="180"/>
+      </w:pPr>
+      <w:r>
+        <w:rPr>
+          <w:b w:val="0"/>
+        </w:rPr>
         <w:t>Repair:</w:t>
       </w:r>
     </w:p>
     <w:p>
-      <w:r>
-        <w:t>STRONG ANSWER FRAME  I claim ______ because the evidence shows ______. The process is ______. One limit is ______.</w:t>
-      </w:r>
-    </w:p>
-    <w:p>
       <w:pPr>
         <w:pStyle w:val="Heading3"/>
       </w:pPr>
       <w:r>
+        <w:t>A frame for explaining</w:t>
+      </w:r>
+    </w:p>
+    <w:p>
+      <w:pPr>
+        <w:spacing w:line="336" w:lineRule="auto" w:after="180"/>
+        <w:shd w:fill="F1F6FC"/>
+      </w:pPr>
+      <w:r>
+        <w:rPr>
+          <w:b w:val="0"/>
+        </w:rPr>
+        <w:t xml:space="preserve">STRONG ANSWER FRAME  I claim ______ because the </w:t>
+      </w:r>
+      <w:r>
+        <w:rPr>
+          <w:b/>
+        </w:rPr>
+        <w:t>evidence</w:t>
+      </w:r>
+      <w:r>
+        <w:rPr>
+          <w:b w:val="0"/>
+        </w:rPr>
+        <w:t xml:space="preserve"> shows ______. The </w:t>
+      </w:r>
+      <w:r>
+        <w:rPr>
+          <w:b/>
+        </w:rPr>
+        <w:t>process</w:t>
+      </w:r>
+      <w:r>
+        <w:rPr>
+          <w:b w:val="0"/>
+        </w:rPr>
+        <w:t xml:space="preserve"> is ______. One limit is ______.</w:t>
+      </w:r>
+    </w:p>
+    <w:p>
+      <w:pPr>
+        <w:pStyle w:val="Heading3"/>
+      </w:pPr>
+      <w:r>
         <w:t>A closer explanation</w:t>
       </w:r>
     </w:p>
     <w:p>
-      <w:r>
-        <w:t>Swap roles and give your partner the request card, catalogue, instruction cards and blank trace sheet. Let them operate without extra hints from the author. Record any point where they cannot decide what to do from the written instructions. Label and save changes, then repeat the affected run. Keep development cases separate from any cases your teacher has reserved for a later evaluation.</w:t>
-      </w:r>
-    </w:p>
-    <w:p>
-      <w:r>
-        <w:t>Your handover should let someone repeat a run using the same inputs and versions and check why it stopped. Keep all results, including disagreements. Next week you will organise several routine cases into a test record. A neat interface is useful, but correctness depends on validation, both conditions, the first-match rule and a clear ending.</w:t>
-      </w:r>
-    </w:p>
-    <w:p>
       <w:pPr>
         <w:pStyle w:val="Heading3"/>
       </w:pPr>
       <w:r>
+        <w:t>Check the claim against the facts</w:t>
+      </w:r>
+    </w:p>
+    <w:p>
+      <w:pPr>
+        <w:spacing w:line="336" w:lineRule="auto" w:after="180"/>
+        <w:shd w:fill="FFF5E6"/>
+      </w:pPr>
+      <w:r>
+        <w:rPr>
+          <w:b w:val="0"/>
+        </w:rPr>
+        <w:t xml:space="preserve">Swap roles and give your partner the request card, catalogue, </w:t>
+      </w:r>
+      <w:r>
+        <w:rPr>
+          <w:b/>
+        </w:rPr>
+        <w:t>instruction</w:t>
+      </w:r>
+      <w:r>
+        <w:rPr>
+          <w:b w:val="0"/>
+        </w:rPr>
+        <w:t xml:space="preserve"> cards and blank </w:t>
+      </w:r>
+      <w:r>
+        <w:rPr>
+          <w:b/>
+        </w:rPr>
+        <w:t>trace</w:t>
+      </w:r>
+      <w:r>
+        <w:rPr>
+          <w:b w:val="0"/>
+        </w:rPr>
+        <w:t xml:space="preserve"> sheet. Let them operate without extra hints from the author.</w:t>
+      </w:r>
+    </w:p>
+    <w:p>
+      <w:pPr>
+        <w:spacing w:line="336" w:lineRule="auto" w:after="180"/>
+        <w:shd w:fill="FFF5E6"/>
+      </w:pPr>
+      <w:r>
+        <w:rPr>
+          <w:b w:val="0"/>
+        </w:rPr>
+        <w:t xml:space="preserve">Record any point where they cannot decide what to do from the written </w:t>
+      </w:r>
+      <w:r>
+        <w:rPr>
+          <w:b/>
+        </w:rPr>
+        <w:t>instruction</w:t>
+      </w:r>
+      <w:r>
+        <w:rPr>
+          <w:b w:val="0"/>
+        </w:rPr>
+        <w:t>s. Label and save changes, then repeat the affected run.</w:t>
+      </w:r>
+    </w:p>
+    <w:p>
+      <w:pPr>
+        <w:spacing w:line="336" w:lineRule="auto" w:after="180"/>
+        <w:shd w:fill="FFF5E6"/>
+      </w:pPr>
+      <w:r>
+        <w:rPr>
+          <w:b w:val="0"/>
+        </w:rPr>
+        <w:t>Keep development cases separate from any cases your teacher has reserved for a later evaluation.</w:t>
+      </w:r>
+    </w:p>
+    <w:p>
+      <w:pPr>
+        <w:pStyle w:val="Heading3"/>
+      </w:pPr>
+      <w:r>
+        <w:t>Check the claim against the facts</w:t>
+      </w:r>
+    </w:p>
+    <w:p>
+      <w:pPr>
+        <w:spacing w:line="336" w:lineRule="auto" w:after="180"/>
+        <w:shd w:fill="FFF5E6"/>
+      </w:pPr>
+      <w:r>
+        <w:rPr>
+          <w:b w:val="0"/>
+        </w:rPr>
+        <w:t xml:space="preserve">Your handover should let someone repeat a run using the same </w:t>
+      </w:r>
+      <w:r>
+        <w:rPr>
+          <w:b/>
+        </w:rPr>
+        <w:t>input</w:t>
+      </w:r>
+      <w:r>
+        <w:rPr>
+          <w:b w:val="0"/>
+        </w:rPr>
+        <w:t>s and versions and check why it stopped. Keep all results, including disagreements. Next week you will organise several routine cases into a test record.</w:t>
+      </w:r>
+    </w:p>
+    <w:p>
+      <w:pPr>
+        <w:spacing w:line="336" w:lineRule="auto" w:after="180"/>
+        <w:shd w:fill="FFF5E6"/>
+      </w:pPr>
+      <w:r>
+        <w:rPr>
+          <w:b w:val="0"/>
+        </w:rPr>
+        <w:t>A neat interface is useful, but correctness depends on validation, both conditions, the first-match rule and a clear ending.</w:t>
+      </w:r>
+    </w:p>
+    <w:p>
+      <w:pPr>
+        <w:pStyle w:val="Heading3"/>
+      </w:pPr>
+      <w:r>
         <w:t>A saved trace says “P1 version 1; 11 minutes No; started at B2; suggested B2.” Explain the error using the written cards. State what evidence to keep and what should happen in a new correct run.</w:t>
       </w:r>
     </w:p>
@@ -2169,6 +4244,17 @@
     </w:p>
     <w:p>
       <w:r>
+        <w:t>Practise Build a Paper Prototype with support, then explain the deciding step in your own words.</w:t>
+      </w:r>
+    </w:p>
+    <w:p>
+      <w:pPr>
+        <w:spacing w:line="336" w:lineRule="auto" w:after="180"/>
+      </w:pPr>
+      <w:r>
+        <w:rPr>
+          <w:b/>
+        </w:rPr>
         <w:t>GUIDED PRACTICE</w:t>
       </w:r>
     </w:p>
@@ -2181,7 +4267,13 @@
       </w:r>
     </w:p>
     <w:p>
-      <w:r>
+      <w:pPr>
+        <w:spacing w:line="336" w:lineRule="auto" w:after="180"/>
+      </w:pPr>
+      <w:r>
+        <w:rPr>
+          <w:b w:val="0"/>
+        </w:rPr>
         <w:t>Use support now so you can succeed independently later.</w:t>
       </w:r>
     </w:p>
@@ -2222,51 +4314,304 @@
       </w:r>
     </w:p>
     <w:p>
-      <w:r>
-        <w:t>Explain how the picture story demonstrates this idea: A prototype tests the idea before polish or technology.</w:t>
-      </w:r>
-    </w:p>
-    <w:p>
-      <w:r>
-        <w:t>Use a fresh example to explain prototype.</w:t>
-      </w:r>
-    </w:p>
-    <w:p>
-      <w:r>
-        <w:t>Trace a new input → process → output example.</w:t>
-      </w:r>
-    </w:p>
-    <w:p>
-      <w:r>
-        <w:t>Find and repair the error in: If a person can perform the task, the written process is complete.</w:t>
-      </w:r>
-    </w:p>
-    <w:p>
-      <w:r>
+      <w:pPr>
+        <w:spacing w:line="336" w:lineRule="auto" w:after="180"/>
+      </w:pPr>
+      <w:r>
+        <w:rPr>
+          <w:b w:val="0"/>
+        </w:rPr>
+        <w:t xml:space="preserve">Explain how the picture story demonstrates this idea: A </w:t>
+      </w:r>
+      <w:r>
+        <w:rPr>
+          <w:b/>
+        </w:rPr>
+        <w:t>prototype</w:t>
+      </w:r>
+      <w:r>
+        <w:rPr>
+          <w:b w:val="0"/>
+        </w:rPr>
+        <w:t xml:space="preserve"> tests the idea before polish or technology.</w:t>
+      </w:r>
+    </w:p>
+    <w:p>
+      <w:pPr>
+        <w:spacing w:line="336" w:lineRule="auto" w:after="180"/>
+      </w:pPr>
+      <w:r>
+        <w:rPr>
+          <w:b w:val="0"/>
+        </w:rPr>
+        <w:t xml:space="preserve">Use a fresh example to explain </w:t>
+      </w:r>
+      <w:r>
+        <w:rPr>
+          <w:b/>
+        </w:rPr>
+        <w:t>prototype</w:t>
+      </w:r>
+      <w:r>
+        <w:rPr>
+          <w:b w:val="0"/>
+        </w:rPr>
+        <w:t>.</w:t>
+      </w:r>
+    </w:p>
+    <w:p>
+      <w:pPr>
+        <w:spacing w:line="336" w:lineRule="auto" w:after="180"/>
+      </w:pPr>
+      <w:r>
+        <w:rPr>
+          <w:b/>
+        </w:rPr>
+        <w:t>Trace</w:t>
+      </w:r>
+      <w:r>
+        <w:rPr>
+          <w:b w:val="0"/>
+        </w:rPr>
+        <w:t xml:space="preserve"> a new </w:t>
+      </w:r>
+      <w:r>
+        <w:rPr>
+          <w:b/>
+        </w:rPr>
+        <w:t>input</w:t>
+      </w:r>
+      <w:r>
+        <w:rPr>
+          <w:b w:val="0"/>
+        </w:rPr>
+        <w:t xml:space="preserve"> → </w:t>
+      </w:r>
+      <w:r>
+        <w:rPr>
+          <w:b/>
+        </w:rPr>
+        <w:t>process</w:t>
+      </w:r>
+      <w:r>
+        <w:rPr>
+          <w:b w:val="0"/>
+        </w:rPr>
+        <w:t xml:space="preserve"> → </w:t>
+      </w:r>
+      <w:r>
+        <w:rPr>
+          <w:b/>
+        </w:rPr>
+        <w:t>output</w:t>
+      </w:r>
+      <w:r>
+        <w:rPr>
+          <w:b w:val="0"/>
+        </w:rPr>
+        <w:t xml:space="preserve"> example.</w:t>
+      </w:r>
+    </w:p>
+    <w:p>
+      <w:pPr>
+        <w:spacing w:line="336" w:lineRule="auto" w:after="180"/>
+      </w:pPr>
+      <w:r>
+        <w:rPr>
+          <w:b w:val="0"/>
+        </w:rPr>
+        <w:t xml:space="preserve">Find and repair the error in: If a person can perform the task, the written </w:t>
+      </w:r>
+      <w:r>
+        <w:rPr>
+          <w:b/>
+        </w:rPr>
+        <w:t>process</w:t>
+      </w:r>
+      <w:r>
+        <w:rPr>
+          <w:b w:val="0"/>
+        </w:rPr>
+        <w:t xml:space="preserve"> is complete.</w:t>
+      </w:r>
+    </w:p>
+    <w:p>
+      <w:pPr>
+        <w:spacing w:line="336" w:lineRule="auto" w:after="180"/>
+      </w:pPr>
+      <w:r>
+        <w:rPr>
+          <w:b w:val="0"/>
+        </w:rPr>
         <w:t>Invent one edge case and name the safe response.</w:t>
       </w:r>
     </w:p>
     <w:p>
-      <w:r>
-        <w:t>PARTNER CHECK  Point to the evidence. Do not accept an answer that only repeats the vocabulary word.</w:t>
-      </w:r>
-    </w:p>
-    <w:p>
       <w:pPr>
         <w:pStyle w:val="Heading3"/>
       </w:pPr>
       <w:r>
+        <w:t>Check with a partner</w:t>
+      </w:r>
+    </w:p>
+    <w:p>
+      <w:pPr>
+        <w:spacing w:line="336" w:lineRule="auto" w:after="180"/>
+        <w:shd w:fill="F5F1FB"/>
+      </w:pPr>
+      <w:r>
+        <w:rPr>
+          <w:b w:val="0"/>
+        </w:rPr>
+        <w:t xml:space="preserve">PARTNER CHECK  Point to the </w:t>
+      </w:r>
+      <w:r>
+        <w:rPr>
+          <w:b/>
+        </w:rPr>
+        <w:t>evidence</w:t>
+      </w:r>
+      <w:r>
+        <w:rPr>
+          <w:b w:val="0"/>
+        </w:rPr>
+        <w:t>. Do not accept an answer that only repeats the vocabulary word.</w:t>
+      </w:r>
+    </w:p>
+    <w:p>
+      <w:pPr>
+        <w:pStyle w:val="Heading3"/>
+      </w:pPr>
+      <w:r>
         <w:t>A closer explanation</w:t>
       </w:r>
     </w:p>
     <w:p>
-      <w:r>
-        <w:t>Suppose the operator starts a fresh 11-minute No request at B2 because the marker was left there. They return B2. The required first fit is B1, and Card 1 explicitly says to restart at B1. The trace therefore reveals an execution mistake. If the written instructions had omitted the reset, that would instead be an instruction defect. Inspect the saved version before deciding.</w:t>
-      </w:r>
-    </w:p>
-    <w:p>
-      <w:r>
-        <w:t>Preserve the first trace. For an execution mistake, rerun the same written version correctly and label the new run. For an instruction defect, save a corrected version with a new label, state what changed, and rerun. Never rewrite an old observed result to make a version appear successful.</w:t>
+      <w:pPr>
+        <w:spacing w:line="336" w:lineRule="auto" w:after="180"/>
+      </w:pPr>
+      <w:r>
+        <w:rPr>
+          <w:b w:val="0"/>
+        </w:rPr>
+        <w:t xml:space="preserve">Suppose the </w:t>
+      </w:r>
+      <w:r>
+        <w:rPr>
+          <w:b/>
+        </w:rPr>
+        <w:t>operator</w:t>
+      </w:r>
+      <w:r>
+        <w:rPr>
+          <w:b w:val="0"/>
+        </w:rPr>
+        <w:t xml:space="preserve"> starts a fresh 11-minute No request at B2 because the marker was left there. They return B2. The required first fit is B1, and Card 1 explicitly says to restart at B1.</w:t>
+      </w:r>
+    </w:p>
+    <w:p>
+      <w:pPr>
+        <w:spacing w:line="336" w:lineRule="auto" w:after="180"/>
+      </w:pPr>
+      <w:r>
+        <w:rPr>
+          <w:b w:val="0"/>
+        </w:rPr>
+        <w:t xml:space="preserve">The </w:t>
+      </w:r>
+      <w:r>
+        <w:rPr>
+          <w:b/>
+        </w:rPr>
+        <w:t>trace</w:t>
+      </w:r>
+      <w:r>
+        <w:rPr>
+          <w:b w:val="0"/>
+        </w:rPr>
+        <w:t xml:space="preserve"> therefore reveals an execution mistake. If the written </w:t>
+      </w:r>
+      <w:r>
+        <w:rPr>
+          <w:b/>
+        </w:rPr>
+        <w:t>instruction</w:t>
+      </w:r>
+      <w:r>
+        <w:rPr>
+          <w:b w:val="0"/>
+        </w:rPr>
+        <w:t xml:space="preserve">s had omitted the reset, that would instead be an </w:t>
+      </w:r>
+      <w:r>
+        <w:rPr>
+          <w:b/>
+        </w:rPr>
+        <w:t>instruction</w:t>
+      </w:r>
+      <w:r>
+        <w:rPr>
+          <w:b w:val="0"/>
+        </w:rPr>
+        <w:t xml:space="preserve"> defect. Inspect the saved version before deciding.</w:t>
+      </w:r>
+    </w:p>
+    <w:p>
+      <w:pPr>
+        <w:spacing w:line="336" w:lineRule="auto" w:after="180"/>
+      </w:pPr>
+      <w:r>
+        <w:rPr>
+          <w:b w:val="0"/>
+        </w:rPr>
+        <w:t xml:space="preserve">Preserve the first </w:t>
+      </w:r>
+      <w:r>
+        <w:rPr>
+          <w:b/>
+        </w:rPr>
+        <w:t>trace</w:t>
+      </w:r>
+      <w:r>
+        <w:rPr>
+          <w:b w:val="0"/>
+        </w:rPr>
+        <w:t xml:space="preserve">. For an execution mistake, rerun the same written version correctly and label the new run. For an </w:t>
+      </w:r>
+      <w:r>
+        <w:rPr>
+          <w:b/>
+        </w:rPr>
+        <w:t>instruction</w:t>
+      </w:r>
+      <w:r>
+        <w:rPr>
+          <w:b w:val="0"/>
+        </w:rPr>
+        <w:t xml:space="preserve"> defect, save a corrected version with a new label, state what changed, and rerun.</w:t>
+      </w:r>
+    </w:p>
+    <w:p>
+      <w:pPr>
+        <w:spacing w:line="336" w:lineRule="auto" w:after="180"/>
+      </w:pPr>
+      <w:r>
+        <w:rPr>
+          <w:b w:val="0"/>
+        </w:rPr>
+        <w:t xml:space="preserve">Never rewrite an old </w:t>
+      </w:r>
+      <w:r>
+        <w:rPr>
+          <w:b/>
+        </w:rPr>
+        <w:t>observed result</w:t>
+      </w:r>
+      <w:r>
+        <w:rPr>
+          <w:b w:val="0"/>
+        </w:rPr>
+        <w:t xml:space="preserve"> to make a version appear successful.</w:t>
       </w:r>
     </w:p>
     <w:p>
@@ -2321,8 +4666,38 @@
       </w:r>
     </w:p>
     <w:p>
-      <w:r>
-        <w:t>Use workbook W2 for the connected example “Building and tracing a paper prototype”. First fill the input and rule boxes. Try the middle steps before asking for a hint. After a hint, try the next step yourself.</w:t>
+      <w:pPr>
+        <w:spacing w:line="336" w:lineRule="auto" w:after="180"/>
+      </w:pPr>
+      <w:r>
+        <w:rPr>
+          <w:b w:val="0"/>
+        </w:rPr>
+        <w:t xml:space="preserve">Use workbook W2 for the connected example “Building and tracing a paper </w:t>
+      </w:r>
+      <w:r>
+        <w:rPr>
+          <w:b/>
+        </w:rPr>
+        <w:t>prototype</w:t>
+      </w:r>
+      <w:r>
+        <w:rPr>
+          <w:b w:val="0"/>
+        </w:rPr>
+        <w:t xml:space="preserve">”. First fill the </w:t>
+      </w:r>
+      <w:r>
+        <w:rPr>
+          <w:b/>
+        </w:rPr>
+        <w:t>input</w:t>
+      </w:r>
+      <w:r>
+        <w:rPr>
+          <w:b w:val="0"/>
+        </w:rPr>
+        <w:t xml:space="preserve"> and rule boxes. Try the middle steps before asking for a hint. After a hint, try the next step yourself.</w:t>
       </w:r>
     </w:p>
     <w:tbl>
@@ -2405,8 +4780,26 @@
       </w:tr>
     </w:tbl>
     <w:p>
-      <w:r>
-        <w:t>Explain your trace to a partner. Your partner points to one step to check. Swap roles on the next case. Each person writes their own explanation.</w:t>
+      <w:pPr>
+        <w:spacing w:line="336" w:lineRule="auto" w:after="180"/>
+      </w:pPr>
+      <w:r>
+        <w:rPr>
+          <w:b w:val="0"/>
+        </w:rPr>
+        <w:t xml:space="preserve">Explain your </w:t>
+      </w:r>
+      <w:r>
+        <w:rPr>
+          <w:b/>
+        </w:rPr>
+        <w:t>trace</w:t>
+      </w:r>
+      <w:r>
+        <w:rPr>
+          <w:b w:val="0"/>
+        </w:rPr>
+        <w:t xml:space="preserve"> to a partner. Your partner points to one step to check. Swap roles on the next case. Each person writes their own explanation.</w:t>
       </w:r>
     </w:p>
     <w:p>
@@ -2418,12 +4811,47 @@
       </w:r>
     </w:p>
     <w:p>
-      <w:r>
-        <w:t>Use the worked case for Building and tracing a paper prototype. Proposed explanation: “A correct-looking answer is enough”. Decide whether this explanation is supported. Point to the step or supplied fact that decides; explain your repair if needed.</w:t>
-      </w:r>
-    </w:p>
-    <w:p>
-      <w:r>
+      <w:pPr>
+        <w:spacing w:line="336" w:lineRule="auto" w:after="180"/>
+      </w:pPr>
+      <w:r>
+        <w:rPr>
+          <w:b w:val="0"/>
+        </w:rPr>
+        <w:t xml:space="preserve">Use the worked case for Building and tracing a paper </w:t>
+      </w:r>
+      <w:r>
+        <w:rPr>
+          <w:b/>
+        </w:rPr>
+        <w:t>prototype</w:t>
+      </w:r>
+      <w:r>
+        <w:rPr>
+          <w:b w:val="0"/>
+        </w:rPr>
+        <w:t>. Proposed explanation: “A correct-looking answer is enough”. Decide whether this explanation is supported.</w:t>
+      </w:r>
+    </w:p>
+    <w:p>
+      <w:pPr>
+        <w:spacing w:line="336" w:lineRule="auto" w:after="180"/>
+      </w:pPr>
+      <w:r>
+        <w:rPr>
+          <w:b w:val="0"/>
+        </w:rPr>
+        <w:t>Point to the step or supplied fact that decides; explain your repair if needed.</w:t>
+      </w:r>
+    </w:p>
+    <w:p>
+      <w:pPr>
+        <w:spacing w:line="336" w:lineRule="auto" w:after="180"/>
+      </w:pPr>
+      <w:r>
+        <w:rPr>
+          <w:b w:val="0"/>
+        </w:rPr>
         <w:t>Answer on your own before discussion. If you are unsure, say which step you need help with.</w:t>
       </w:r>
     </w:p>
@@ -2436,7 +4864,14 @@
       </w:r>
     </w:p>
     <w:p>
-      <w:r>
+      <w:pPr>
+        <w:spacing w:line="336" w:lineRule="auto" w:after="180"/>
+        <w:shd w:fill="F5F1FB"/>
+      </w:pPr>
+      <w:r>
+        <w:rPr>
+          <w:b w:val="0"/>
+        </w:rPr>
         <w:t>What should appear in the test log before and after the repair?</w:t>
       </w:r>
     </w:p>
@@ -2469,7 +4904,13 @@
       </w:r>
     </w:p>
     <w:p>
-      <w:r>
+      <w:pPr>
+        <w:spacing w:line="336" w:lineRule="auto" w:after="180"/>
+      </w:pPr>
+      <w:r>
+        <w:rPr>
+          <w:b w:val="0"/>
+        </w:rPr>
         <w:t>This is supported practice. Keep the separately named independent case for an attempt before feedback.</w:t>
       </w:r>
     </w:p>
@@ -2483,6 +4924,17 @@
     </w:p>
     <w:p>
       <w:r>
+        <w:t>Investigate Build a Paper Prototype. Record the prediction, actual observation or labelled paper trace, explanation and next test separately.</w:t>
+      </w:r>
+    </w:p>
+    <w:p>
+      <w:pPr>
+        <w:spacing w:line="336" w:lineRule="auto" w:after="180"/>
+      </w:pPr>
+      <w:r>
+        <w:rPr>
+          <w:b/>
+        </w:rPr>
         <w:t>EXPLORER LAB</w:t>
       </w:r>
     </w:p>
@@ -2495,8 +4947,26 @@
       </w:r>
     </w:p>
     <w:p>
-      <w:r>
-        <w:t>Predict first, test honestly, and explain what the evidence means.</w:t>
+      <w:pPr>
+        <w:spacing w:line="336" w:lineRule="auto" w:after="180"/>
+      </w:pPr>
+      <w:r>
+        <w:rPr>
+          <w:b w:val="0"/>
+        </w:rPr>
+        <w:t xml:space="preserve">Predict first, test honestly, and explain what the </w:t>
+      </w:r>
+      <w:r>
+        <w:rPr>
+          <w:b/>
+        </w:rPr>
+        <w:t>evidence</w:t>
+      </w:r>
+      <w:r>
+        <w:rPr>
+          <w:b w:val="0"/>
+        </w:rPr>
+        <w:t xml:space="preserve"> means.</w:t>
       </w:r>
     </w:p>
     <w:p>
@@ -2536,27 +5006,126 @@
       </w:r>
     </w:p>
     <w:p>
-      <w:r>
-        <w:t>State your prediction before the result is known.</w:t>
-      </w:r>
-    </w:p>
-    <w:p>
-      <w:r>
+      <w:pPr>
+        <w:pStyle w:val="Heading3"/>
+      </w:pPr>
+      <w:r>
+        <w:t>1. Predict</w:t>
+      </w:r>
+    </w:p>
+    <w:p>
+      <w:pPr>
+        <w:spacing w:line="336" w:lineRule="auto" w:after="180"/>
+        <w:shd w:fill="F4F9FC"/>
+      </w:pPr>
+      <w:r>
+        <w:rPr>
+          <w:b w:val="0"/>
+        </w:rPr>
+        <w:t xml:space="preserve">State your </w:t>
+      </w:r>
+      <w:r>
+        <w:rPr>
+          <w:b/>
+        </w:rPr>
+        <w:t>prediction</w:t>
+      </w:r>
+      <w:r>
+        <w:rPr>
+          <w:b w:val="0"/>
+        </w:rPr>
+        <w:t xml:space="preserve"> before the result is known.</w:t>
+      </w:r>
+    </w:p>
+    <w:p>
+      <w:pPr>
+        <w:pStyle w:val="Heading3"/>
+      </w:pPr>
+      <w:r>
+        <w:t>2. Investigate</w:t>
+      </w:r>
+    </w:p>
+    <w:p>
+      <w:pPr>
+        <w:spacing w:line="336" w:lineRule="auto" w:after="180"/>
+        <w:shd w:fill="F4F9FC"/>
+      </w:pPr>
+      <w:r>
+        <w:rPr>
+          <w:b w:val="0"/>
+        </w:rPr>
         <w:t>Complete the task: Run the sorter with a partner acting as the computer.</w:t>
       </w:r>
     </w:p>
     <w:p>
-      <w:r>
+      <w:pPr>
+        <w:pStyle w:val="Heading3"/>
+      </w:pPr>
+      <w:r>
+        <w:t>3. Compare cases</w:t>
+      </w:r>
+    </w:p>
+    <w:p>
+      <w:pPr>
+        <w:spacing w:line="336" w:lineRule="auto" w:after="180"/>
+        <w:shd w:fill="F4F9FC"/>
+      </w:pPr>
+      <w:r>
+        <w:rPr>
+          <w:b w:val="0"/>
+        </w:rPr>
         <w:t>Keep a normal case and an edge case clearly separated.</w:t>
       </w:r>
     </w:p>
     <w:p>
-      <w:r>
-        <w:t>Record what happened—even when it does not match your prediction.</w:t>
-      </w:r>
-    </w:p>
-    <w:p>
-      <w:r>
+      <w:pPr>
+        <w:pStyle w:val="Heading3"/>
+      </w:pPr>
+      <w:r>
+        <w:t>4. Record honestly</w:t>
+      </w:r>
+    </w:p>
+    <w:p>
+      <w:pPr>
+        <w:spacing w:line="336" w:lineRule="auto" w:after="180"/>
+        <w:shd w:fill="F4F9FC"/>
+      </w:pPr>
+      <w:r>
+        <w:rPr>
+          <w:b w:val="0"/>
+        </w:rPr>
+        <w:t xml:space="preserve">Record what happened—even when it does not match your </w:t>
+      </w:r>
+      <w:r>
+        <w:rPr>
+          <w:b/>
+        </w:rPr>
+        <w:t>prediction</w:t>
+      </w:r>
+      <w:r>
+        <w:rPr>
+          <w:b w:val="0"/>
+        </w:rPr>
+        <w:t>.</w:t>
+      </w:r>
+    </w:p>
+    <w:p>
+      <w:pPr>
+        <w:pStyle w:val="Heading3"/>
+      </w:pPr>
+      <w:r>
+        <w:t>5. Explain and plan the next test</w:t>
+      </w:r>
+    </w:p>
+    <w:p>
+      <w:pPr>
+        <w:spacing w:line="336" w:lineRule="auto" w:after="180"/>
+        <w:shd w:fill="F4F9FC"/>
+      </w:pPr>
+      <w:r>
+        <w:rPr>
+          <w:b w:val="0"/>
+        </w:rPr>
         <w:t>Explain the result, one limitation, and the next useful test.</w:t>
       </w:r>
     </w:p>
@@ -2691,7 +5260,22 @@
       </w:tr>
     </w:tbl>
     <w:p>
-      <w:r>
+      <w:pPr>
+        <w:pStyle w:val="Heading3"/>
+      </w:pPr>
+      <w:r>
+        <w:t>Use a fresh case after support</w:t>
+      </w:r>
+    </w:p>
+    <w:p>
+      <w:pPr>
+        <w:spacing w:line="336" w:lineRule="auto" w:after="180"/>
+        <w:shd w:fill="FFF5E6"/>
+      </w:pPr>
+      <w:r>
+        <w:rPr>
+          <w:b w:val="0"/>
+        </w:rPr>
         <w:t>INDEPENDENCE  After support is removed, repeat the proof with a fresh case.</w:t>
       </w:r>
     </w:p>
@@ -2704,8 +5288,26 @@
       </w:r>
     </w:p>
     <w:p>
-      <w:r>
-        <w:t>Before trying: what do I expect, and why? While trying: which step could first go wrong? Afterwards: what did I actually observe, and what should change? Keep “not run” if you only traced the procedure.</w:t>
+      <w:pPr>
+        <w:spacing w:line="336" w:lineRule="auto" w:after="180"/>
+      </w:pPr>
+      <w:r>
+        <w:rPr>
+          <w:b w:val="0"/>
+        </w:rPr>
+        <w:t xml:space="preserve">Before trying: what do I expect, and why? While trying: which step could first go wrong? Afterwards: what did I actually observe, and what should change? Keep “not run” if you only </w:t>
+      </w:r>
+      <w:r>
+        <w:rPr>
+          <w:b/>
+        </w:rPr>
+        <w:t>trace</w:t>
+      </w:r>
+      <w:r>
+        <w:rPr>
+          <w:b w:val="0"/>
+        </w:rPr>
+        <w:t>d the procedure.</w:t>
       </w:r>
     </w:p>
     <w:p>
@@ -2718,6 +5320,17 @@
     </w:p>
     <w:p>
       <w:r>
+        <w:t>Move from recall to tracing, diagnosis and transfer in Build a Paper Prototype. Explain why each step is justified.</w:t>
+      </w:r>
+    </w:p>
+    <w:p>
+      <w:pPr>
+        <w:spacing w:line="336" w:lineRule="auto" w:after="180"/>
+      </w:pPr>
+      <w:r>
+        <w:rPr>
+          <w:b/>
+        </w:rPr>
         <w:t>PRACTICE LADDER</w:t>
       </w:r>
     </w:p>
@@ -2730,7 +5343,13 @@
       </w:r>
     </w:p>
     <w:p>
-      <w:r>
+      <w:pPr>
+        <w:spacing w:line="336" w:lineRule="auto" w:after="180"/>
+      </w:pPr>
+      <w:r>
+        <w:rPr>
+          <w:b w:val="0"/>
+        </w:rPr>
         <w:t>Each step asks for a stronger kind of understanding.</w:t>
       </w:r>
     </w:p>
@@ -2771,42 +5390,208 @@
       </w:r>
     </w:p>
     <w:p>
-      <w:r>
-        <w:t>RECALL  Define prototype.</w:t>
-      </w:r>
-    </w:p>
-    <w:p>
-      <w:r>
-        <w:t>EXPLAIN  A prototype tests the idea before polish or technology.</w:t>
-      </w:r>
-    </w:p>
-    <w:p>
-      <w:r>
-        <w:t>TRACE  Show the input, process, and output.</w:t>
-      </w:r>
-    </w:p>
-    <w:p>
-      <w:r>
-        <w:t>DIAGNOSE  Repair: A prototype must look like the final product.</w:t>
-      </w:r>
-    </w:p>
-    <w:p>
-      <w:r>
+      <w:pPr>
+        <w:spacing w:line="336" w:lineRule="auto" w:after="180"/>
+        <w:shd w:fill="F4F9FC"/>
+      </w:pPr>
+      <w:r>
+        <w:rPr>
+          <w:b w:val="0"/>
+        </w:rPr>
+        <w:t xml:space="preserve">RECALL  Define </w:t>
+      </w:r>
+      <w:r>
+        <w:rPr>
+          <w:b/>
+        </w:rPr>
+        <w:t>prototype</w:t>
+      </w:r>
+      <w:r>
+        <w:rPr>
+          <w:b w:val="0"/>
+        </w:rPr>
+        <w:t>.</w:t>
+      </w:r>
+    </w:p>
+    <w:p>
+      <w:pPr>
+        <w:spacing w:line="336" w:lineRule="auto" w:after="180"/>
+        <w:shd w:fill="F4F9FC"/>
+      </w:pPr>
+      <w:r>
+        <w:rPr>
+          <w:b w:val="0"/>
+        </w:rPr>
+        <w:t xml:space="preserve">EXPLAIN  A </w:t>
+      </w:r>
+      <w:r>
+        <w:rPr>
+          <w:b/>
+        </w:rPr>
+        <w:t>prototype</w:t>
+      </w:r>
+      <w:r>
+        <w:rPr>
+          <w:b w:val="0"/>
+        </w:rPr>
+        <w:t xml:space="preserve"> tests the idea before polish or technology.</w:t>
+      </w:r>
+    </w:p>
+    <w:p>
+      <w:pPr>
+        <w:spacing w:line="336" w:lineRule="auto" w:after="180"/>
+        <w:shd w:fill="F4F9FC"/>
+      </w:pPr>
+      <w:r>
+        <w:rPr>
+          <w:b/>
+        </w:rPr>
+        <w:t>TRACE</w:t>
+      </w:r>
+      <w:r>
+        <w:rPr>
+          <w:b w:val="0"/>
+        </w:rPr>
+        <w:t xml:space="preserve">  Show the </w:t>
+      </w:r>
+      <w:r>
+        <w:rPr>
+          <w:b/>
+        </w:rPr>
+        <w:t>input</w:t>
+      </w:r>
+      <w:r>
+        <w:rPr>
+          <w:b w:val="0"/>
+        </w:rPr>
+        <w:t xml:space="preserve">, </w:t>
+      </w:r>
+      <w:r>
+        <w:rPr>
+          <w:b/>
+        </w:rPr>
+        <w:t>process</w:t>
+      </w:r>
+      <w:r>
+        <w:rPr>
+          <w:b w:val="0"/>
+        </w:rPr>
+        <w:t xml:space="preserve">, and </w:t>
+      </w:r>
+      <w:r>
+        <w:rPr>
+          <w:b/>
+        </w:rPr>
+        <w:t>output</w:t>
+      </w:r>
+      <w:r>
+        <w:rPr>
+          <w:b w:val="0"/>
+        </w:rPr>
+        <w:t>.</w:t>
+      </w:r>
+    </w:p>
+    <w:p>
+      <w:pPr>
+        <w:spacing w:line="336" w:lineRule="auto" w:after="180"/>
+        <w:shd w:fill="F4F9FC"/>
+      </w:pPr>
+      <w:r>
+        <w:rPr>
+          <w:b w:val="0"/>
+        </w:rPr>
+        <w:t xml:space="preserve">DIAGNOSE  Repair: A </w:t>
+      </w:r>
+      <w:r>
+        <w:rPr>
+          <w:b/>
+        </w:rPr>
+        <w:t>prototype</w:t>
+      </w:r>
+      <w:r>
+        <w:rPr>
+          <w:b w:val="0"/>
+        </w:rPr>
+        <w:t xml:space="preserve"> must look like the final product.</w:t>
+      </w:r>
+    </w:p>
+    <w:p>
+      <w:pPr>
+        <w:spacing w:line="336" w:lineRule="auto" w:after="180"/>
+        <w:shd w:fill="F4F9FC"/>
+      </w:pPr>
+      <w:r>
+        <w:rPr>
+          <w:b w:val="0"/>
+        </w:rPr>
         <w:t>TRANSFER  Apply the idea to a new home or classroom case.</w:t>
       </w:r>
     </w:p>
     <w:p>
-      <w:r>
+      <w:pPr>
+        <w:spacing w:line="336" w:lineRule="auto" w:after="180"/>
+        <w:shd w:fill="F4F9FC"/>
+      </w:pPr>
+      <w:r>
+        <w:rPr>
+          <w:b w:val="0"/>
+        </w:rPr>
         <w:t>CREATE  Design one revealing test.</w:t>
       </w:r>
     </w:p>
     <w:p>
-      <w:r>
-        <w:t>DEFEND  Give a claim, evidence, mechanism, limit, and safe action.</w:t>
-      </w:r>
-    </w:p>
-    <w:p>
-      <w:r>
+      <w:pPr>
+        <w:spacing w:line="336" w:lineRule="auto" w:after="180"/>
+        <w:shd w:fill="F4F9FC"/>
+      </w:pPr>
+      <w:r>
+        <w:rPr>
+          <w:b w:val="0"/>
+        </w:rPr>
+        <w:t xml:space="preserve">DEFEND  Give a claim, </w:t>
+      </w:r>
+      <w:r>
+        <w:rPr>
+          <w:b/>
+        </w:rPr>
+        <w:t>evidence</w:t>
+      </w:r>
+      <w:r>
+        <w:rPr>
+          <w:b w:val="0"/>
+        </w:rPr>
+        <w:t xml:space="preserve">, </w:t>
+      </w:r>
+      <w:r>
+        <w:rPr>
+          <w:b/>
+        </w:rPr>
+        <w:t>mechanism</w:t>
+      </w:r>
+      <w:r>
+        <w:rPr>
+          <w:b w:val="0"/>
+        </w:rPr>
+        <w:t>, limit, and safe action.</w:t>
+      </w:r>
+    </w:p>
+    <w:p>
+      <w:pPr>
+        <w:pStyle w:val="Heading3"/>
+      </w:pPr>
+      <w:r>
+        <w:t>When to retry</w:t>
+      </w:r>
+    </w:p>
+    <w:p>
+      <w:pPr>
+        <w:spacing w:line="336" w:lineRule="auto" w:after="180"/>
+        <w:shd w:fill="F1F6F8"/>
+      </w:pPr>
+      <w:r>
+        <w:rPr>
+          <w:b w:val="0"/>
+        </w:rPr>
         <w:t>RETRY RULE  A coached answer becomes mastery only after you solve a different case independently.</w:t>
       </w:r>
     </w:p>
@@ -2820,6 +5605,17 @@
     </w:p>
     <w:p>
       <w:r>
+        <w:t>Apply this week’s idea to Helpful Classroom Sorter. Keep an annotated decision and the evidence supporting it.</w:t>
+      </w:r>
+    </w:p>
+    <w:p>
+      <w:pPr>
+        <w:spacing w:line="336" w:lineRule="auto" w:after="180"/>
+      </w:pPr>
+      <w:r>
+        <w:rPr>
+          <w:b/>
+        </w:rPr>
         <w:t>PROJECT</w:t>
       </w:r>
     </w:p>
@@ -2832,8 +5628,26 @@
       </w:r>
     </w:p>
     <w:p>
-      <w:r>
-        <w:t>Build one coherent system across the year, one evidence-based decision at a time.</w:t>
+      <w:pPr>
+        <w:spacing w:line="336" w:lineRule="auto" w:after="180"/>
+      </w:pPr>
+      <w:r>
+        <w:rPr>
+          <w:b w:val="0"/>
+        </w:rPr>
+        <w:t xml:space="preserve">Build one coherent system across the year, one </w:t>
+      </w:r>
+      <w:r>
+        <w:rPr>
+          <w:b/>
+        </w:rPr>
+        <w:t>evidence</w:t>
+      </w:r>
+      <w:r>
+        <w:rPr>
+          <w:b w:val="0"/>
+        </w:rPr>
+        <w:t>-based decision at a time.</w:t>
       </w:r>
     </w:p>
     <w:p>
@@ -2873,32 +5687,122 @@
       </w:r>
     </w:p>
     <w:p>
-      <w:r>
-        <w:t>THIS WEEK'S CHECKPOINT  Build the complete paper sorter: input cards, process guide, output cards, not-sure card, and test log.</w:t>
-      </w:r>
-    </w:p>
-    <w:p>
-      <w:r>
+      <w:pPr>
+        <w:spacing w:line="336" w:lineRule="auto" w:after="180"/>
+        <w:shd w:fill="EDF7F3"/>
+      </w:pPr>
+      <w:r>
+        <w:rPr>
+          <w:b w:val="0"/>
+        </w:rPr>
+        <w:t xml:space="preserve">THIS WEEK'S CHECKPOINT  Build the complete paper sorter: </w:t>
+      </w:r>
+      <w:r>
+        <w:rPr>
+          <w:b/>
+        </w:rPr>
+        <w:t>input</w:t>
+      </w:r>
+      <w:r>
+        <w:rPr>
+          <w:b w:val="0"/>
+        </w:rPr>
+        <w:t xml:space="preserve"> cards, </w:t>
+      </w:r>
+      <w:r>
+        <w:rPr>
+          <w:b/>
+        </w:rPr>
+        <w:t>process</w:t>
+      </w:r>
+      <w:r>
+        <w:rPr>
+          <w:b w:val="0"/>
+        </w:rPr>
+        <w:t xml:space="preserve"> guide, </w:t>
+      </w:r>
+      <w:r>
+        <w:rPr>
+          <w:b/>
+        </w:rPr>
+        <w:t>output</w:t>
+      </w:r>
+      <w:r>
+        <w:rPr>
+          <w:b w:val="0"/>
+        </w:rPr>
+        <w:t xml:space="preserve"> cards, not-sure card, and test log.</w:t>
+      </w:r>
+    </w:p>
+    <w:p>
+      <w:pPr>
+        <w:spacing w:line="336" w:lineRule="auto" w:after="180"/>
+        <w:shd w:fill="F5F1FB"/>
+      </w:pPr>
+      <w:r>
+        <w:rPr>
+          <w:b w:val="0"/>
+        </w:rPr>
         <w:t>What real classroom need does this serve?</w:t>
       </w:r>
     </w:p>
     <w:p>
-      <w:r>
+      <w:pPr>
+        <w:spacing w:line="336" w:lineRule="auto" w:after="180"/>
+        <w:shd w:fill="F5F1FB"/>
+      </w:pPr>
+      <w:r>
+        <w:rPr>
+          <w:b w:val="0"/>
+        </w:rPr>
         <w:t>What information is necessary—and what should stay private?</w:t>
       </w:r>
     </w:p>
     <w:p>
-      <w:r>
-        <w:t>What happens inside the process?</w:t>
-      </w:r>
-    </w:p>
-    <w:p>
-      <w:r>
+      <w:pPr>
+        <w:spacing w:line="336" w:lineRule="auto" w:after="180"/>
+        <w:shd w:fill="F5F1FB"/>
+      </w:pPr>
+      <w:r>
+        <w:rPr>
+          <w:b w:val="0"/>
+        </w:rPr>
+        <w:t xml:space="preserve">What happens inside the </w:t>
+      </w:r>
+      <w:r>
+        <w:rPr>
+          <w:b/>
+        </w:rPr>
+        <w:t>process</w:t>
+      </w:r>
+      <w:r>
+        <w:rPr>
+          <w:b w:val="0"/>
+        </w:rPr>
+        <w:t>?</w:t>
+      </w:r>
+    </w:p>
+    <w:p>
+      <w:pPr>
+        <w:spacing w:line="336" w:lineRule="auto" w:after="180"/>
+        <w:shd w:fill="F5F1FB"/>
+      </w:pPr>
+      <w:r>
+        <w:rPr>
+          <w:b w:val="0"/>
+        </w:rPr>
         <w:t>What normal and edge cases will you test?</w:t>
       </w:r>
     </w:p>
     <w:p>
-      <w:r>
+      <w:pPr>
+        <w:spacing w:line="336" w:lineRule="auto" w:after="180"/>
+        <w:shd w:fill="F5F1FB"/>
+      </w:pPr>
+      <w:r>
+        <w:rPr>
+          <w:b w:val="0"/>
+        </w:rPr>
         <w:t>When should it say not sure or ask a person?</w:t>
       </w:r>
     </w:p>
@@ -2939,12 +5843,45 @@
       </w:r>
     </w:p>
     <w:p>
-      <w:r>
-        <w:t>RESPONSIBLE DESIGN  A helpful operator can accidentally make a weak design look successful by using unstated human knowledge.</w:t>
-      </w:r>
-    </w:p>
-    <w:p>
-      <w:r>
+      <w:pPr>
+        <w:pStyle w:val="Heading3"/>
+      </w:pPr>
+      <w:r>
+        <w:t>Responsible design</w:t>
+      </w:r>
+    </w:p>
+    <w:p>
+      <w:pPr>
+        <w:spacing w:line="336" w:lineRule="auto" w:after="180"/>
+        <w:shd w:fill="FFF5E6"/>
+      </w:pPr>
+      <w:r>
+        <w:rPr>
+          <w:b w:val="0"/>
+        </w:rPr>
+        <w:t xml:space="preserve">RESPONSIBLE DESIGN  A helpful </w:t>
+      </w:r>
+      <w:r>
+        <w:rPr>
+          <w:b/>
+        </w:rPr>
+        <w:t>operator</w:t>
+      </w:r>
+      <w:r>
+        <w:rPr>
+          <w:b w:val="0"/>
+        </w:rPr>
+        <w:t xml:space="preserve"> can accidentally make a weak design look successful by using unstated human knowledge.</w:t>
+      </w:r>
+    </w:p>
+    <w:p>
+      <w:pPr>
+        <w:spacing w:line="336" w:lineRule="auto" w:after="180"/>
+      </w:pPr>
+      <w:r>
+        <w:rPr>
+          <w:b w:val="0"/>
+        </w:rPr>
         <w:t>My project decision:</w:t>
       </w:r>
     </w:p>
@@ -2957,8 +5894,62 @@
       </w:r>
     </w:p>
     <w:p>
-      <w:r>
-        <w:t>Save sorter instruction cards, dated versions and operator traces alongside the manual expected outputs.</w:t>
+      <w:pPr>
+        <w:spacing w:line="336" w:lineRule="auto" w:after="180"/>
+      </w:pPr>
+      <w:r>
+        <w:rPr>
+          <w:b w:val="0"/>
+        </w:rPr>
+        <w:t xml:space="preserve">Save sorter </w:t>
+      </w:r>
+      <w:r>
+        <w:rPr>
+          <w:b/>
+        </w:rPr>
+        <w:t>instruction</w:t>
+      </w:r>
+      <w:r>
+        <w:rPr>
+          <w:b w:val="0"/>
+        </w:rPr>
+        <w:t xml:space="preserve"> cards, dated versions and </w:t>
+      </w:r>
+      <w:r>
+        <w:rPr>
+          <w:b/>
+        </w:rPr>
+        <w:t>operator</w:t>
+      </w:r>
+      <w:r>
+        <w:rPr>
+          <w:b w:val="0"/>
+        </w:rPr>
+        <w:t xml:space="preserve"> </w:t>
+      </w:r>
+      <w:r>
+        <w:rPr>
+          <w:b/>
+        </w:rPr>
+        <w:t>trace</w:t>
+      </w:r>
+      <w:r>
+        <w:rPr>
+          <w:b w:val="0"/>
+        </w:rPr>
+        <w:t xml:space="preserve">s alongside the manual expected </w:t>
+      </w:r>
+      <w:r>
+        <w:rPr>
+          <w:b/>
+        </w:rPr>
+        <w:t>output</w:t>
+      </w:r>
+      <w:r>
+        <w:rPr>
+          <w:b w:val="0"/>
+        </w:rPr>
+        <w:t>s.</w:t>
       </w:r>
     </w:p>
     <w:p>
@@ -2971,6 +5962,17 @@
     </w:p>
     <w:p>
       <w:r>
+        <w:t>Use a genuinely new case for independent evidence. Previously discussed examples remain practice; use the separately named independent case before feedback.</w:t>
+      </w:r>
+    </w:p>
+    <w:p>
+      <w:pPr>
+        <w:spacing w:line="336" w:lineRule="auto" w:after="180"/>
+      </w:pPr>
+      <w:r>
+        <w:rPr>
+          <w:b/>
+        </w:rPr>
         <w:t>MASTERY</w:t>
       </w:r>
     </w:p>
@@ -2983,7 +5985,13 @@
       </w:r>
     </w:p>
     <w:p>
-      <w:r>
+      <w:pPr>
+        <w:spacing w:line="336" w:lineRule="auto" w:after="180"/>
+      </w:pPr>
+      <w:r>
+        <w:rPr>
+          <w:b w:val="0"/>
+        </w:rPr>
         <w:t>Complete this after teaching and guided practice have ended.</w:t>
       </w:r>
     </w:p>
@@ -3024,53 +6032,272 @@
       </w:r>
     </w:p>
     <w:p>
-      <w:r>
-        <w:t>REQUIRED PROOF  Run the sorter with a partner acting as the computer and record where the written process required guessing.</w:t>
-      </w:r>
-    </w:p>
-    <w:p>
-      <w:r>
+      <w:pPr>
+        <w:pStyle w:val="Heading3"/>
+      </w:pPr>
+      <w:r>
+        <w:t>What success looks like</w:t>
+      </w:r>
+    </w:p>
+    <w:p>
+      <w:pPr>
+        <w:spacing w:line="336" w:lineRule="auto" w:after="180"/>
+        <w:shd w:fill="EDF7F3"/>
+      </w:pPr>
+      <w:r>
+        <w:rPr>
+          <w:b w:val="0"/>
+        </w:rPr>
+        <w:t xml:space="preserve">REQUIRED PROOF  Run the sorter with a partner acting as the computer and record where the written </w:t>
+      </w:r>
+      <w:r>
+        <w:rPr>
+          <w:b/>
+        </w:rPr>
+        <w:t>process</w:t>
+      </w:r>
+      <w:r>
+        <w:rPr>
+          <w:b w:val="0"/>
+        </w:rPr>
+        <w:t xml:space="preserve"> required guessing.</w:t>
+      </w:r>
+    </w:p>
+    <w:p>
+      <w:pPr>
+        <w:spacing w:line="336" w:lineRule="auto" w:after="180"/>
+      </w:pPr>
+      <w:r>
+        <w:rPr>
+          <w:b w:val="0"/>
+        </w:rPr>
         <w:t>□ Name or draw the fresh case.</w:t>
       </w:r>
     </w:p>
     <w:p>
-      <w:r>
-        <w:t>□ Trace input, process, and output.</w:t>
-      </w:r>
-    </w:p>
-    <w:p>
-      <w:r>
-        <w:t>□ State the conclusion and strongest evidence.</w:t>
-      </w:r>
-    </w:p>
-    <w:p>
-      <w:r>
+      <w:pPr>
+        <w:spacing w:line="336" w:lineRule="auto" w:after="180"/>
+      </w:pPr>
+      <w:r>
+        <w:rPr>
+          <w:b w:val="0"/>
+        </w:rPr>
+        <w:t xml:space="preserve">□ </w:t>
+      </w:r>
+      <w:r>
+        <w:rPr>
+          <w:b/>
+        </w:rPr>
+        <w:t>Trace</w:t>
+      </w:r>
+      <w:r>
+        <w:rPr>
+          <w:b w:val="0"/>
+        </w:rPr>
+        <w:t xml:space="preserve"> </w:t>
+      </w:r>
+      <w:r>
+        <w:rPr>
+          <w:b/>
+        </w:rPr>
+        <w:t>input</w:t>
+      </w:r>
+      <w:r>
+        <w:rPr>
+          <w:b w:val="0"/>
+        </w:rPr>
+        <w:t xml:space="preserve">, </w:t>
+      </w:r>
+      <w:r>
+        <w:rPr>
+          <w:b/>
+        </w:rPr>
+        <w:t>process</w:t>
+      </w:r>
+      <w:r>
+        <w:rPr>
+          <w:b w:val="0"/>
+        </w:rPr>
+        <w:t xml:space="preserve">, and </w:t>
+      </w:r>
+      <w:r>
+        <w:rPr>
+          <w:b/>
+        </w:rPr>
+        <w:t>output</w:t>
+      </w:r>
+      <w:r>
+        <w:rPr>
+          <w:b w:val="0"/>
+        </w:rPr>
+        <w:t>.</w:t>
+      </w:r>
+    </w:p>
+    <w:p>
+      <w:pPr>
+        <w:spacing w:line="336" w:lineRule="auto" w:after="180"/>
+      </w:pPr>
+      <w:r>
+        <w:rPr>
+          <w:b w:val="0"/>
+        </w:rPr>
+        <w:t xml:space="preserve">□ State the conclusion and strongest </w:t>
+      </w:r>
+      <w:r>
+        <w:rPr>
+          <w:b/>
+        </w:rPr>
+        <w:t>evidence</w:t>
+      </w:r>
+      <w:r>
+        <w:rPr>
+          <w:b w:val="0"/>
+        </w:rPr>
+        <w:t>.</w:t>
+      </w:r>
+    </w:p>
+    <w:p>
+      <w:pPr>
+        <w:spacing w:line="336" w:lineRule="auto" w:after="180"/>
+      </w:pPr>
+      <w:r>
+        <w:rPr>
+          <w:b w:val="0"/>
+        </w:rPr>
         <w:t>□ Name one limit, failure, missing clue, or fairness/privacy concern.</w:t>
       </w:r>
     </w:p>
     <w:p>
-      <w:r>
+      <w:pPr>
+        <w:spacing w:line="336" w:lineRule="auto" w:after="180"/>
+      </w:pPr>
+      <w:r>
+        <w:rPr>
+          <w:b w:val="0"/>
+        </w:rPr>
         <w:t>□ Explain one safe next action or improvement.</w:t>
       </w:r>
     </w:p>
     <w:p>
-      <w:r>
-        <w:t>Independent evidence:</w:t>
-      </w:r>
-    </w:p>
-    <w:p>
-      <w:r>
-        <w:t>SELF-CHECK  The operator must use only documented inputs and steps. Any question, pause, or improvisation reveals a missing rule, unclear label, or unsupported input. Revise the paper flow before adding technology.</w:t>
-      </w:r>
-    </w:p>
-    <w:p>
-      <w:r>
+      <w:pPr>
+        <w:spacing w:line="336" w:lineRule="auto" w:after="180"/>
+      </w:pPr>
+      <w:r>
+        <w:rPr>
+          <w:b w:val="0"/>
+        </w:rPr>
+        <w:t xml:space="preserve">Independent </w:t>
+      </w:r>
+      <w:r>
+        <w:rPr>
+          <w:b/>
+        </w:rPr>
+        <w:t>evidence</w:t>
+      </w:r>
+      <w:r>
+        <w:rPr>
+          <w:b w:val="0"/>
+        </w:rPr>
+        <w:t>:</w:t>
+      </w:r>
+    </w:p>
+    <w:p>
+      <w:pPr>
+        <w:pStyle w:val="Heading3"/>
+      </w:pPr>
+      <w:r>
+        <w:t>Check your explanation</w:t>
+      </w:r>
+    </w:p>
+    <w:p>
+      <w:pPr>
+        <w:spacing w:line="336" w:lineRule="auto" w:after="180"/>
+        <w:shd w:fill="F5F1FB"/>
+      </w:pPr>
+      <w:r>
+        <w:rPr>
+          <w:b w:val="0"/>
+        </w:rPr>
+        <w:t xml:space="preserve">SELF-CHECK  The </w:t>
+      </w:r>
+      <w:r>
+        <w:rPr>
+          <w:b/>
+        </w:rPr>
+        <w:t>operator</w:t>
+      </w:r>
+      <w:r>
+        <w:rPr>
+          <w:b w:val="0"/>
+        </w:rPr>
+        <w:t xml:space="preserve"> must use only documented </w:t>
+      </w:r>
+      <w:r>
+        <w:rPr>
+          <w:b/>
+        </w:rPr>
+        <w:t>input</w:t>
+      </w:r>
+      <w:r>
+        <w:rPr>
+          <w:b w:val="0"/>
+        </w:rPr>
+        <w:t xml:space="preserve">s and steps. Any question, pause, or improvisation reveals a missing rule, unclear label, or unsupported </w:t>
+      </w:r>
+      <w:r>
+        <w:rPr>
+          <w:b/>
+        </w:rPr>
+        <w:t>input</w:t>
+      </w:r>
+      <w:r>
+        <w:rPr>
+          <w:b w:val="0"/>
+        </w:rPr>
+        <w:t>. Revise the paper flow before adding technology.</w:t>
+      </w:r>
+    </w:p>
+    <w:p>
+      <w:pPr>
+        <w:spacing w:line="336" w:lineRule="auto" w:after="180"/>
+      </w:pPr>
+      <w:r>
+        <w:rPr>
+          <w:b w:val="0"/>
+        </w:rPr>
         <w:t>My level:  □ Not yet  □ With one hint  □ Independently  □ I can teach it</w:t>
       </w:r>
     </w:p>
     <w:p>
-      <w:r>
-        <w:t>NEXT BRIDGE  Carry today's evidence habit into: Test Normal Cases.</w:t>
+      <w:pPr>
+        <w:pStyle w:val="Heading3"/>
+      </w:pPr>
+      <w:r>
+        <w:t>Connect to the next lesson</w:t>
+      </w:r>
+    </w:p>
+    <w:p>
+      <w:pPr>
+        <w:spacing w:line="336" w:lineRule="auto" w:after="180"/>
+        <w:shd w:fill="F1F6F8"/>
+      </w:pPr>
+      <w:r>
+        <w:rPr>
+          <w:b w:val="0"/>
+        </w:rPr>
+        <w:t xml:space="preserve">NEXT BRIDGE  Carry today's </w:t>
+      </w:r>
+      <w:r>
+        <w:rPr>
+          <w:b/>
+        </w:rPr>
+        <w:t>evidence</w:t>
+      </w:r>
+      <w:r>
+        <w:rPr>
+          <w:b w:val="0"/>
+        </w:rPr>
+        <w:t xml:space="preserve"> habit into: Test Normal Cases.</w:t>
       </w:r>
     </w:p>
     <w:p>
@@ -3082,6 +6309,11 @@
       </w:r>
     </w:p>
     <w:p>
+      <w:r>
+        <w:t>Revisit the complete Build a Paper Prototype case for supported practice. Repeated examples do not become fresh assessments.</w:t>
+      </w:r>
+    </w:p>
+    <w:p>
       <w:pPr>
         <w:pStyle w:val="Heading3"/>
       </w:pPr>
@@ -3090,7 +6322,13 @@
       </w:r>
     </w:p>
     <w:p>
-      <w:r>
+      <w:pPr>
+        <w:spacing w:line="336" w:lineRule="auto" w:after="180"/>
+      </w:pPr>
+      <w:r>
+        <w:rPr>
+          <w:b w:val="0"/>
+        </w:rPr>
         <w:t>Use the supplied details to practise the weekly concept before attempting the independent question. This case extends the illustrated lesson.</w:t>
       </w:r>
     </w:p>
@@ -3103,8 +6341,38 @@
       </w:r>
     </w:p>
     <w:p>
-      <w:r>
-        <w:t>A paper prototype has input cards, decision cards and paper, plastic and review trays.</w:t>
+      <w:pPr>
+        <w:spacing w:line="336" w:lineRule="auto" w:after="180"/>
+      </w:pPr>
+      <w:r>
+        <w:rPr>
+          <w:b w:val="0"/>
+        </w:rPr>
+        <w:t xml:space="preserve">A paper </w:t>
+      </w:r>
+      <w:r>
+        <w:rPr>
+          <w:b/>
+        </w:rPr>
+        <w:t>prototype</w:t>
+      </w:r>
+      <w:r>
+        <w:rPr>
+          <w:b w:val="0"/>
+        </w:rPr>
+        <w:t xml:space="preserve"> has </w:t>
+      </w:r>
+      <w:r>
+        <w:rPr>
+          <w:b/>
+        </w:rPr>
+        <w:t>input</w:t>
+      </w:r>
+      <w:r>
+        <w:rPr>
+          <w:b w:val="0"/>
+        </w:rPr>
+        <w:t xml:space="preserve"> cards, decision cards and paper, plastic and review trays.</w:t>
       </w:r>
     </w:p>
     <w:p>
@@ -3116,7 +6384,14 @@
       </w:r>
     </w:p>
     <w:p>
-      <w:r>
+      <w:pPr>
+        <w:spacing w:line="336" w:lineRule="auto" w:after="180"/>
+        <w:shd w:fill="F5F1FB"/>
+      </w:pPr>
+      <w:r>
+        <w:rPr>
+          <w:b w:val="0"/>
+        </w:rPr>
         <w:t>How can a learner simulate it?</w:t>
       </w:r>
     </w:p>
@@ -3129,8 +6404,62 @@
       </w:r>
     </w:p>
     <w:p>
-      <w:r>
-        <w:t>Read input, follow written decisions and place a token in a tray. Record the trace. Human simulation does not establish model training.</w:t>
+      <w:pPr>
+        <w:spacing w:line="336" w:lineRule="auto" w:after="180"/>
+      </w:pPr>
+      <w:r>
+        <w:rPr>
+          <w:b w:val="0"/>
+        </w:rPr>
+        <w:t xml:space="preserve">Read </w:t>
+      </w:r>
+      <w:r>
+        <w:rPr>
+          <w:b/>
+        </w:rPr>
+        <w:t>input</w:t>
+      </w:r>
+      <w:r>
+        <w:rPr>
+          <w:b w:val="0"/>
+        </w:rPr>
+        <w:t xml:space="preserve">, follow written decisions and place a token in a tray. Record the </w:t>
+      </w:r>
+      <w:r>
+        <w:rPr>
+          <w:b/>
+        </w:rPr>
+        <w:t>trace</w:t>
+      </w:r>
+      <w:r>
+        <w:rPr>
+          <w:b w:val="0"/>
+        </w:rPr>
+        <w:t xml:space="preserve">. Human </w:t>
+      </w:r>
+      <w:r>
+        <w:rPr>
+          <w:b/>
+        </w:rPr>
+        <w:t>simulation</w:t>
+      </w:r>
+      <w:r>
+        <w:rPr>
+          <w:b w:val="0"/>
+        </w:rPr>
+        <w:t xml:space="preserve"> does not establish model </w:t>
+      </w:r>
+      <w:r>
+        <w:rPr>
+          <w:b/>
+        </w:rPr>
+        <w:t>training</w:t>
+      </w:r>
+      <w:r>
+        <w:rPr>
+          <w:b w:val="0"/>
+        </w:rPr>
+        <w:t>.</w:t>
       </w:r>
     </w:p>
     <w:p>
@@ -3142,7 +6471,14 @@
       </w:r>
     </w:p>
     <w:p>
-      <w:r>
+      <w:pPr>
+        <w:spacing w:line="336" w:lineRule="auto" w:after="180"/>
+        <w:shd w:fill="F5F1FB"/>
+      </w:pPr>
+      <w:r>
+        <w:rPr>
+          <w:b w:val="0"/>
+        </w:rPr>
         <w:t>Which detail supports the answer, and why does it matter?</w:t>
       </w:r>
     </w:p>
@@ -3320,18 +6656,109 @@
       </w:tr>
     </w:tbl>
     <w:p>
-      <w:r>
-        <w:t>A paper prototype has input cards, decision cards and paper, plastic and review trays.</w:t>
-      </w:r>
-    </w:p>
-    <w:p>
-      <w:r>
+      <w:pPr>
+        <w:spacing w:line="336" w:lineRule="auto" w:after="180"/>
+      </w:pPr>
+      <w:r>
+        <w:rPr>
+          <w:b w:val="0"/>
+        </w:rPr>
+        <w:t xml:space="preserve">A paper </w:t>
+      </w:r>
+      <w:r>
+        <w:rPr>
+          <w:b/>
+        </w:rPr>
+        <w:t>prototype</w:t>
+      </w:r>
+      <w:r>
+        <w:rPr>
+          <w:b w:val="0"/>
+        </w:rPr>
+        <w:t xml:space="preserve"> has </w:t>
+      </w:r>
+      <w:r>
+        <w:rPr>
+          <w:b/>
+        </w:rPr>
+        <w:t>input</w:t>
+      </w:r>
+      <w:r>
+        <w:rPr>
+          <w:b w:val="0"/>
+        </w:rPr>
+        <w:t xml:space="preserve"> cards, decision cards and paper, plastic and review trays.</w:t>
+      </w:r>
+    </w:p>
+    <w:p>
+      <w:pPr>
+        <w:spacing w:line="336" w:lineRule="auto" w:after="180"/>
+        <w:shd w:fill="F5F1FB"/>
+      </w:pPr>
+      <w:r>
+        <w:rPr>
+          <w:b w:val="0"/>
+        </w:rPr>
         <w:t>How can a learner simulate it?</w:t>
       </w:r>
     </w:p>
     <w:p>
-      <w:r>
-        <w:t>Read input, follow written decisions and place a token in a tray. Record the trace. Human simulation does not establish model training.</w:t>
+      <w:pPr>
+        <w:spacing w:line="336" w:lineRule="auto" w:after="180"/>
+      </w:pPr>
+      <w:r>
+        <w:rPr>
+          <w:b w:val="0"/>
+        </w:rPr>
+        <w:t xml:space="preserve">Read </w:t>
+      </w:r>
+      <w:r>
+        <w:rPr>
+          <w:b/>
+        </w:rPr>
+        <w:t>input</w:t>
+      </w:r>
+      <w:r>
+        <w:rPr>
+          <w:b w:val="0"/>
+        </w:rPr>
+        <w:t xml:space="preserve">, follow written decisions and place a token in a tray. Record the </w:t>
+      </w:r>
+      <w:r>
+        <w:rPr>
+          <w:b/>
+        </w:rPr>
+        <w:t>trace</w:t>
+      </w:r>
+      <w:r>
+        <w:rPr>
+          <w:b w:val="0"/>
+        </w:rPr>
+        <w:t xml:space="preserve">. Human </w:t>
+      </w:r>
+      <w:r>
+        <w:rPr>
+          <w:b/>
+        </w:rPr>
+        <w:t>simulation</w:t>
+      </w:r>
+      <w:r>
+        <w:rPr>
+          <w:b w:val="0"/>
+        </w:rPr>
+        <w:t xml:space="preserve"> does not establish model </w:t>
+      </w:r>
+      <w:r>
+        <w:rPr>
+          <w:b/>
+        </w:rPr>
+        <w:t>training</w:t>
+      </w:r>
+      <w:r>
+        <w:rPr>
+          <w:b w:val="0"/>
+        </w:rPr>
+        <w:t>.</w:t>
       </w:r>
     </w:p>
     <w:p>
@@ -3343,6 +6770,11 @@
       </w:r>
     </w:p>
     <w:p>
+      <w:r>
+        <w:t>Attempt the reserved new case before feedback. Record support; the earlier examples below remain additional practice.</w:t>
+      </w:r>
+    </w:p>
+    <w:p>
       <w:pPr>
         <w:pStyle w:val="Heading3"/>
       </w:pPr>
@@ -3351,8 +6783,96 @@
       </w:r>
     </w:p>
     <w:p>
-      <w:r>
-        <w:t>Independently make and trace instruction cards for this paper equipment catalogue: E1 first, capacity 3 people; E2 second, capacity 6. Valid input is a whole group size from 1 to 8. Suggest the first item whose capacity is at least the group size; no booking occurs. Include invalid input and no match. Write expected results, then operate your cards for groups of 5 and 7. Record both runs and explain every stopping point.</w:t>
+      <w:pPr>
+        <w:spacing w:line="336" w:lineRule="auto" w:after="180"/>
+      </w:pPr>
+      <w:r>
+        <w:rPr>
+          <w:b w:val="0"/>
+        </w:rPr>
+        <w:t xml:space="preserve">Independently make and </w:t>
+      </w:r>
+      <w:r>
+        <w:rPr>
+          <w:b/>
+        </w:rPr>
+        <w:t>trace</w:t>
+      </w:r>
+      <w:r>
+        <w:rPr>
+          <w:b w:val="0"/>
+        </w:rPr>
+        <w:t xml:space="preserve"> </w:t>
+      </w:r>
+      <w:r>
+        <w:rPr>
+          <w:b/>
+        </w:rPr>
+        <w:t>instruction</w:t>
+      </w:r>
+      <w:r>
+        <w:rPr>
+          <w:b w:val="0"/>
+        </w:rPr>
+        <w:t xml:space="preserve"> cards for this paper equipment catalogue: E1 first, capacity 3 people; E2 second, capacity 6. Valid </w:t>
+      </w:r>
+      <w:r>
+        <w:rPr>
+          <w:b/>
+        </w:rPr>
+        <w:t>input</w:t>
+      </w:r>
+      <w:r>
+        <w:rPr>
+          <w:b w:val="0"/>
+        </w:rPr>
+        <w:t xml:space="preserve"> is a whole group size from 1 to 8.</w:t>
+      </w:r>
+    </w:p>
+    <w:p>
+      <w:pPr>
+        <w:spacing w:line="336" w:lineRule="auto" w:after="180"/>
+      </w:pPr>
+      <w:r>
+        <w:rPr>
+          <w:b w:val="0"/>
+        </w:rPr>
+        <w:t xml:space="preserve">Suggest the first item whose capacity is at least the group size; no booking occurs. Include invalid </w:t>
+      </w:r>
+      <w:r>
+        <w:rPr>
+          <w:b/>
+        </w:rPr>
+        <w:t>input</w:t>
+      </w:r>
+      <w:r>
+        <w:rPr>
+          <w:b w:val="0"/>
+        </w:rPr>
+        <w:t xml:space="preserve"> and no match. Write </w:t>
+      </w:r>
+      <w:r>
+        <w:rPr>
+          <w:b/>
+        </w:rPr>
+        <w:t>expected result</w:t>
+      </w:r>
+      <w:r>
+        <w:rPr>
+          <w:b w:val="0"/>
+        </w:rPr>
+        <w:t>s, then operate your cards for groups of 5 and 7.</w:t>
+      </w:r>
+    </w:p>
+    <w:p>
+      <w:pPr>
+        <w:spacing w:line="336" w:lineRule="auto" w:after="180"/>
+      </w:pPr>
+      <w:r>
+        <w:rPr>
+          <w:b w:val="0"/>
+        </w:rPr>
+        <w:t>Record both runs and explain every stopping point.</w:t>
       </w:r>
     </w:p>
     <w:p>
@@ -3399,7 +6919,13 @@
       </w:r>
     </w:p>
     <w:p>
-      <w:r>
+      <w:pPr>
+        <w:spacing w:line="336" w:lineRule="auto" w:after="180"/>
+      </w:pPr>
+      <w:r>
+        <w:rPr>
+          <w:b w:val="0"/>
+        </w:rPr>
         <w:t>Attempt this case before feedback. Record any help. Earlier examples below are further practice; a case already practised with feedback cannot establish fresh transfer.</w:t>
       </w:r>
     </w:p>
@@ -3412,18 +6938,102 @@
       </w:r>
     </w:p>
     <w:p>
-      <w:r>
+      <w:pPr>
+        <w:spacing w:line="336" w:lineRule="auto" w:after="180"/>
+      </w:pPr>
+      <w:r>
+        <w:rPr>
+          <w:b w:val="0"/>
+        </w:rPr>
         <w:t>Close the worked explanation. Apply the idea to this different question without copying.</w:t>
       </w:r>
     </w:p>
     <w:p>
-      <w:r>
-        <w:t>Your paper prototype shows an input card, a decision card and an output card. Explain what a person must simulate and what the prototype cannot prove.</w:t>
-      </w:r>
-    </w:p>
-    <w:p>
-      <w:r>
-        <w:t>My answer, with a trace, calculation or supporting evidence</w:t>
+      <w:pPr>
+        <w:spacing w:line="336" w:lineRule="auto" w:after="180"/>
+      </w:pPr>
+      <w:r>
+        <w:rPr>
+          <w:b w:val="0"/>
+        </w:rPr>
+        <w:t xml:space="preserve">Your paper </w:t>
+      </w:r>
+      <w:r>
+        <w:rPr>
+          <w:b/>
+        </w:rPr>
+        <w:t>prototype</w:t>
+      </w:r>
+      <w:r>
+        <w:rPr>
+          <w:b w:val="0"/>
+        </w:rPr>
+        <w:t xml:space="preserve"> shows an </w:t>
+      </w:r>
+      <w:r>
+        <w:rPr>
+          <w:b/>
+        </w:rPr>
+        <w:t>input</w:t>
+      </w:r>
+      <w:r>
+        <w:rPr>
+          <w:b w:val="0"/>
+        </w:rPr>
+        <w:t xml:space="preserve"> card, a decision card and an </w:t>
+      </w:r>
+      <w:r>
+        <w:rPr>
+          <w:b/>
+        </w:rPr>
+        <w:t>output</w:t>
+      </w:r>
+      <w:r>
+        <w:rPr>
+          <w:b w:val="0"/>
+        </w:rPr>
+        <w:t xml:space="preserve"> card. Explain what a person must simulate and what the </w:t>
+      </w:r>
+      <w:r>
+        <w:rPr>
+          <w:b/>
+        </w:rPr>
+        <w:t>prototype</w:t>
+      </w:r>
+      <w:r>
+        <w:rPr>
+          <w:b w:val="0"/>
+        </w:rPr>
+        <w:t xml:space="preserve"> cannot prove.</w:t>
+      </w:r>
+    </w:p>
+    <w:p>
+      <w:pPr>
+        <w:spacing w:line="336" w:lineRule="auto" w:after="180"/>
+      </w:pPr>
+      <w:r>
+        <w:rPr>
+          <w:b w:val="0"/>
+        </w:rPr>
+        <w:t xml:space="preserve">My answer, with a </w:t>
+      </w:r>
+      <w:r>
+        <w:rPr>
+          <w:b/>
+        </w:rPr>
+        <w:t>trace</w:t>
+      </w:r>
+      <w:r>
+        <w:rPr>
+          <w:b w:val="0"/>
+        </w:rPr>
+        <w:t xml:space="preserve">, calculation or supporting </w:t>
+      </w:r>
+      <w:r>
+        <w:rPr>
+          <w:b/>
+        </w:rPr>
+        <w:t>evidence</w:t>
       </w:r>
     </w:p>
     <w:p>
@@ -3468,13 +7078,43 @@
       </w:r>
     </w:p>
     <w:p>
-      <w:r>
+      <w:pPr>
+        <w:spacing w:line="336" w:lineRule="auto" w:after="180"/>
+      </w:pPr>
+      <w:r>
+        <w:rPr>
+          <w:b w:val="0"/>
+        </w:rPr>
         <w:t>Change one relevant detail. Predict the result before testing. Include a boundary or missing-information case when it helps reveal a limit.</w:t>
       </w:r>
     </w:p>
     <w:p>
-      <w:r>
-        <w:t>My changed input and expected result</w:t>
+      <w:pPr>
+        <w:spacing w:line="336" w:lineRule="auto" w:after="180"/>
+      </w:pPr>
+      <w:r>
+        <w:rPr>
+          <w:b w:val="0"/>
+        </w:rPr>
+        <w:t xml:space="preserve">My changed </w:t>
+      </w:r>
+      <w:r>
+        <w:rPr>
+          <w:b/>
+        </w:rPr>
+        <w:t>input</w:t>
+      </w:r>
+      <w:r>
+        <w:rPr>
+          <w:b w:val="0"/>
+        </w:rPr>
+        <w:t xml:space="preserve"> and </w:t>
+      </w:r>
+      <w:r>
+        <w:rPr>
+          <w:b/>
+        </w:rPr>
+        <w:t>expected result</w:t>
       </w:r>
     </w:p>
     <w:p>
@@ -3519,13 +7159,73 @@
       </w:r>
     </w:p>
     <w:p>
-      <w:r>
-        <w:t>Build the complete paper sorter: input cards, process guide, output cards, not-sure card, and test log.</w:t>
-      </w:r>
-    </w:p>
-    <w:p>
-      <w:r>
-        <w:t>The evidence I will keep</w:t>
+      <w:pPr>
+        <w:spacing w:line="336" w:lineRule="auto" w:after="180"/>
+      </w:pPr>
+      <w:r>
+        <w:rPr>
+          <w:b w:val="0"/>
+        </w:rPr>
+        <w:t xml:space="preserve">Build the complete paper sorter: </w:t>
+      </w:r>
+      <w:r>
+        <w:rPr>
+          <w:b/>
+        </w:rPr>
+        <w:t>input</w:t>
+      </w:r>
+      <w:r>
+        <w:rPr>
+          <w:b w:val="0"/>
+        </w:rPr>
+        <w:t xml:space="preserve"> cards, </w:t>
+      </w:r>
+      <w:r>
+        <w:rPr>
+          <w:b/>
+        </w:rPr>
+        <w:t>process</w:t>
+      </w:r>
+      <w:r>
+        <w:rPr>
+          <w:b w:val="0"/>
+        </w:rPr>
+        <w:t xml:space="preserve"> guide, </w:t>
+      </w:r>
+      <w:r>
+        <w:rPr>
+          <w:b/>
+        </w:rPr>
+        <w:t>output</w:t>
+      </w:r>
+      <w:r>
+        <w:rPr>
+          <w:b w:val="0"/>
+        </w:rPr>
+        <w:t xml:space="preserve"> cards, not-sure card, and test log.</w:t>
+      </w:r>
+    </w:p>
+    <w:p>
+      <w:pPr>
+        <w:spacing w:line="336" w:lineRule="auto" w:after="180"/>
+      </w:pPr>
+      <w:r>
+        <w:rPr>
+          <w:b w:val="0"/>
+        </w:rPr>
+        <w:t xml:space="preserve">The </w:t>
+      </w:r>
+      <w:r>
+        <w:rPr>
+          <w:b/>
+        </w:rPr>
+        <w:t>evidence</w:t>
+      </w:r>
+      <w:r>
+        <w:rPr>
+          <w:b w:val="0"/>
+        </w:rPr>
+        <w:t xml:space="preserve"> I will keep</w:t>
       </w:r>
     </w:p>
     <w:p>
@@ -3562,8 +7262,26 @@
       </w:r>
     </w:p>
     <w:p>
-      <w:r>
-        <w:t>Your teacher has the independent answer and scoring criteria. Complete the matching workbook week to keep your practice evidence together.</w:t>
+      <w:pPr>
+        <w:spacing w:line="336" w:lineRule="auto" w:after="180"/>
+      </w:pPr>
+      <w:r>
+        <w:rPr>
+          <w:b w:val="0"/>
+        </w:rPr>
+        <w:t xml:space="preserve">Your teacher has the independent answer and scoring criteria. Complete the matching workbook week to keep your practice </w:t>
+      </w:r>
+      <w:r>
+        <w:rPr>
+          <w:b/>
+        </w:rPr>
+        <w:t>evidence</w:t>
+      </w:r>
+      <w:r>
+        <w:rPr>
+          <w:b w:val="0"/>
+        </w:rPr>
+        <w:t xml:space="preserve"> together.</w:t>
       </w:r>
     </w:p>
     <w:p>
@@ -3575,8 +7293,51 @@
       </w:r>
     </w:p>
     <w:p>
-      <w:r>
-        <w:t>Assign three people as input reader, rule follower and output recorder. Run the repaired sorter on paper, metal and an unreadable description. Record expected and observed outcomes. What does this prototype demonstrate?</w:t>
+      <w:pPr>
+        <w:spacing w:line="336" w:lineRule="auto" w:after="180"/>
+        <w:shd w:fill="F5F1FB"/>
+      </w:pPr>
+      <w:r>
+        <w:rPr>
+          <w:b w:val="0"/>
+        </w:rPr>
+        <w:t xml:space="preserve">Assign three people as </w:t>
+      </w:r>
+      <w:r>
+        <w:rPr>
+          <w:b/>
+        </w:rPr>
+        <w:t>input</w:t>
+      </w:r>
+      <w:r>
+        <w:rPr>
+          <w:b w:val="0"/>
+        </w:rPr>
+        <w:t xml:space="preserve"> reader, rule follower and </w:t>
+      </w:r>
+      <w:r>
+        <w:rPr>
+          <w:b/>
+        </w:rPr>
+        <w:t>output</w:t>
+      </w:r>
+      <w:r>
+        <w:rPr>
+          <w:b w:val="0"/>
+        </w:rPr>
+        <w:t xml:space="preserve"> recorder. Run the repaired sorter on paper, metal and an unreadable description. Record expected and observed outcomes. What does this </w:t>
+      </w:r>
+      <w:r>
+        <w:rPr>
+          <w:b/>
+        </w:rPr>
+        <w:t>prototype</w:t>
+      </w:r>
+      <w:r>
+        <w:rPr>
+          <w:b w:val="0"/>
+        </w:rPr>
+        <w:t xml:space="preserve"> demonstrate?</w:t>
       </w:r>
     </w:p>
     <w:p>
@@ -3631,8 +7392,25 @@
       </w:r>
     </w:p>
     <w:p>
-      <w:r>
-        <w:t>Attempt the independent case before hints. Record whether you worked alone, used a hint or followed a model. After feedback, fix the first unsupported step and explain why it changed. A later check uses a changed case, not a copied answer.</w:t>
+      <w:pPr>
+        <w:spacing w:line="336" w:lineRule="auto" w:after="180"/>
+      </w:pPr>
+      <w:r>
+        <w:rPr>
+          <w:b w:val="0"/>
+        </w:rPr>
+        <w:t>Attempt the independent case before hints. Record whether you worked alone, used a hint or followed a model. After feedback, fix the first unsupported step and explain why it changed.</w:t>
+      </w:r>
+    </w:p>
+    <w:p>
+      <w:pPr>
+        <w:spacing w:line="336" w:lineRule="auto" w:after="180"/>
+      </w:pPr>
+      <w:r>
+        <w:rPr>
+          <w:b w:val="0"/>
+        </w:rPr>
+        <w:t>A later check uses a changed case, not a copied answer.</w:t>
       </w:r>
     </w:p>
     <w:p>
@@ -3645,7 +7423,30 @@
     </w:p>
     <w:p>
       <w:r>
-        <w:t>Start with this question: A fictional team turns a storage-bin specification into movable instruction cards.</w:t>
+        <w:t>Use this map to navigate Build a Paper Prototype, connect the goals to tasks and keep one evidence record for each attempt.</w:t>
+      </w:r>
+    </w:p>
+    <w:p>
+      <w:pPr>
+        <w:spacing w:line="336" w:lineRule="auto" w:after="180"/>
+      </w:pPr>
+      <w:r>
+        <w:rPr>
+          <w:b w:val="0"/>
+        </w:rPr>
+        <w:t xml:space="preserve">Start with this question: A fictional team turns a storage-bin specification into movable </w:t>
+      </w:r>
+      <w:r>
+        <w:rPr>
+          <w:b/>
+        </w:rPr>
+        <w:t>instruction</w:t>
+      </w:r>
+      <w:r>
+        <w:rPr>
+          <w:b w:val="0"/>
+        </w:rPr>
+        <w:t xml:space="preserve"> cards.</w:t>
       </w:r>
     </w:p>
     <w:tbl>
@@ -3751,13 +7552,61 @@
       </w:tr>
     </w:tbl>
     <w:p>
-      <w:r>
-        <w:t>Remember → watch and explain → try with help → investigate → try independently → keep project evidence. Your teacher may spread this lesson across several classes.</w:t>
-      </w:r>
-    </w:p>
-    <w:p>
-      <w:r>
-        <w:t>Keep your first prediction. Compare it with what the evidence shows and explain any change.</w:t>
+      <w:pPr>
+        <w:spacing w:line="336" w:lineRule="auto" w:after="180"/>
+      </w:pPr>
+      <w:r>
+        <w:rPr>
+          <w:b w:val="0"/>
+        </w:rPr>
+        <w:t xml:space="preserve">Remember → watch and explain → try with help → investigate → try independently → keep project </w:t>
+      </w:r>
+      <w:r>
+        <w:rPr>
+          <w:b/>
+        </w:rPr>
+        <w:t>evidence</w:t>
+      </w:r>
+      <w:r>
+        <w:rPr>
+          <w:b w:val="0"/>
+        </w:rPr>
+        <w:t>. Your teacher may spread this lesson across several classes.</w:t>
+      </w:r>
+    </w:p>
+    <w:p>
+      <w:pPr>
+        <w:spacing w:line="336" w:lineRule="auto" w:after="180"/>
+      </w:pPr>
+      <w:r>
+        <w:rPr>
+          <w:b w:val="0"/>
+        </w:rPr>
+        <w:t xml:space="preserve">Keep your first </w:t>
+      </w:r>
+      <w:r>
+        <w:rPr>
+          <w:b/>
+        </w:rPr>
+        <w:t>prediction</w:t>
+      </w:r>
+      <w:r>
+        <w:rPr>
+          <w:b w:val="0"/>
+        </w:rPr>
+        <w:t xml:space="preserve">. Compare it with what the </w:t>
+      </w:r>
+      <w:r>
+        <w:rPr>
+          <w:b/>
+        </w:rPr>
+        <w:t>evidence</w:t>
+      </w:r>
+      <w:r>
+        <w:rPr>
+          <w:b w:val="0"/>
+        </w:rPr>
+        <w:t xml:space="preserve"> shows and explain any change.</w:t>
       </w:r>
     </w:p>
     <w:p>
@@ -3770,7 +7619,42 @@
     </w:p>
     <w:p>
       <w:r>
-        <w:t>Close your notes. Explain this goal in your own words: Build a runnable paper prototype with explicit instructions and visible state</w:t>
+        <w:t>Explain Build a Paper Prototype without notes, identify a remaining question and plan a later check with a changed case.</w:t>
+      </w:r>
+    </w:p>
+    <w:p>
+      <w:pPr>
+        <w:spacing w:line="336" w:lineRule="auto" w:after="180"/>
+      </w:pPr>
+      <w:r>
+        <w:rPr>
+          <w:b w:val="0"/>
+        </w:rPr>
+        <w:t xml:space="preserve">Close your notes. Explain this goal in your own words: Build a runnable paper </w:t>
+      </w:r>
+      <w:r>
+        <w:rPr>
+          <w:b/>
+        </w:rPr>
+        <w:t>prototype</w:t>
+      </w:r>
+      <w:r>
+        <w:rPr>
+          <w:b w:val="0"/>
+        </w:rPr>
+        <w:t xml:space="preserve"> with explicit </w:t>
+      </w:r>
+      <w:r>
+        <w:rPr>
+          <w:b/>
+        </w:rPr>
+        <w:t>instruction</w:t>
+      </w:r>
+      <w:r>
+        <w:rPr>
+          <w:b w:val="0"/>
+        </w:rPr>
+        <w:t>s and visible state</w:t>
       </w:r>
     </w:p>
     <w:p>
@@ -3807,13 +7691,61 @@
       </w:r>
     </w:p>
     <w:p>
-      <w:r>
-        <w:t>If you are unsure, return to the worked picture and explain one arrow. If you are ready, change an input or assumption and justify your prediction.</w:t>
-      </w:r>
-    </w:p>
-    <w:p>
-      <w:r>
-        <w:t>Save your workbook evidence. At the next review, try a different case before opening your old answer.</w:t>
+      <w:pPr>
+        <w:spacing w:line="336" w:lineRule="auto" w:after="180"/>
+      </w:pPr>
+      <w:r>
+        <w:rPr>
+          <w:b w:val="0"/>
+        </w:rPr>
+        <w:t xml:space="preserve">If you are unsure, return to the worked picture and explain one arrow. If you are ready, change an </w:t>
+      </w:r>
+      <w:r>
+        <w:rPr>
+          <w:b/>
+        </w:rPr>
+        <w:t>input</w:t>
+      </w:r>
+      <w:r>
+        <w:rPr>
+          <w:b w:val="0"/>
+        </w:rPr>
+        <w:t xml:space="preserve"> or assumption and justify your </w:t>
+      </w:r>
+      <w:r>
+        <w:rPr>
+          <w:b/>
+        </w:rPr>
+        <w:t>prediction</w:t>
+      </w:r>
+      <w:r>
+        <w:rPr>
+          <w:b w:val="0"/>
+        </w:rPr>
+        <w:t>.</w:t>
+      </w:r>
+    </w:p>
+    <w:p>
+      <w:pPr>
+        <w:spacing w:line="336" w:lineRule="auto" w:after="180"/>
+      </w:pPr>
+      <w:r>
+        <w:rPr>
+          <w:b w:val="0"/>
+        </w:rPr>
+        <w:t xml:space="preserve">Save your workbook </w:t>
+      </w:r>
+      <w:r>
+        <w:rPr>
+          <w:b/>
+        </w:rPr>
+        <w:t>evidence</w:t>
+      </w:r>
+      <w:r>
+        <w:rPr>
+          <w:b w:val="0"/>
+        </w:rPr>
+        <w:t>. At the next review, try a different case before opening your old answer.</w:t>
       </w:r>
     </w:p>
     <w:p>
@@ -3826,12 +7758,41 @@
     </w:p>
     <w:p>
       <w:r>
+        <w:t>Attempt supported questions before using hints or feedback. Review a missing building block, then keep the completed work.</w:t>
+      </w:r>
+    </w:p>
+    <w:p>
+      <w:pPr>
+        <w:spacing w:line="336" w:lineRule="auto" w:after="180"/>
+      </w:pPr>
+      <w:r>
+        <w:rPr>
+          <w:b w:val="0"/>
+        </w:rPr>
         <w:t>Use this supported practice once, in the browser or on paper. Keep the reserved independent assessment for a separate first attempt before teacher feedback.</w:t>
       </w:r>
     </w:p>
     <w:p>
-      <w:r>
-        <w:t>A fictional team turns a storage-bin specification into movable instruction cards.</w:t>
+      <w:pPr>
+        <w:spacing w:line="336" w:lineRule="auto" w:after="180"/>
+      </w:pPr>
+      <w:r>
+        <w:rPr>
+          <w:b w:val="0"/>
+        </w:rPr>
+        <w:t xml:space="preserve">A fictional team turns a storage-bin specification into movable </w:t>
+      </w:r>
+      <w:r>
+        <w:rPr>
+          <w:b/>
+        </w:rPr>
+        <w:t>instruction</w:t>
+      </w:r>
+      <w:r>
+        <w:rPr>
+          <w:b w:val="0"/>
+        </w:rPr>
+        <w:t xml:space="preserve"> cards.</w:t>
       </w:r>
     </w:p>
     <w:p>
@@ -3843,28 +7804,74 @@
       </w:r>
     </w:p>
     <w:p>
-      <w:r>
+      <w:pPr>
+        <w:spacing w:line="336" w:lineRule="auto" w:after="180"/>
+      </w:pPr>
+      <w:r>
+        <w:rPr>
+          <w:b w:val="0"/>
+        </w:rPr>
         <w:t>Which labelled step matches this detail? Expected Y, actual X: locate the missing check.</w:t>
       </w:r>
     </w:p>
     <w:p>
-      <w:r>
-        <w:t>1. Actual trace</w:t>
-      </w:r>
-    </w:p>
-    <w:p>
-      <w:r>
+      <w:pPr>
+        <w:spacing w:line="336" w:lineRule="auto" w:after="180"/>
+        <w:shd w:fill="F4F9FC"/>
+      </w:pPr>
+      <w:r>
+        <w:rPr>
+          <w:b w:val="0"/>
+        </w:rPr>
+        <w:t xml:space="preserve">1. Actual </w:t>
+      </w:r>
+      <w:r>
+        <w:rPr>
+          <w:b/>
+        </w:rPr>
+        <w:t>trace</w:t>
+      </w:r>
+    </w:p>
+    <w:p>
+      <w:pPr>
+        <w:spacing w:line="336" w:lineRule="auto" w:after="180"/>
+        <w:shd w:fill="F4F9FC"/>
+      </w:pPr>
+      <w:r>
+        <w:rPr>
+          <w:b w:val="0"/>
+        </w:rPr>
         <w:t>2. Record mismatch</w:t>
       </w:r>
     </w:p>
     <w:p>
-      <w:r>
+      <w:pPr>
+        <w:spacing w:line="336" w:lineRule="auto" w:after="180"/>
+        <w:shd w:fill="F4F9FC"/>
+      </w:pPr>
+      <w:r>
+        <w:rPr>
+          <w:b w:val="0"/>
+        </w:rPr>
         <w:t>3. Operate literally</w:t>
       </w:r>
     </w:p>
     <w:p>
-      <w:r>
-        <w:t>4. Expected result</w:t>
+      <w:pPr>
+        <w:spacing w:line="336" w:lineRule="auto" w:after="180"/>
+        <w:shd w:fill="F4F9FC"/>
+      </w:pPr>
+      <w:r>
+        <w:rPr>
+          <w:b w:val="0"/>
+        </w:rPr>
+        <w:t xml:space="preserve">4. </w:t>
+      </w:r>
+      <w:r>
+        <w:rPr>
+          <w:b/>
+        </w:rPr>
+        <w:t>Expected result</w:t>
       </w:r>
     </w:p>
     <w:p>
@@ -3901,41 +7908,215 @@
       </w:r>
     </w:p>
     <w:p>
-      <w:r>
+      <w:pPr>
+        <w:pStyle w:val="Heading3"/>
+      </w:pPr>
+      <w:r>
+        <w:t>Hint · try first</w:t>
+      </w:r>
+    </w:p>
+    <w:p>
+      <w:pPr>
+        <w:spacing w:line="336" w:lineRule="auto" w:after="180"/>
+        <w:shd w:fill="F1F6F8"/>
+      </w:pPr>
+      <w:r>
+        <w:rPr>
+          <w:b w:val="0"/>
+        </w:rPr>
         <w:t>Hint if needed: Read the steps in the pictorial case. Match the supplied detail to the stage that performs or records it.</w:t>
       </w:r>
     </w:p>
     <w:p>
-      <w:r>
-        <w:t>After your attempt, compare with the supported explanation: Record mismatch Expected Y, actual X: locate the missing check. A paper prototype is executable when another person can follow its instructions without guessing your intention. Record the actual wrong result separately from the expected one. Discovering a missing comparison is useful evidence for repair; pretending the operator followed the intended rule would hide the defect.</w:t>
-      </w:r>
-    </w:p>
-    <w:p>
       <w:pPr>
         <w:pStyle w:val="Heading3"/>
       </w:pPr>
       <w:r>
+        <w:t>Feedback · compare after trying</w:t>
+      </w:r>
+    </w:p>
+    <w:p>
+      <w:pPr>
+        <w:spacing w:line="336" w:lineRule="auto" w:after="180"/>
+        <w:shd w:fill="F1F6FC"/>
+      </w:pPr>
+      <w:r>
+        <w:rPr>
+          <w:b w:val="0"/>
+        </w:rPr>
+        <w:t>After your attempt, compare with the supported explanation: Record mismatch Expected Y, actual X: locate the missing check.</w:t>
+      </w:r>
+    </w:p>
+    <w:p>
+      <w:pPr>
+        <w:spacing w:line="336" w:lineRule="auto" w:after="180"/>
+        <w:shd w:fill="F1F6FC"/>
+      </w:pPr>
+      <w:r>
+        <w:rPr>
+          <w:b w:val="0"/>
+        </w:rPr>
+        <w:t xml:space="preserve">A paper </w:t>
+      </w:r>
+      <w:r>
+        <w:rPr>
+          <w:b/>
+        </w:rPr>
+        <w:t>prototype</w:t>
+      </w:r>
+      <w:r>
+        <w:rPr>
+          <w:b w:val="0"/>
+        </w:rPr>
+        <w:t xml:space="preserve"> is executable when another person can follow its </w:t>
+      </w:r>
+      <w:r>
+        <w:rPr>
+          <w:b/>
+        </w:rPr>
+        <w:t>instruction</w:t>
+      </w:r>
+      <w:r>
+        <w:rPr>
+          <w:b w:val="0"/>
+        </w:rPr>
+        <w:t>s without guessing your intention. Record the actual wrong result separately from the expected one.</w:t>
+      </w:r>
+    </w:p>
+    <w:p>
+      <w:pPr>
+        <w:spacing w:line="336" w:lineRule="auto" w:after="180"/>
+        <w:shd w:fill="F1F6FC"/>
+      </w:pPr>
+      <w:r>
+        <w:rPr>
+          <w:b w:val="0"/>
+        </w:rPr>
+        <w:t xml:space="preserve">Discovering a missing comparison is useful </w:t>
+      </w:r>
+      <w:r>
+        <w:rPr>
+          <w:b/>
+        </w:rPr>
+        <w:t>evidence</w:t>
+      </w:r>
+      <w:r>
+        <w:rPr>
+          <w:b w:val="0"/>
+        </w:rPr>
+        <w:t xml:space="preserve"> for repair; pretending the </w:t>
+      </w:r>
+      <w:r>
+        <w:rPr>
+          <w:b/>
+        </w:rPr>
+        <w:t>operator</w:t>
+      </w:r>
+      <w:r>
+        <w:rPr>
+          <w:b w:val="0"/>
+        </w:rPr>
+        <w:t xml:space="preserve"> followed the intended rule would hide the defect.</w:t>
+      </w:r>
+    </w:p>
+    <w:p>
+      <w:pPr>
+        <w:pStyle w:val="Heading3"/>
+      </w:pPr>
+      <w:r>
         <w:t>Practice 2: explain the deciding evidence</w:t>
       </w:r>
     </w:p>
     <w:p>
-      <w:r>
+      <w:pPr>
+        <w:pStyle w:val="Heading3"/>
+      </w:pPr>
+      <w:r>
+        <w:t>Changed case · predict first</w:t>
+      </w:r>
+    </w:p>
+    <w:p>
+      <w:pPr>
+        <w:spacing w:line="336" w:lineRule="auto" w:after="180"/>
+        <w:shd w:fill="F5F1FB"/>
+      </w:pPr>
+      <w:r>
+        <w:rPr>
+          <w:b w:val="0"/>
+        </w:rPr>
         <w:t>Changed-case practice: Insert “if capacity is below count, continue” before accepting a bin. Which conclusion is supported by the supplied facts?</w:t>
       </w:r>
     </w:p>
     <w:p>
-      <w:r>
-        <w:t>1. This one example guarantees correct results for every future input.</w:t>
-      </w:r>
-    </w:p>
-    <w:p>
-      <w:r>
-        <w:t>2. The revised trace rejects X and accepts Y for 4.</w:t>
-      </w:r>
-    </w:p>
-    <w:p>
-      <w:r>
-        <w:t>3. We can decide the result without examining the changed input or the procedure.</w:t>
+      <w:pPr>
+        <w:spacing w:line="336" w:lineRule="auto" w:after="180"/>
+        <w:shd w:fill="F4F9FC"/>
+      </w:pPr>
+      <w:r>
+        <w:rPr>
+          <w:b w:val="0"/>
+        </w:rPr>
+        <w:t xml:space="preserve">1. This one example guarantees correct results for every future </w:t>
+      </w:r>
+      <w:r>
+        <w:rPr>
+          <w:b/>
+        </w:rPr>
+        <w:t>input</w:t>
+      </w:r>
+      <w:r>
+        <w:rPr>
+          <w:b w:val="0"/>
+        </w:rPr>
+        <w:t>.</w:t>
+      </w:r>
+    </w:p>
+    <w:p>
+      <w:pPr>
+        <w:spacing w:line="336" w:lineRule="auto" w:after="180"/>
+        <w:shd w:fill="F4F9FC"/>
+      </w:pPr>
+      <w:r>
+        <w:rPr>
+          <w:b w:val="0"/>
+        </w:rPr>
+        <w:t xml:space="preserve">2. The revised </w:t>
+      </w:r>
+      <w:r>
+        <w:rPr>
+          <w:b/>
+        </w:rPr>
+        <w:t>trace</w:t>
+      </w:r>
+      <w:r>
+        <w:rPr>
+          <w:b w:val="0"/>
+        </w:rPr>
+        <w:t xml:space="preserve"> rejects X and accepts Y for 4.</w:t>
+      </w:r>
+    </w:p>
+    <w:p>
+      <w:pPr>
+        <w:spacing w:line="336" w:lineRule="auto" w:after="180"/>
+        <w:shd w:fill="F4F9FC"/>
+      </w:pPr>
+      <w:r>
+        <w:rPr>
+          <w:b w:val="0"/>
+        </w:rPr>
+        <w:t xml:space="preserve">3. We can decide the result without examining the changed </w:t>
+      </w:r>
+      <w:r>
+        <w:rPr>
+          <w:b/>
+        </w:rPr>
+        <w:t>input</w:t>
+      </w:r>
+      <w:r>
+        <w:rPr>
+          <w:b w:val="0"/>
+        </w:rPr>
+        <w:t xml:space="preserve"> or the procedure.</w:t>
       </w:r>
     </w:p>
     <w:p>
@@ -3972,36 +8153,225 @@
       </w:r>
     </w:p>
     <w:p>
-      <w:r>
-        <w:t>Hint if needed: Use the changed condition and the deciding step in the pictorial trace. The answer must say what follows from those facts.</w:t>
-      </w:r>
-    </w:p>
-    <w:p>
-      <w:r>
-        <w:t>After your attempt, compare with the supported explanation: The revised trace rejects X and accepts Y for 4. 3&lt;4 is true; 7&lt;4 is false, so Y fits.</w:t>
-      </w:r>
-    </w:p>
-    <w:p>
       <w:pPr>
         <w:pStyle w:val="Heading3"/>
       </w:pPr>
       <w:r>
+        <w:t>Hint · try first</w:t>
+      </w:r>
+    </w:p>
+    <w:p>
+      <w:pPr>
+        <w:spacing w:line="336" w:lineRule="auto" w:after="180"/>
+        <w:shd w:fill="F1F6F8"/>
+      </w:pPr>
+      <w:r>
+        <w:rPr>
+          <w:b w:val="0"/>
+        </w:rPr>
+        <w:t xml:space="preserve">Hint if needed: Use the changed condition and the deciding step in the pictorial </w:t>
+      </w:r>
+      <w:r>
+        <w:rPr>
+          <w:b/>
+        </w:rPr>
+        <w:t>trace</w:t>
+      </w:r>
+      <w:r>
+        <w:rPr>
+          <w:b w:val="0"/>
+        </w:rPr>
+        <w:t>. The answer must say what follows from those facts.</w:t>
+      </w:r>
+    </w:p>
+    <w:p>
+      <w:pPr>
+        <w:pStyle w:val="Heading3"/>
+      </w:pPr>
+      <w:r>
+        <w:t>Feedback · compare after trying</w:t>
+      </w:r>
+    </w:p>
+    <w:p>
+      <w:pPr>
+        <w:spacing w:line="336" w:lineRule="auto" w:after="180"/>
+        <w:shd w:fill="F1F6FC"/>
+      </w:pPr>
+      <w:r>
+        <w:rPr>
+          <w:b w:val="0"/>
+        </w:rPr>
+        <w:t xml:space="preserve">After your attempt, compare with the supported explanation: The revised </w:t>
+      </w:r>
+      <w:r>
+        <w:rPr>
+          <w:b/>
+        </w:rPr>
+        <w:t>trace</w:t>
+      </w:r>
+      <w:r>
+        <w:rPr>
+          <w:b w:val="0"/>
+        </w:rPr>
+        <w:t xml:space="preserve"> rejects X and accepts Y for 4. 3&lt;4 is true; 7&lt;4 is false, so Y fits.</w:t>
+      </w:r>
+    </w:p>
+    <w:p>
+      <w:pPr>
+        <w:pStyle w:val="Heading3"/>
+      </w:pPr>
+      <w:r>
         <w:t>Repair a missing building block</w:t>
       </w:r>
     </w:p>
     <w:p>
-      <w:r>
-        <w:t>Review Design the Decision Process (ai-1/31). Goal: Design a decision process that covers valid, invalid and no-match requests. Short practice: Where does the first original rejection occur, and why is K3 not originally selected?. Return to this week and explain what you changed.</w:t>
-      </w:r>
-    </w:p>
-    <w:p>
-      <w:r>
-        <w:t>Review Find a Real Problem (ai-1/29). Goal: Describe a specific user difficulty using supplied evidence without inventing its cause. Short practice: Write a one-sentence project goal and say what evidence would count as a failure.. Return to this week and explain what you changed.</w:t>
-      </w:r>
-    </w:p>
-    <w:p>
-      <w:r>
-        <w:t>Review Prompts Are Design Instructions (ai-1/26). Goal: Write a prompt with a clear task, supplied evidence and checkable output requirements. Short practice: What must happen if B instead conflicts with another equally authoritative duration record?. Return to this week and explain what you changed.</w:t>
+      <w:pPr>
+        <w:spacing w:line="336" w:lineRule="auto" w:after="180"/>
+      </w:pPr>
+      <w:r>
+        <w:rPr>
+          <w:b w:val="0"/>
+        </w:rPr>
+        <w:t xml:space="preserve">Review Design the Decision </w:t>
+      </w:r>
+      <w:r>
+        <w:rPr>
+          <w:b/>
+        </w:rPr>
+        <w:t>Process</w:t>
+      </w:r>
+      <w:r>
+        <w:rPr>
+          <w:b w:val="0"/>
+        </w:rPr>
+        <w:t xml:space="preserve"> (ai-1/31). Goal: Design a decision </w:t>
+      </w:r>
+      <w:r>
+        <w:rPr>
+          <w:b/>
+        </w:rPr>
+        <w:t>process</w:t>
+      </w:r>
+      <w:r>
+        <w:rPr>
+          <w:b w:val="0"/>
+        </w:rPr>
+        <w:t xml:space="preserve"> that covers valid, invalid and no-match requests.</w:t>
+      </w:r>
+    </w:p>
+    <w:p>
+      <w:pPr>
+        <w:spacing w:line="336" w:lineRule="auto" w:after="180"/>
+      </w:pPr>
+      <w:r>
+        <w:rPr>
+          <w:b w:val="0"/>
+        </w:rPr>
+        <w:t>Short practice: Where does the first original rejection occur, and why is K3 not originally selected?. Return to this week and explain what you changed.</w:t>
+      </w:r>
+    </w:p>
+    <w:p>
+      <w:pPr>
+        <w:spacing w:line="336" w:lineRule="auto" w:after="180"/>
+      </w:pPr>
+      <w:r>
+        <w:rPr>
+          <w:b w:val="0"/>
+        </w:rPr>
+        <w:t xml:space="preserve">Review Find a Real Problem (ai-1/29). Goal: Describe a specific user difficulty using supplied </w:t>
+      </w:r>
+      <w:r>
+        <w:rPr>
+          <w:b/>
+        </w:rPr>
+        <w:t>evidence</w:t>
+      </w:r>
+      <w:r>
+        <w:rPr>
+          <w:b w:val="0"/>
+        </w:rPr>
+        <w:t xml:space="preserve"> without inventing its cause.</w:t>
+      </w:r>
+    </w:p>
+    <w:p>
+      <w:pPr>
+        <w:spacing w:line="336" w:lineRule="auto" w:after="180"/>
+      </w:pPr>
+      <w:r>
+        <w:rPr>
+          <w:b w:val="0"/>
+        </w:rPr>
+        <w:t xml:space="preserve">Short practice: Write a one-sentence project goal and say what </w:t>
+      </w:r>
+      <w:r>
+        <w:rPr>
+          <w:b/>
+        </w:rPr>
+        <w:t>evidence</w:t>
+      </w:r>
+      <w:r>
+        <w:rPr>
+          <w:b w:val="0"/>
+        </w:rPr>
+        <w:t xml:space="preserve"> would count as a failure.. Return to this week and explain what you changed.</w:t>
+      </w:r>
+    </w:p>
+    <w:p>
+      <w:pPr>
+        <w:spacing w:line="336" w:lineRule="auto" w:after="180"/>
+      </w:pPr>
+      <w:r>
+        <w:rPr>
+          <w:b w:val="0"/>
+        </w:rPr>
+        <w:t xml:space="preserve">Review Prompts Are Design </w:t>
+      </w:r>
+      <w:r>
+        <w:rPr>
+          <w:b/>
+        </w:rPr>
+        <w:t>Instruction</w:t>
+      </w:r>
+      <w:r>
+        <w:rPr>
+          <w:b w:val="0"/>
+        </w:rPr>
+        <w:t xml:space="preserve">s (ai-1/26). Goal: Write a prompt with a clear task, supplied </w:t>
+      </w:r>
+      <w:r>
+        <w:rPr>
+          <w:b/>
+        </w:rPr>
+        <w:t>evidence</w:t>
+      </w:r>
+      <w:r>
+        <w:rPr>
+          <w:b w:val="0"/>
+        </w:rPr>
+        <w:t xml:space="preserve"> and checkable </w:t>
+      </w:r>
+      <w:r>
+        <w:rPr>
+          <w:b/>
+        </w:rPr>
+        <w:t>output</w:t>
+      </w:r>
+      <w:r>
+        <w:rPr>
+          <w:b w:val="0"/>
+        </w:rPr>
+        <w:t xml:space="preserve"> requirements.</w:t>
+      </w:r>
+    </w:p>
+    <w:p>
+      <w:pPr>
+        <w:spacing w:line="336" w:lineRule="auto" w:after="180"/>
+      </w:pPr>
+      <w:r>
+        <w:rPr>
+          <w:b w:val="0"/>
+        </w:rPr>
+        <w:t>Short practice: What must happen if B instead conflicts with another equally authoritative duration record?. Return to this week and explain what you changed.</w:t>
       </w:r>
     </w:p>
     <w:p>
@@ -4013,8 +8383,778 @@
       </w:r>
     </w:p>
     <w:p>
-      <w:r>
-        <w:t>Use Download completed work in the hosted lesson to export your answers, reflections, practice feedback and code-run evidence. Open the HTML copy to read or print it. Drafts stay in this browser when storage is available; clear drafts on a shared device.</w:t>
+      <w:pPr>
+        <w:spacing w:line="336" w:lineRule="auto" w:after="180"/>
+      </w:pPr>
+      <w:r>
+        <w:rPr>
+          <w:b w:val="0"/>
+        </w:rPr>
+        <w:t xml:space="preserve">Use Download completed work in the hosted lesson to export your answers, reflections, practice feedback and code-run </w:t>
+      </w:r>
+      <w:r>
+        <w:rPr>
+          <w:b/>
+        </w:rPr>
+        <w:t>evidence</w:t>
+      </w:r>
+      <w:r>
+        <w:rPr>
+          <w:b w:val="0"/>
+        </w:rPr>
+        <w:t>. Open the HTML copy to read or print it.</w:t>
+      </w:r>
+    </w:p>
+    <w:p>
+      <w:pPr>
+        <w:spacing w:line="336" w:lineRule="auto" w:after="180"/>
+      </w:pPr>
+      <w:r>
+        <w:rPr>
+          <w:b w:val="0"/>
+        </w:rPr>
+        <w:t>Drafts stay in this browser when storage is available; clear drafts on a shared device.</w:t>
+      </w:r>
+    </w:p>
+    <w:p>
+      <w:pPr>
+        <w:pStyle w:val="Heading1"/>
+      </w:pPr>
+      <w:r>
+        <w:t>18. Visual concept journey</w:t>
+      </w:r>
+    </w:p>
+    <w:p>
+      <w:r>
+        <w:t>Explain each Build a Paper Prototype graphic using its labels, deciding evidence and relevant limitation.</w:t>
+      </w:r>
+    </w:p>
+    <w:p>
+      <w:pPr>
+        <w:pStyle w:val="Heading3"/>
+      </w:pPr>
+      <w:r>
+        <w:t>01. Build a Paper Prototype: the case</w:t>
+      </w:r>
+    </w:p>
+    <w:p>
+      <w:r>
+        <w:drawing>
+          <wp:inline xmlns:a="http://schemas.openxmlformats.org/drawingml/2006/main" xmlns:pic="http://schemas.openxmlformats.org/drawingml/2006/picture">
+            <wp:extent cx="5486400" cy="2990088"/>
+            <wp:docPr id="22" name="Picture 22" descr="A fictional team turns a storage-bin specification into movable instruction cards. Supplied facts: Bins X capacity 3 then Y capacity 7; valid count 1–9. Select first capacity at least count. For request 4, write baseline Y before operating cards. Prototype cards mistakenly stop with X immediately."/>
+            <wp:cNvGraphicFramePr>
+              <a:graphicFrameLocks noChangeAspect="1"/>
+            </wp:cNvGraphicFramePr>
+            <a:graphic>
+              <a:graphicData uri="http://schemas.openxmlformats.org/drawingml/2006/picture">
+                <pic:pic>
+                  <pic:nvPicPr>
+                    <pic:cNvPr id="0" name="academy-story-ai-1-32-01.png"/>
+                    <pic:cNvPicPr/>
+                  </pic:nvPicPr>
+                  <pic:blipFill>
+                    <a:blip r:embed="rId30"/>
+                    <a:stretch>
+                      <a:fillRect/>
+                    </a:stretch>
+                  </pic:blipFill>
+                  <pic:spPr>
+                    <a:xfrm>
+                      <a:off x="0" y="0"/>
+                      <a:ext cx="5486400" cy="2990088"/>
+                    </a:xfrm>
+                    <a:prstGeom prst="rect"/>
+                  </pic:spPr>
+                </pic:pic>
+              </a:graphicData>
+            </a:graphic>
+          </wp:inline>
+        </w:drawing>
+      </w:r>
+    </w:p>
+    <w:p>
+      <w:pPr>
+        <w:spacing w:line="336" w:lineRule="auto" w:after="180"/>
+      </w:pPr>
+      <w:r>
+        <w:rPr>
+          <w:b w:val="0"/>
+        </w:rPr>
+        <w:t xml:space="preserve">A fictional team turns a storage-bin specification into movable </w:t>
+      </w:r>
+      <w:r>
+        <w:rPr>
+          <w:b/>
+        </w:rPr>
+        <w:t>instruction</w:t>
+      </w:r>
+      <w:r>
+        <w:rPr>
+          <w:b w:val="0"/>
+        </w:rPr>
+        <w:t xml:space="preserve"> cards. Supplied facts: Bins X capacity 3 then Y capacity 7; valid count 1–9. Select first capacity at least count.</w:t>
+      </w:r>
+    </w:p>
+    <w:p>
+      <w:pPr>
+        <w:spacing w:line="336" w:lineRule="auto" w:after="180"/>
+      </w:pPr>
+      <w:r>
+        <w:rPr>
+          <w:b w:val="0"/>
+        </w:rPr>
+        <w:t xml:space="preserve">For request 4, write baseline Y before operating cards. </w:t>
+      </w:r>
+      <w:r>
+        <w:rPr>
+          <w:b/>
+        </w:rPr>
+        <w:t>Prototype</w:t>
+      </w:r>
+      <w:r>
+        <w:rPr>
+          <w:b w:val="0"/>
+        </w:rPr>
+        <w:t xml:space="preserve"> cards mistakenly stop with X immediately.</w:t>
+      </w:r>
+    </w:p>
+    <w:p>
+      <w:pPr>
+        <w:spacing w:line="336" w:lineRule="auto" w:after="180"/>
+        <w:shd w:fill="F5F1FB"/>
+      </w:pPr>
+      <w:r>
+        <w:rPr>
+          <w:b w:val="0"/>
+        </w:rPr>
+        <w:t>Point to the given fact that matters most. Explain why it matters.</w:t>
+      </w:r>
+    </w:p>
+    <w:p>
+      <w:pPr>
+        <w:pStyle w:val="Heading3"/>
+      </w:pPr>
+      <w:r>
+        <w:t>02. Follow the deciding steps</w:t>
+      </w:r>
+    </w:p>
+    <w:p>
+      <w:r>
+        <w:drawing>
+          <wp:inline xmlns:a="http://schemas.openxmlformats.org/drawingml/2006/main" xmlns:pic="http://schemas.openxmlformats.org/drawingml/2006/picture">
+            <wp:extent cx="5486400" cy="4005072"/>
+            <wp:docPr id="23" name="Picture 23" descr="Expected result: Baseline checks X then Y and expects Y for count 4. → Operate literally: Follow the current prototype cards without secretly repairing them. → Actual trace: Prototype stops at X; it never performs the capacity comparison. → Record mismatch: Expected Y, actual X: locate the missing check."/>
+            <wp:cNvGraphicFramePr>
+              <a:graphicFrameLocks noChangeAspect="1"/>
+            </wp:cNvGraphicFramePr>
+            <a:graphic>
+              <a:graphicData uri="http://schemas.openxmlformats.org/drawingml/2006/picture">
+                <pic:pic>
+                  <pic:nvPicPr>
+                    <pic:cNvPr id="0" name="academy-story-ai-1-32-02.png"/>
+                    <pic:cNvPicPr/>
+                  </pic:nvPicPr>
+                  <pic:blipFill>
+                    <a:blip r:embed="rId31"/>
+                    <a:stretch>
+                      <a:fillRect/>
+                    </a:stretch>
+                  </pic:blipFill>
+                  <pic:spPr>
+                    <a:xfrm>
+                      <a:off x="0" y="0"/>
+                      <a:ext cx="5486400" cy="4005072"/>
+                    </a:xfrm>
+                    <a:prstGeom prst="rect"/>
+                  </pic:spPr>
+                </pic:pic>
+              </a:graphicData>
+            </a:graphic>
+          </wp:inline>
+        </w:drawing>
+      </w:r>
+    </w:p>
+    <w:p>
+      <w:pPr>
+        <w:spacing w:line="336" w:lineRule="auto" w:after="180"/>
+      </w:pPr>
+      <w:r>
+        <w:rPr>
+          <w:b/>
+        </w:rPr>
+        <w:t>Expected result</w:t>
+      </w:r>
+      <w:r>
+        <w:rPr>
+          <w:b w:val="0"/>
+        </w:rPr>
+        <w:t xml:space="preserve">: Baseline checks X then Y and expects Y for count 4. → Operate literally: Follow the current </w:t>
+      </w:r>
+      <w:r>
+        <w:rPr>
+          <w:b/>
+        </w:rPr>
+        <w:t>prototype</w:t>
+      </w:r>
+      <w:r>
+        <w:rPr>
+          <w:b w:val="0"/>
+        </w:rPr>
+        <w:t xml:space="preserve"> cards without secretly repairing them. → Actual </w:t>
+      </w:r>
+      <w:r>
+        <w:rPr>
+          <w:b/>
+        </w:rPr>
+        <w:t>trace</w:t>
+      </w:r>
+      <w:r>
+        <w:rPr>
+          <w:b w:val="0"/>
+        </w:rPr>
+        <w:t xml:space="preserve">: </w:t>
+      </w:r>
+      <w:r>
+        <w:rPr>
+          <w:b/>
+        </w:rPr>
+        <w:t>Prototype</w:t>
+      </w:r>
+      <w:r>
+        <w:rPr>
+          <w:b w:val="0"/>
+        </w:rPr>
+        <w:t xml:space="preserve"> stops at X; it never performs the capacity comparison. → Record mismatch: Expected Y, actual X: locate the missing check.</w:t>
+      </w:r>
+    </w:p>
+    <w:p>
+      <w:pPr>
+        <w:spacing w:line="336" w:lineRule="auto" w:after="180"/>
+        <w:shd w:fill="F5F1FB"/>
+      </w:pPr>
+      <w:r>
+        <w:rPr>
+          <w:b w:val="0"/>
+        </w:rPr>
+        <w:t xml:space="preserve">Point to each numbered stage and explain which recorded </w:t>
+      </w:r>
+      <w:r>
+        <w:rPr>
+          <w:b/>
+        </w:rPr>
+        <w:t>input</w:t>
+      </w:r>
+      <w:r>
+        <w:rPr>
+          <w:b w:val="0"/>
+        </w:rPr>
+        <w:t xml:space="preserve"> it uses.</w:t>
+      </w:r>
+    </w:p>
+    <w:p>
+      <w:pPr>
+        <w:pStyle w:val="Heading3"/>
+      </w:pPr>
+      <w:r>
+        <w:t>03. A paper run that can be checked</w:t>
+      </w:r>
+    </w:p>
+    <w:p>
+      <w:r>
+        <w:drawing>
+          <wp:inline xmlns:a="http://schemas.openxmlformats.org/drawingml/2006/main" xmlns:pic="http://schemas.openxmlformats.org/drawingml/2006/picture">
+            <wp:extent cx="5486400" cy="2834640"/>
+            <wp:docPr id="24" name="Picture 24" descr="A paper run that can be checked. Request and version labels | Validate the two fields | Record pass or clarification. Marker at current row | Check time AND quiet | Record checks and next step. First fit or end of list | Suggest or report no match | Record output and stop"/>
+            <wp:cNvGraphicFramePr>
+              <a:graphicFrameLocks noChangeAspect="1"/>
+            </wp:cNvGraphicFramePr>
+            <a:graphic>
+              <a:graphicData uri="http://schemas.openxmlformats.org/drawingml/2006/picture">
+                <pic:pic>
+                  <pic:nvPicPr>
+                    <pic:cNvPr id="0" name="academy-story-ai-1-32-03.png"/>
+                    <pic:cNvPicPr/>
+                  </pic:nvPicPr>
+                  <pic:blipFill>
+                    <a:blip r:embed="rId32"/>
+                    <a:stretch>
+                      <a:fillRect/>
+                    </a:stretch>
+                  </pic:blipFill>
+                  <pic:spPr>
+                    <a:xfrm>
+                      <a:off x="0" y="0"/>
+                      <a:ext cx="5486400" cy="2834640"/>
+                    </a:xfrm>
+                    <a:prstGeom prst="rect"/>
+                  </pic:spPr>
+                </pic:pic>
+              </a:graphicData>
+            </a:graphic>
+          </wp:inline>
+        </w:drawing>
+      </w:r>
+    </w:p>
+    <w:p>
+      <w:pPr>
+        <w:spacing w:line="336" w:lineRule="auto" w:after="180"/>
+      </w:pPr>
+      <w:r>
+        <w:rPr>
+          <w:b w:val="0"/>
+        </w:rPr>
+        <w:t>A paper run that can be checked. Request and version labels | Validate the two fields | Record pass or clarification. Marker at current row | Check time AND quiet | Record checks and next step.</w:t>
+      </w:r>
+    </w:p>
+    <w:p>
+      <w:pPr>
+        <w:spacing w:line="336" w:lineRule="auto" w:after="180"/>
+      </w:pPr>
+      <w:r>
+        <w:rPr>
+          <w:b w:val="0"/>
+        </w:rPr>
+        <w:t xml:space="preserve">First fit or end of list | Suggest or report no match | Record </w:t>
+      </w:r>
+      <w:r>
+        <w:rPr>
+          <w:b/>
+        </w:rPr>
+        <w:t>output</w:t>
+      </w:r>
+      <w:r>
+        <w:rPr>
+          <w:b w:val="0"/>
+        </w:rPr>
+        <w:t xml:space="preserve"> and stop</w:t>
+      </w:r>
+    </w:p>
+    <w:p>
+      <w:pPr>
+        <w:spacing w:line="336" w:lineRule="auto" w:after="180"/>
+        <w:shd w:fill="F5F1FB"/>
+      </w:pPr>
+      <w:r>
+        <w:rPr>
+          <w:b w:val="0"/>
+        </w:rPr>
+        <w:t>Read the labels and values. Explain the relationship the model shows.</w:t>
+      </w:r>
+    </w:p>
+    <w:p>
+      <w:pPr>
+        <w:pStyle w:val="Heading3"/>
+      </w:pPr>
+      <w:r>
+        <w:t>04. Change one thing. Trace what follows.</w:t>
+      </w:r>
+    </w:p>
+    <w:p>
+      <w:r>
+        <w:drawing>
+          <wp:inline xmlns:a="http://schemas.openxmlformats.org/drawingml/2006/main" xmlns:pic="http://schemas.openxmlformats.org/drawingml/2006/picture">
+            <wp:extent cx="5486400" cy="3026664"/>
+            <wp:docPr id="25" name="Picture 25" descr="Original case: Expected Y, actual X: locate the missing check. Changed condition: Insert “if capacity is below count, continue” before accepting a bin. Expected result: The revised trace rejects X and accepts Y for 4. Reason: 3&lt;4 is true; 7&lt;4 is false, so Y fits."/>
+            <wp:cNvGraphicFramePr>
+              <a:graphicFrameLocks noChangeAspect="1"/>
+            </wp:cNvGraphicFramePr>
+            <a:graphic>
+              <a:graphicData uri="http://schemas.openxmlformats.org/drawingml/2006/picture">
+                <pic:pic>
+                  <pic:nvPicPr>
+                    <pic:cNvPr id="0" name="academy-story-ai-1-32-04.png"/>
+                    <pic:cNvPicPr/>
+                  </pic:nvPicPr>
+                  <pic:blipFill>
+                    <a:blip r:embed="rId33"/>
+                    <a:stretch>
+                      <a:fillRect/>
+                    </a:stretch>
+                  </pic:blipFill>
+                  <pic:spPr>
+                    <a:xfrm>
+                      <a:off x="0" y="0"/>
+                      <a:ext cx="5486400" cy="3026664"/>
+                    </a:xfrm>
+                    <a:prstGeom prst="rect"/>
+                  </pic:spPr>
+                </pic:pic>
+              </a:graphicData>
+            </a:graphic>
+          </wp:inline>
+        </w:drawing>
+      </w:r>
+    </w:p>
+    <w:p>
+      <w:pPr>
+        <w:spacing w:line="336" w:lineRule="auto" w:after="180"/>
+      </w:pPr>
+      <w:r>
+        <w:rPr>
+          <w:b w:val="0"/>
+        </w:rPr>
+        <w:t xml:space="preserve">Original case: Expected Y, actual X: locate the missing check. Changed condition: Insert “if capacity is below count, continue” before accepting a bin. </w:t>
+      </w:r>
+      <w:r>
+        <w:rPr>
+          <w:b/>
+        </w:rPr>
+        <w:t>Expected result</w:t>
+      </w:r>
+      <w:r>
+        <w:rPr>
+          <w:b w:val="0"/>
+        </w:rPr>
+        <w:t xml:space="preserve">: The revised </w:t>
+      </w:r>
+      <w:r>
+        <w:rPr>
+          <w:b/>
+        </w:rPr>
+        <w:t>trace</w:t>
+      </w:r>
+      <w:r>
+        <w:rPr>
+          <w:b w:val="0"/>
+        </w:rPr>
+        <w:t xml:space="preserve"> rejects X and accepts Y for 4.</w:t>
+      </w:r>
+    </w:p>
+    <w:p>
+      <w:pPr>
+        <w:spacing w:line="336" w:lineRule="auto" w:after="180"/>
+      </w:pPr>
+      <w:r>
+        <w:rPr>
+          <w:b w:val="0"/>
+        </w:rPr>
+        <w:t>Reason: 3&lt;4 is true; 7&lt;4 is false, so Y fits.</w:t>
+      </w:r>
+    </w:p>
+    <w:p>
+      <w:pPr>
+        <w:spacing w:line="336" w:lineRule="auto" w:after="180"/>
+        <w:shd w:fill="F5F1FB"/>
+      </w:pPr>
+      <w:r>
+        <w:rPr>
+          <w:b w:val="0"/>
+        </w:rPr>
+        <w:t>Predict before checking the worked changed-case result. Name what changed and what the supplied facts allow you to conclude.</w:t>
+      </w:r>
+    </w:p>
+    <w:p>
+      <w:pPr>
+        <w:pStyle w:val="Heading3"/>
+      </w:pPr>
+      <w:r>
+        <w:t>05. Connect the explanation to its limit</w:t>
+      </w:r>
+    </w:p>
+    <w:p>
+      <w:r>
+        <w:drawing>
+          <wp:inline xmlns:a="http://schemas.openxmlformats.org/drawingml/2006/main" xmlns:pic="http://schemas.openxmlformats.org/drawingml/2006/picture">
+            <wp:extent cx="5486400" cy="2834640"/>
+            <wp:docPr id="26" name="Picture 26" descr="A paper prototype is executable when another person can follow its instructions without guessing your intention. Record the actual wrong result separately from the expected one. Discovering a missing comparison is useful evidence for repair; pretending the operator followed the intended rule would hide the defect. Limit: One repaired paper case does not establish usability, correctness on every input or performance of a later software implementation."/>
+            <wp:cNvGraphicFramePr>
+              <a:graphicFrameLocks noChangeAspect="1"/>
+            </wp:cNvGraphicFramePr>
+            <a:graphic>
+              <a:graphicData uri="http://schemas.openxmlformats.org/drawingml/2006/picture">
+                <pic:pic>
+                  <pic:nvPicPr>
+                    <pic:cNvPr id="0" name="academy-story-ai-1-32-05.png"/>
+                    <pic:cNvPicPr/>
+                  </pic:nvPicPr>
+                  <pic:blipFill>
+                    <a:blip r:embed="rId34"/>
+                    <a:stretch>
+                      <a:fillRect/>
+                    </a:stretch>
+                  </pic:blipFill>
+                  <pic:spPr>
+                    <a:xfrm>
+                      <a:off x="0" y="0"/>
+                      <a:ext cx="5486400" cy="2834640"/>
+                    </a:xfrm>
+                    <a:prstGeom prst="rect"/>
+                  </pic:spPr>
+                </pic:pic>
+              </a:graphicData>
+            </a:graphic>
+          </wp:inline>
+        </w:drawing>
+      </w:r>
+    </w:p>
+    <w:p>
+      <w:pPr>
+        <w:spacing w:line="336" w:lineRule="auto" w:after="180"/>
+      </w:pPr>
+      <w:r>
+        <w:rPr>
+          <w:b w:val="0"/>
+        </w:rPr>
+        <w:t xml:space="preserve">A paper </w:t>
+      </w:r>
+      <w:r>
+        <w:rPr>
+          <w:b/>
+        </w:rPr>
+        <w:t>prototype</w:t>
+      </w:r>
+      <w:r>
+        <w:rPr>
+          <w:b w:val="0"/>
+        </w:rPr>
+        <w:t xml:space="preserve"> is executable when another person can follow its </w:t>
+      </w:r>
+      <w:r>
+        <w:rPr>
+          <w:b/>
+        </w:rPr>
+        <w:t>instruction</w:t>
+      </w:r>
+      <w:r>
+        <w:rPr>
+          <w:b w:val="0"/>
+        </w:rPr>
+        <w:t>s without guessing your intention. Record the actual wrong result separately from the expected one.</w:t>
+      </w:r>
+    </w:p>
+    <w:p>
+      <w:pPr>
+        <w:spacing w:line="336" w:lineRule="auto" w:after="180"/>
+      </w:pPr>
+      <w:r>
+        <w:rPr>
+          <w:b w:val="0"/>
+        </w:rPr>
+        <w:t xml:space="preserve">Discovering a missing comparison is useful </w:t>
+      </w:r>
+      <w:r>
+        <w:rPr>
+          <w:b/>
+        </w:rPr>
+        <w:t>evidence</w:t>
+      </w:r>
+      <w:r>
+        <w:rPr>
+          <w:b w:val="0"/>
+        </w:rPr>
+        <w:t xml:space="preserve"> for repair; pretending the </w:t>
+      </w:r>
+      <w:r>
+        <w:rPr>
+          <w:b/>
+        </w:rPr>
+        <w:t>operator</w:t>
+      </w:r>
+      <w:r>
+        <w:rPr>
+          <w:b w:val="0"/>
+        </w:rPr>
+        <w:t xml:space="preserve"> followed the intended rule would hide the defect.</w:t>
+      </w:r>
+    </w:p>
+    <w:p>
+      <w:pPr>
+        <w:spacing w:line="336" w:lineRule="auto" w:after="180"/>
+      </w:pPr>
+      <w:r>
+        <w:rPr>
+          <w:b w:val="0"/>
+        </w:rPr>
+        <w:t xml:space="preserve">Limit: One repaired paper case does not establish usability, correctness on every </w:t>
+      </w:r>
+      <w:r>
+        <w:rPr>
+          <w:b/>
+        </w:rPr>
+        <w:t>input</w:t>
+      </w:r>
+      <w:r>
+        <w:rPr>
+          <w:b w:val="0"/>
+        </w:rPr>
+        <w:t xml:space="preserve"> or performance of a later software implementation.</w:t>
+      </w:r>
+    </w:p>
+    <w:p>
+      <w:pPr>
+        <w:spacing w:line="336" w:lineRule="auto" w:after="180"/>
+        <w:shd w:fill="F5F1FB"/>
+      </w:pPr>
+      <w:r>
+        <w:rPr>
+          <w:b w:val="0"/>
+        </w:rPr>
+        <w:t>Explain the case, then point to a limit on the claim.</w:t>
+      </w:r>
+    </w:p>
+    <w:p>
+      <w:pPr>
+        <w:pStyle w:val="Heading3"/>
+      </w:pPr>
+      <w:r>
+        <w:t>06. Make the idea visible in your project</w:t>
+      </w:r>
+    </w:p>
+    <w:p>
+      <w:r>
+        <w:drawing>
+          <wp:inline xmlns:a="http://schemas.openxmlformats.org/drawingml/2006/main" xmlns:pic="http://schemas.openxmlformats.org/drawingml/2006/picture">
+            <wp:extent cx="5486400" cy="3380232"/>
+            <wp:docPr id="27" name="Picture 27" descr="Save sorter instruction cards, dated versions and operator traces alongside the manual expected outputs. Draw your input, deciding step, result and limit. Supported question: What should appear in the test log before and after the repair?"/>
+            <wp:cNvGraphicFramePr>
+              <a:graphicFrameLocks noChangeAspect="1"/>
+            </wp:cNvGraphicFramePr>
+            <a:graphic>
+              <a:graphicData uri="http://schemas.openxmlformats.org/drawingml/2006/picture">
+                <pic:pic>
+                  <pic:nvPicPr>
+                    <pic:cNvPr id="0" name="academy-story-ai-1-32-06.png"/>
+                    <pic:cNvPicPr/>
+                  </pic:nvPicPr>
+                  <pic:blipFill>
+                    <a:blip r:embed="rId35"/>
+                    <a:stretch>
+                      <a:fillRect/>
+                    </a:stretch>
+                  </pic:blipFill>
+                  <pic:spPr>
+                    <a:xfrm>
+                      <a:off x="0" y="0"/>
+                      <a:ext cx="5486400" cy="3380232"/>
+                    </a:xfrm>
+                    <a:prstGeom prst="rect"/>
+                  </pic:spPr>
+                </pic:pic>
+              </a:graphicData>
+            </a:graphic>
+          </wp:inline>
+        </w:drawing>
+      </w:r>
+    </w:p>
+    <w:p>
+      <w:pPr>
+        <w:spacing w:line="336" w:lineRule="auto" w:after="180"/>
+        <w:shd w:fill="F5F1FB"/>
+      </w:pPr>
+      <w:r>
+        <w:rPr>
+          <w:b w:val="0"/>
+        </w:rPr>
+        <w:t xml:space="preserve">Save sorter </w:t>
+      </w:r>
+      <w:r>
+        <w:rPr>
+          <w:b/>
+        </w:rPr>
+        <w:t>instruction</w:t>
+      </w:r>
+      <w:r>
+        <w:rPr>
+          <w:b w:val="0"/>
+        </w:rPr>
+        <w:t xml:space="preserve"> cards, dated versions and </w:t>
+      </w:r>
+      <w:r>
+        <w:rPr>
+          <w:b/>
+        </w:rPr>
+        <w:t>operator</w:t>
+      </w:r>
+      <w:r>
+        <w:rPr>
+          <w:b w:val="0"/>
+        </w:rPr>
+        <w:t xml:space="preserve"> </w:t>
+      </w:r>
+      <w:r>
+        <w:rPr>
+          <w:b/>
+        </w:rPr>
+        <w:t>trace</w:t>
+      </w:r>
+      <w:r>
+        <w:rPr>
+          <w:b w:val="0"/>
+        </w:rPr>
+        <w:t xml:space="preserve">s alongside the manual expected </w:t>
+      </w:r>
+      <w:r>
+        <w:rPr>
+          <w:b/>
+        </w:rPr>
+        <w:t>output</w:t>
+      </w:r>
+      <w:r>
+        <w:rPr>
+          <w:b w:val="0"/>
+        </w:rPr>
+        <w:t xml:space="preserve">s. Draw your </w:t>
+      </w:r>
+      <w:r>
+        <w:rPr>
+          <w:b/>
+        </w:rPr>
+        <w:t>input</w:t>
+      </w:r>
+      <w:r>
+        <w:rPr>
+          <w:b w:val="0"/>
+        </w:rPr>
+        <w:t>, deciding step, result and limit.</w:t>
+      </w:r>
+    </w:p>
+    <w:p>
+      <w:pPr>
+        <w:spacing w:line="336" w:lineRule="auto" w:after="180"/>
+        <w:shd w:fill="F5F1FB"/>
+      </w:pPr>
+      <w:r>
+        <w:rPr>
+          <w:b w:val="0"/>
+        </w:rPr>
+        <w:t>Supported question: What should appear in the test log before and after the repair?</w:t>
+      </w:r>
+    </w:p>
+    <w:p>
+      <w:pPr>
+        <w:spacing w:line="336" w:lineRule="auto" w:after="180"/>
+        <w:shd w:fill="F5F1FB"/>
+      </w:pPr>
+      <w:r>
+        <w:rPr>
+          <w:b w:val="0"/>
+        </w:rPr>
+        <w:t xml:space="preserve">Draw your project </w:t>
+      </w:r>
+      <w:r>
+        <w:rPr>
+          <w:b/>
+        </w:rPr>
+        <w:t>trace</w:t>
+      </w:r>
+      <w:r>
+        <w:rPr>
+          <w:b w:val="0"/>
+        </w:rPr>
+        <w:t xml:space="preserve"> and justify the deciding step using </w:t>
+      </w:r>
+      <w:r>
+        <w:rPr>
+          <w:b/>
+        </w:rPr>
+        <w:t>evidence</w:t>
+      </w:r>
+      <w:r>
+        <w:rPr>
+          <w:b w:val="0"/>
+        </w:rPr>
+        <w:t>.</w:t>
       </w:r>
     </w:p>
     <w:sectPr>
